--- a/informe_preprocesamiento_futbol.docx
+++ b/informe_preprocesamiento_futbol.docx
@@ -168,7 +168,6 @@
           <w:szCs w:val="26"/>
         </w:rPr>
       </w:pPr>
-      <w:proofErr w:type="spellStart"/>
       <w:r>
         <w:rPr>
           <w:i/>
@@ -177,31 +176,8 @@
           <w:sz w:val="26"/>
           <w:szCs w:val="26"/>
         </w:rPr>
-        <w:t>Jhoan</w:t>
+        <w:t>Jhoan Sebastián Martínez Martínez</w:t>
       </w:r>
-      <w:proofErr w:type="spellEnd"/>
-      <w:r>
-        <w:rPr>
-          <w:i/>
-          <w:iCs/>
-          <w:color w:val="000000" w:themeColor="text1"/>
-          <w:sz w:val="26"/>
-          <w:szCs w:val="26"/>
-        </w:rPr>
-        <w:t xml:space="preserve"> Sebastián Martínez </w:t>
-      </w:r>
-      <w:proofErr w:type="spellStart"/>
-      <w:r>
-        <w:rPr>
-          <w:i/>
-          <w:iCs/>
-          <w:color w:val="000000" w:themeColor="text1"/>
-          <w:sz w:val="26"/>
-          <w:szCs w:val="26"/>
-        </w:rPr>
-        <w:t>Martínez</w:t>
-      </w:r>
-      <w:proofErr w:type="spellEnd"/>
     </w:p>
     <w:p>
       <w:pPr>
@@ -371,15 +347,7 @@
         <w:jc w:val="both"/>
       </w:pPr>
       <w:r>
-        <w:t xml:space="preserve">El conjunto de datos consolidado comprende 10,793 registros y hasta 268 variables por fuente, provenientes de </w:t>
-      </w:r>
-      <w:proofErr w:type="spellStart"/>
-      <w:r>
-        <w:t>FBref</w:t>
-      </w:r>
-      <w:proofErr w:type="spellEnd"/>
-      <w:r>
-        <w:t xml:space="preserve"> (Sports Reference). Se realizó exploración inicial, caracterización estructural, preprocesamiento detallado y análisis descriptivo. Como paso final se aplicó filtrado de calidad (10,781 registros confiables) y se implementó el esquema estrella propuesto, cargando los datos a una base de datos relacional compatible con MySQL.</w:t>
+        <w:t>El conjunto de datos consolidado comprende 10,793 registros y hasta 268 variables por fuente, provenientes de FBref (Sports Reference). Se realizó exploración inicial, caracterización estructural, preprocesamiento detallado y análisis descriptivo. Como paso final se aplicó filtrado de calidad (10,781 registros confiables) y se implementó el esquema estrella propuesto, cargando los datos a una base de datos relacional compatible con MySQL.</w:t>
       </w:r>
     </w:p>
     <w:p>
@@ -404,15 +372,7 @@
         <w:jc w:val="both"/>
       </w:pPr>
       <w:r>
-        <w:t xml:space="preserve">El análisis de datos deportivos ha crecido enormemente en la última década gracias a la disponibilidad de estadísticas detalladas por jugador. En el fútbol europeo, sitios como </w:t>
-      </w:r>
-      <w:proofErr w:type="spellStart"/>
-      <w:r>
-        <w:t>FBref</w:t>
-      </w:r>
-      <w:proofErr w:type="spellEnd"/>
-      <w:r>
-        <w:t xml:space="preserve"> (Sports Reference) ofrecen datos granulares sobre rendimiento ofensivo, defensivo, creación de jugadas y portería. Sin embargo, estos datos provienen de distintas temporadas con esquemas de columnas variables, formatos inconsistentes y diferente nivel de completitud, lo que requiere un preprocesamiento riguroso.</w:t>
+        <w:t>El análisis de datos deportivos ha crecido enormemente en la última década gracias a la disponibilidad de estadísticas detalladas por jugador. En el fútbol europeo, sitios como FBref (Sports Reference) ofrecen datos granulares sobre rendimiento ofensivo, defensivo, creación de jugadas y portería. Sin embargo, estos datos provienen de distintas temporadas con esquemas de columnas variables, formatos inconsistentes y diferente nivel de completitud, lo que requiere un preprocesamiento riguroso.</w:t>
       </w:r>
     </w:p>
     <w:p>
@@ -434,23 +394,7 @@
         <w:spacing w:before="30" w:after="30"/>
       </w:pPr>
       <w:r>
-        <w:t>¿Es posible predecir los goles de un jugador a partir de sus estadísticas de disparo (</w:t>
-      </w:r>
-      <w:proofErr w:type="spellStart"/>
-      <w:r>
-        <w:t>xG</w:t>
-      </w:r>
-      <w:proofErr w:type="spellEnd"/>
-      <w:r>
-        <w:t xml:space="preserve">, SoT, </w:t>
-      </w:r>
-      <w:proofErr w:type="spellStart"/>
-      <w:r>
-        <w:t>Sh</w:t>
-      </w:r>
-      <w:proofErr w:type="spellEnd"/>
-      <w:r>
-        <w:t>)?</w:t>
+        <w:t>¿Es posible predecir los goles de un jugador a partir de sus estadísticas de disparo (xG, SoT, Sh)?</w:t>
       </w:r>
     </w:p>
     <w:p>
@@ -534,12 +478,6 @@
         <w:gridCol w:w="1329"/>
       </w:tblGrid>
       <w:tr>
-        <w:tblPrEx>
-          <w:tblCellMar>
-            <w:top w:w="0" w:type="dxa"/>
-            <w:bottom w:w="0" w:type="dxa"/>
-          </w:tblCellMar>
-        </w:tblPrEx>
         <w:trPr>
           <w:tblHeader/>
         </w:trPr>
@@ -743,12 +681,6 @@
         </w:tc>
       </w:tr>
       <w:tr>
-        <w:tblPrEx>
-          <w:tblCellMar>
-            <w:top w:w="0" w:type="dxa"/>
-            <w:bottom w:w="0" w:type="dxa"/>
-          </w:tblCellMar>
-        </w:tblPrEx>
         <w:tc>
           <w:tcPr>
             <w:tcW w:w="360" w:type="dxa"/>
@@ -902,41 +834,17 @@
             </w:tcMar>
           </w:tcPr>
           <w:p>
-            <w:proofErr w:type="spellStart"/>
-            <w:r>
-              <w:rPr>
-                <w:sz w:val="19"/>
-                <w:szCs w:val="19"/>
-              </w:rPr>
-              <w:t>FBref</w:t>
-            </w:r>
-            <w:proofErr w:type="spellEnd"/>
-            <w:r>
-              <w:rPr>
-                <w:sz w:val="19"/>
-                <w:szCs w:val="19"/>
-              </w:rPr>
-              <w:t>/</w:t>
-            </w:r>
-            <w:proofErr w:type="spellStart"/>
-            <w:r>
-              <w:rPr>
-                <w:sz w:val="19"/>
-                <w:szCs w:val="19"/>
-              </w:rPr>
-              <w:t>Kaggle</w:t>
-            </w:r>
-            <w:proofErr w:type="spellEnd"/>
+            <w:r>
+              <w:rPr>
+                <w:sz w:val="19"/>
+                <w:szCs w:val="19"/>
+              </w:rPr>
+              <w:t>FBref/Kaggle</w:t>
+            </w:r>
           </w:p>
         </w:tc>
       </w:tr>
       <w:tr>
-        <w:tblPrEx>
-          <w:tblCellMar>
-            <w:top w:w="0" w:type="dxa"/>
-            <w:bottom w:w="0" w:type="dxa"/>
-          </w:tblCellMar>
-        </w:tblPrEx>
         <w:tc>
           <w:tcPr>
             <w:tcW w:w="360" w:type="dxa"/>
@@ -1090,7 +998,6 @@
             </w:tcMar>
           </w:tcPr>
           <w:p>
-            <w:proofErr w:type="spellStart"/>
             <w:r>
               <w:rPr>
                 <w:sz w:val="19"/>
@@ -1098,17 +1005,10 @@
               </w:rPr>
               <w:t>FBref</w:t>
             </w:r>
-            <w:proofErr w:type="spellEnd"/>
           </w:p>
         </w:tc>
       </w:tr>
       <w:tr>
-        <w:tblPrEx>
-          <w:tblCellMar>
-            <w:top w:w="0" w:type="dxa"/>
-            <w:bottom w:w="0" w:type="dxa"/>
-          </w:tblCellMar>
-        </w:tblPrEx>
         <w:tc>
           <w:tcPr>
             <w:tcW w:w="360" w:type="dxa"/>
@@ -1262,7 +1162,6 @@
             </w:tcMar>
           </w:tcPr>
           <w:p>
-            <w:proofErr w:type="spellStart"/>
             <w:r>
               <w:rPr>
                 <w:sz w:val="19"/>
@@ -1270,17 +1169,10 @@
               </w:rPr>
               <w:t>FBref</w:t>
             </w:r>
-            <w:proofErr w:type="spellEnd"/>
           </w:p>
         </w:tc>
       </w:tr>
       <w:tr>
-        <w:tblPrEx>
-          <w:tblCellMar>
-            <w:top w:w="0" w:type="dxa"/>
-            <w:bottom w:w="0" w:type="dxa"/>
-          </w:tblCellMar>
-        </w:tblPrEx>
         <w:tc>
           <w:tcPr>
             <w:tcW w:w="360" w:type="dxa"/>
@@ -1434,7 +1326,6 @@
             </w:tcMar>
           </w:tcPr>
           <w:p>
-            <w:proofErr w:type="spellStart"/>
             <w:r>
               <w:rPr>
                 <w:sz w:val="19"/>
@@ -1442,7 +1333,6 @@
               </w:rPr>
               <w:t>FBref</w:t>
             </w:r>
-            <w:proofErr w:type="spellEnd"/>
           </w:p>
         </w:tc>
       </w:tr>
@@ -1457,14 +1347,9 @@
         <w:spacing w:before="70" w:after="70"/>
         <w:jc w:val="both"/>
       </w:pPr>
-      <w:proofErr w:type="gramStart"/>
       <w:r>
         <w:lastRenderedPageBreak/>
-        <w:t>Total</w:t>
-      </w:r>
-      <w:proofErr w:type="gramEnd"/>
-      <w:r>
-        <w:t xml:space="preserve"> de registros cargados: 10,793. Ligas: Premier League (ENG), La Liga (ESP), Serie A (ITA), Bundesliga (GER), Ligue 1 (FRA). Tipo de datos: transaccional, granularidad individual (un registro = un jugador en una temporada). Propietario: Sports Reference LLC — licencia de uso no comercial.</w:t>
+        <w:t>Total de registros cargados: 10,793. Ligas: Premier League (ENG), La Liga (ESP), Serie A (ITA), Bundesliga (GER), Ligue 1 (FRA). Tipo de datos: transaccional, granularidad individual (un registro = un jugador en una temporada). Propietario: Sports Reference LLC — licencia de uso no comercial.</w:t>
       </w:r>
     </w:p>
     <w:p>
@@ -1497,15 +1382,7 @@
         <w:pStyle w:val="Ttulo2"/>
       </w:pPr>
       <w:r>
-        <w:t xml:space="preserve">4.1 Estructura general al </w:t>
-      </w:r>
-      <w:proofErr w:type="spellStart"/>
-      <w:r>
-        <w:t>carguar</w:t>
-      </w:r>
-      <w:proofErr w:type="spellEnd"/>
-      <w:r>
-        <w:t xml:space="preserve"> los datos</w:t>
+        <w:t>4.1 Estructura general al carguar los datos</w:t>
       </w:r>
     </w:p>
     <w:p>
@@ -1520,27 +1397,7 @@
           <w:sz w:val="18"/>
           <w:szCs w:val="18"/>
         </w:rPr>
-        <w:t xml:space="preserve">📦 </w:t>
-      </w:r>
-      <w:proofErr w:type="spellStart"/>
-      <w:r>
-        <w:rPr>
-          <w:rFonts w:ascii="Courier New" w:eastAsia="Courier New" w:hAnsi="Courier New" w:cs="Courier New"/>
-          <w:color w:val="1A6E1A"/>
-          <w:sz w:val="18"/>
-          <w:szCs w:val="18"/>
-        </w:rPr>
-        <w:t>Datasets</w:t>
-      </w:r>
-      <w:proofErr w:type="spellEnd"/>
-      <w:r>
-        <w:rPr>
-          <w:rFonts w:ascii="Courier New" w:eastAsia="Courier New" w:hAnsi="Courier New" w:cs="Courier New"/>
-          <w:color w:val="1A6E1A"/>
-          <w:sz w:val="18"/>
-          <w:szCs w:val="18"/>
-        </w:rPr>
-        <w:t xml:space="preserve"> cargados:</w:t>
+        <w:t>📦 Datasets cargados:</w:t>
       </w:r>
     </w:p>
     <w:p>
@@ -1648,12 +1505,6 @@
         <w:gridCol w:w="3360"/>
       </w:tblGrid>
       <w:tr>
-        <w:tblPrEx>
-          <w:tblCellMar>
-            <w:top w:w="0" w:type="dxa"/>
-            <w:bottom w:w="0" w:type="dxa"/>
-          </w:tblCellMar>
-        </w:tblPrEx>
         <w:trPr>
           <w:tblHeader/>
         </w:trPr>
@@ -1824,12 +1675,6 @@
         </w:tc>
       </w:tr>
       <w:tr>
-        <w:tblPrEx>
-          <w:tblCellMar>
-            <w:top w:w="0" w:type="dxa"/>
-            <w:bottom w:w="0" w:type="dxa"/>
-          </w:tblCellMar>
-        </w:tblPrEx>
         <w:tc>
           <w:tcPr>
             <w:tcW w:w="1600" w:type="dxa"/>
@@ -1967,12 +1812,6 @@
         </w:tc>
       </w:tr>
       <w:tr>
-        <w:tblPrEx>
-          <w:tblCellMar>
-            <w:top w:w="0" w:type="dxa"/>
-            <w:bottom w:w="0" w:type="dxa"/>
-          </w:tblCellMar>
-        </w:tblPrEx>
         <w:tc>
           <w:tcPr>
             <w:tcW w:w="1600" w:type="dxa"/>
@@ -2110,12 +1949,6 @@
         </w:tc>
       </w:tr>
       <w:tr>
-        <w:tblPrEx>
-          <w:tblCellMar>
-            <w:top w:w="0" w:type="dxa"/>
-            <w:bottom w:w="0" w:type="dxa"/>
-          </w:tblCellMar>
-        </w:tblPrEx>
         <w:tc>
           <w:tcPr>
             <w:tcW w:w="1600" w:type="dxa"/>
@@ -2253,12 +2086,6 @@
         </w:tc>
       </w:tr>
       <w:tr>
-        <w:tblPrEx>
-          <w:tblCellMar>
-            <w:top w:w="0" w:type="dxa"/>
-            <w:bottom w:w="0" w:type="dxa"/>
-          </w:tblCellMar>
-        </w:tblPrEx>
         <w:tc>
           <w:tcPr>
             <w:tcW w:w="1600" w:type="dxa"/>
@@ -2406,13 +2233,8 @@
         <w:pStyle w:val="Ttulo2"/>
       </w:pPr>
       <w:r>
-        <w:t xml:space="preserve">4.2 Columnas comunes a los 4 </w:t>
+        <w:t>4.2 Columnas comunes a los 4 datasets</w:t>
       </w:r>
-      <w:proofErr w:type="spellStart"/>
-      <w:r>
-        <w:t>datasets</w:t>
-      </w:r>
-      <w:proofErr w:type="spellEnd"/>
     </w:p>
     <w:p>
       <w:pPr>
@@ -2420,15 +2242,7 @@
         <w:jc w:val="both"/>
       </w:pPr>
       <w:r>
-        <w:t xml:space="preserve">Se identificaron 28 columnas presentes en todos los </w:t>
-      </w:r>
-      <w:proofErr w:type="spellStart"/>
-      <w:r>
-        <w:t>datasets</w:t>
-      </w:r>
-      <w:proofErr w:type="spellEnd"/>
-      <w:r>
-        <w:t>:</w:t>
+        <w:t>Se identificaron 28 columnas presentes en todos los datasets:</w:t>
       </w:r>
     </w:p>
     <w:p>
@@ -2447,9 +2261,17 @@
           <w:szCs w:val="18"/>
           <w:lang w:val="en-US"/>
         </w:rPr>
-        <w:t xml:space="preserve">✅ Columnas </w:t>
+        <w:t>✅ Columnas comunes (28): 2CrdY, 90s, Age, Born, Comp, CrdR, CrdY, Crs, Fld, Fls,</w:t>
       </w:r>
-      <w:proofErr w:type="spellStart"/>
+    </w:p>
+    <w:p>
+      <w:pPr>
+        <w:spacing w:before="20" w:after="20"/>
+        <w:ind w:left="580"/>
+        <w:rPr>
+          <w:lang w:val="en-US"/>
+        </w:rPr>
+      </w:pPr>
       <w:r>
         <w:rPr>
           <w:rFonts w:ascii="Courier New" w:eastAsia="Courier New" w:hAnsi="Courier New" w:cs="Courier New"/>
@@ -2458,9 +2280,17 @@
           <w:szCs w:val="18"/>
           <w:lang w:val="en-US"/>
         </w:rPr>
-        <w:t>comunes</w:t>
+        <w:t xml:space="preserve">   G/Sh, G/SoT, Int, MP, Min, Nation, OG, Off, PKatt, Player, Pos, Rk,</w:t>
       </w:r>
-      <w:proofErr w:type="spellEnd"/>
+    </w:p>
+    <w:p>
+      <w:pPr>
+        <w:spacing w:before="20" w:after="20"/>
+        <w:ind w:left="580"/>
+        <w:rPr>
+          <w:lang w:val="en-US"/>
+        </w:rPr>
+      </w:pPr>
       <w:r>
         <w:rPr>
           <w:rFonts w:ascii="Courier New" w:eastAsia="Courier New" w:hAnsi="Courier New" w:cs="Courier New"/>
@@ -2469,322 +2299,8 @@
           <w:szCs w:val="18"/>
           <w:lang w:val="en-US"/>
         </w:rPr>
-        <w:t xml:space="preserve"> (28): 2CrdY, 90s, Age, Born, Comp, </w:t>
+        <w:t xml:space="preserve">   SoT, SoT%, Squad, Starts, Temporada, TklW</w:t>
       </w:r>
-      <w:proofErr w:type="spellStart"/>
-      <w:r>
-        <w:rPr>
-          <w:rFonts w:ascii="Courier New" w:eastAsia="Courier New" w:hAnsi="Courier New" w:cs="Courier New"/>
-          <w:color w:val="1A6E1A"/>
-          <w:sz w:val="18"/>
-          <w:szCs w:val="18"/>
-          <w:lang w:val="en-US"/>
-        </w:rPr>
-        <w:t>CrdR</w:t>
-      </w:r>
-      <w:proofErr w:type="spellEnd"/>
-      <w:r>
-        <w:rPr>
-          <w:rFonts w:ascii="Courier New" w:eastAsia="Courier New" w:hAnsi="Courier New" w:cs="Courier New"/>
-          <w:color w:val="1A6E1A"/>
-          <w:sz w:val="18"/>
-          <w:szCs w:val="18"/>
-          <w:lang w:val="en-US"/>
-        </w:rPr>
-        <w:t xml:space="preserve">, </w:t>
-      </w:r>
-      <w:proofErr w:type="spellStart"/>
-      <w:r>
-        <w:rPr>
-          <w:rFonts w:ascii="Courier New" w:eastAsia="Courier New" w:hAnsi="Courier New" w:cs="Courier New"/>
-          <w:color w:val="1A6E1A"/>
-          <w:sz w:val="18"/>
-          <w:szCs w:val="18"/>
-          <w:lang w:val="en-US"/>
-        </w:rPr>
-        <w:t>CrdY</w:t>
-      </w:r>
-      <w:proofErr w:type="spellEnd"/>
-      <w:r>
-        <w:rPr>
-          <w:rFonts w:ascii="Courier New" w:eastAsia="Courier New" w:hAnsi="Courier New" w:cs="Courier New"/>
-          <w:color w:val="1A6E1A"/>
-          <w:sz w:val="18"/>
-          <w:szCs w:val="18"/>
-          <w:lang w:val="en-US"/>
-        </w:rPr>
-        <w:t xml:space="preserve">, </w:t>
-      </w:r>
-      <w:proofErr w:type="spellStart"/>
-      <w:r>
-        <w:rPr>
-          <w:rFonts w:ascii="Courier New" w:eastAsia="Courier New" w:hAnsi="Courier New" w:cs="Courier New"/>
-          <w:color w:val="1A6E1A"/>
-          <w:sz w:val="18"/>
-          <w:szCs w:val="18"/>
-          <w:lang w:val="en-US"/>
-        </w:rPr>
-        <w:t>Crs</w:t>
-      </w:r>
-      <w:proofErr w:type="spellEnd"/>
-      <w:r>
-        <w:rPr>
-          <w:rFonts w:ascii="Courier New" w:eastAsia="Courier New" w:hAnsi="Courier New" w:cs="Courier New"/>
-          <w:color w:val="1A6E1A"/>
-          <w:sz w:val="18"/>
-          <w:szCs w:val="18"/>
-          <w:lang w:val="en-US"/>
-        </w:rPr>
-        <w:t xml:space="preserve">, </w:t>
-      </w:r>
-      <w:proofErr w:type="spellStart"/>
-      <w:r>
-        <w:rPr>
-          <w:rFonts w:ascii="Courier New" w:eastAsia="Courier New" w:hAnsi="Courier New" w:cs="Courier New"/>
-          <w:color w:val="1A6E1A"/>
-          <w:sz w:val="18"/>
-          <w:szCs w:val="18"/>
-          <w:lang w:val="en-US"/>
-        </w:rPr>
-        <w:t>Fld</w:t>
-      </w:r>
-      <w:proofErr w:type="spellEnd"/>
-      <w:r>
-        <w:rPr>
-          <w:rFonts w:ascii="Courier New" w:eastAsia="Courier New" w:hAnsi="Courier New" w:cs="Courier New"/>
-          <w:color w:val="1A6E1A"/>
-          <w:sz w:val="18"/>
-          <w:szCs w:val="18"/>
-          <w:lang w:val="en-US"/>
-        </w:rPr>
-        <w:t xml:space="preserve">, </w:t>
-      </w:r>
-      <w:proofErr w:type="spellStart"/>
-      <w:r>
-        <w:rPr>
-          <w:rFonts w:ascii="Courier New" w:eastAsia="Courier New" w:hAnsi="Courier New" w:cs="Courier New"/>
-          <w:color w:val="1A6E1A"/>
-          <w:sz w:val="18"/>
-          <w:szCs w:val="18"/>
-          <w:lang w:val="en-US"/>
-        </w:rPr>
-        <w:t>Fls</w:t>
-      </w:r>
-      <w:proofErr w:type="spellEnd"/>
-      <w:r>
-        <w:rPr>
-          <w:rFonts w:ascii="Courier New" w:eastAsia="Courier New" w:hAnsi="Courier New" w:cs="Courier New"/>
-          <w:color w:val="1A6E1A"/>
-          <w:sz w:val="18"/>
-          <w:szCs w:val="18"/>
-          <w:lang w:val="en-US"/>
-        </w:rPr>
-        <w:t>,</w:t>
-      </w:r>
-    </w:p>
-    <w:p>
-      <w:pPr>
-        <w:spacing w:before="20" w:after="20"/>
-        <w:ind w:left="580"/>
-        <w:rPr>
-          <w:lang w:val="en-US"/>
-        </w:rPr>
-      </w:pPr>
-      <w:r>
-        <w:rPr>
-          <w:rFonts w:ascii="Courier New" w:eastAsia="Courier New" w:hAnsi="Courier New" w:cs="Courier New"/>
-          <w:color w:val="1A6E1A"/>
-          <w:sz w:val="18"/>
-          <w:szCs w:val="18"/>
-          <w:lang w:val="en-US"/>
-        </w:rPr>
-        <w:t xml:space="preserve">   G/</w:t>
-      </w:r>
-      <w:proofErr w:type="spellStart"/>
-      <w:r>
-        <w:rPr>
-          <w:rFonts w:ascii="Courier New" w:eastAsia="Courier New" w:hAnsi="Courier New" w:cs="Courier New"/>
-          <w:color w:val="1A6E1A"/>
-          <w:sz w:val="18"/>
-          <w:szCs w:val="18"/>
-          <w:lang w:val="en-US"/>
-        </w:rPr>
-        <w:t>Sh</w:t>
-      </w:r>
-      <w:proofErr w:type="spellEnd"/>
-      <w:r>
-        <w:rPr>
-          <w:rFonts w:ascii="Courier New" w:eastAsia="Courier New" w:hAnsi="Courier New" w:cs="Courier New"/>
-          <w:color w:val="1A6E1A"/>
-          <w:sz w:val="18"/>
-          <w:szCs w:val="18"/>
-          <w:lang w:val="en-US"/>
-        </w:rPr>
-        <w:t>, G/</w:t>
-      </w:r>
-      <w:proofErr w:type="spellStart"/>
-      <w:r>
-        <w:rPr>
-          <w:rFonts w:ascii="Courier New" w:eastAsia="Courier New" w:hAnsi="Courier New" w:cs="Courier New"/>
-          <w:color w:val="1A6E1A"/>
-          <w:sz w:val="18"/>
-          <w:szCs w:val="18"/>
-          <w:lang w:val="en-US"/>
-        </w:rPr>
-        <w:t>SoT</w:t>
-      </w:r>
-      <w:proofErr w:type="spellEnd"/>
-      <w:r>
-        <w:rPr>
-          <w:rFonts w:ascii="Courier New" w:eastAsia="Courier New" w:hAnsi="Courier New" w:cs="Courier New"/>
-          <w:color w:val="1A6E1A"/>
-          <w:sz w:val="18"/>
-          <w:szCs w:val="18"/>
-          <w:lang w:val="en-US"/>
-        </w:rPr>
-        <w:t xml:space="preserve">, Int, MP, Min, Nation, OG, Off, </w:t>
-      </w:r>
-      <w:proofErr w:type="spellStart"/>
-      <w:r>
-        <w:rPr>
-          <w:rFonts w:ascii="Courier New" w:eastAsia="Courier New" w:hAnsi="Courier New" w:cs="Courier New"/>
-          <w:color w:val="1A6E1A"/>
-          <w:sz w:val="18"/>
-          <w:szCs w:val="18"/>
-          <w:lang w:val="en-US"/>
-        </w:rPr>
-        <w:t>PKatt</w:t>
-      </w:r>
-      <w:proofErr w:type="spellEnd"/>
-      <w:r>
-        <w:rPr>
-          <w:rFonts w:ascii="Courier New" w:eastAsia="Courier New" w:hAnsi="Courier New" w:cs="Courier New"/>
-          <w:color w:val="1A6E1A"/>
-          <w:sz w:val="18"/>
-          <w:szCs w:val="18"/>
-          <w:lang w:val="en-US"/>
-        </w:rPr>
-        <w:t xml:space="preserve">, Player, Pos, </w:t>
-      </w:r>
-      <w:proofErr w:type="spellStart"/>
-      <w:r>
-        <w:rPr>
-          <w:rFonts w:ascii="Courier New" w:eastAsia="Courier New" w:hAnsi="Courier New" w:cs="Courier New"/>
-          <w:color w:val="1A6E1A"/>
-          <w:sz w:val="18"/>
-          <w:szCs w:val="18"/>
-          <w:lang w:val="en-US"/>
-        </w:rPr>
-        <w:t>Rk</w:t>
-      </w:r>
-      <w:proofErr w:type="spellEnd"/>
-      <w:r>
-        <w:rPr>
-          <w:rFonts w:ascii="Courier New" w:eastAsia="Courier New" w:hAnsi="Courier New" w:cs="Courier New"/>
-          <w:color w:val="1A6E1A"/>
-          <w:sz w:val="18"/>
-          <w:szCs w:val="18"/>
-          <w:lang w:val="en-US"/>
-        </w:rPr>
-        <w:t>,</w:t>
-      </w:r>
-    </w:p>
-    <w:p>
-      <w:pPr>
-        <w:spacing w:before="20" w:after="20"/>
-        <w:ind w:left="580"/>
-        <w:rPr>
-          <w:lang w:val="en-US"/>
-        </w:rPr>
-      </w:pPr>
-      <w:r>
-        <w:rPr>
-          <w:rFonts w:ascii="Courier New" w:eastAsia="Courier New" w:hAnsi="Courier New" w:cs="Courier New"/>
-          <w:color w:val="1A6E1A"/>
-          <w:sz w:val="18"/>
-          <w:szCs w:val="18"/>
-          <w:lang w:val="en-US"/>
-        </w:rPr>
-        <w:t xml:space="preserve">   </w:t>
-      </w:r>
-      <w:proofErr w:type="spellStart"/>
-      <w:r>
-        <w:rPr>
-          <w:rFonts w:ascii="Courier New" w:eastAsia="Courier New" w:hAnsi="Courier New" w:cs="Courier New"/>
-          <w:color w:val="1A6E1A"/>
-          <w:sz w:val="18"/>
-          <w:szCs w:val="18"/>
-          <w:lang w:val="en-US"/>
-        </w:rPr>
-        <w:t>SoT</w:t>
-      </w:r>
-      <w:proofErr w:type="spellEnd"/>
-      <w:r>
-        <w:rPr>
-          <w:rFonts w:ascii="Courier New" w:eastAsia="Courier New" w:hAnsi="Courier New" w:cs="Courier New"/>
-          <w:color w:val="1A6E1A"/>
-          <w:sz w:val="18"/>
-          <w:szCs w:val="18"/>
-          <w:lang w:val="en-US"/>
-        </w:rPr>
-        <w:t xml:space="preserve">, </w:t>
-      </w:r>
-      <w:proofErr w:type="spellStart"/>
-      <w:r>
-        <w:rPr>
-          <w:rFonts w:ascii="Courier New" w:eastAsia="Courier New" w:hAnsi="Courier New" w:cs="Courier New"/>
-          <w:color w:val="1A6E1A"/>
-          <w:sz w:val="18"/>
-          <w:szCs w:val="18"/>
-          <w:lang w:val="en-US"/>
-        </w:rPr>
-        <w:t>SoT</w:t>
-      </w:r>
-      <w:proofErr w:type="spellEnd"/>
-      <w:r>
-        <w:rPr>
-          <w:rFonts w:ascii="Courier New" w:eastAsia="Courier New" w:hAnsi="Courier New" w:cs="Courier New"/>
-          <w:color w:val="1A6E1A"/>
-          <w:sz w:val="18"/>
-          <w:szCs w:val="18"/>
-          <w:lang w:val="en-US"/>
-        </w:rPr>
-        <w:t xml:space="preserve">%, Squad, Starts, </w:t>
-      </w:r>
-      <w:proofErr w:type="spellStart"/>
-      <w:r>
-        <w:rPr>
-          <w:rFonts w:ascii="Courier New" w:eastAsia="Courier New" w:hAnsi="Courier New" w:cs="Courier New"/>
-          <w:color w:val="1A6E1A"/>
-          <w:sz w:val="18"/>
-          <w:szCs w:val="18"/>
-          <w:lang w:val="en-US"/>
-        </w:rPr>
-        <w:t>Temporada</w:t>
-      </w:r>
-      <w:proofErr w:type="spellEnd"/>
-      <w:r>
-        <w:rPr>
-          <w:rFonts w:ascii="Courier New" w:eastAsia="Courier New" w:hAnsi="Courier New" w:cs="Courier New"/>
-          <w:color w:val="1A6E1A"/>
-          <w:sz w:val="18"/>
-          <w:szCs w:val="18"/>
-          <w:lang w:val="en-US"/>
-        </w:rPr>
-        <w:t xml:space="preserve">, </w:t>
-      </w:r>
-      <w:proofErr w:type="spellStart"/>
-      <w:r>
-        <w:rPr>
-          <w:rFonts w:ascii="Courier New" w:eastAsia="Courier New" w:hAnsi="Courier New" w:cs="Courier New"/>
-          <w:color w:val="1A6E1A"/>
-          <w:sz w:val="18"/>
-          <w:szCs w:val="18"/>
-          <w:lang w:val="en-US"/>
-        </w:rPr>
-        <w:t>TklW</w:t>
-      </w:r>
-      <w:proofErr w:type="spellEnd"/>
     </w:p>
     <w:p>
       <w:pPr>
@@ -2838,15 +2354,7 @@
         <w:spacing w:before="30" w:after="30"/>
       </w:pPr>
       <w:r>
-        <w:t xml:space="preserve">Metadatos: no existe diccionario formal adjunto; las abreviaturas son estándar de </w:t>
-      </w:r>
-      <w:proofErr w:type="spellStart"/>
-      <w:r>
-        <w:t>FBref</w:t>
-      </w:r>
-      <w:proofErr w:type="spellEnd"/>
-      <w:r>
-        <w:t>.</w:t>
+        <w:t>Metadatos: no existe diccionario formal adjunto; las abreviaturas son estándar de FBref.</w:t>
       </w:r>
     </w:p>
     <w:p>
@@ -2859,23 +2367,7 @@
         <w:spacing w:before="30" w:after="30"/>
       </w:pPr>
       <w:r>
-        <w:t>Inconsistencia #1 — Nation: formato 'USA' en 2022-23 vs '</w:t>
-      </w:r>
-      <w:proofErr w:type="spellStart"/>
-      <w:r>
-        <w:t>us</w:t>
-      </w:r>
-      <w:proofErr w:type="spellEnd"/>
-      <w:r>
-        <w:t xml:space="preserve"> USA' en los demás </w:t>
-      </w:r>
-      <w:proofErr w:type="spellStart"/>
-      <w:r>
-        <w:t>datasets</w:t>
-      </w:r>
-      <w:proofErr w:type="spellEnd"/>
-      <w:r>
-        <w:t>.</w:t>
+        <w:t>Inconsistencia #1 — Nation: formato 'USA' en 2022-23 vs 'us USA' en los demás datasets.</w:t>
       </w:r>
     </w:p>
     <w:p>
@@ -2890,47 +2382,11 @@
           <w:lang w:val="en-US"/>
         </w:rPr>
       </w:pPr>
-      <w:proofErr w:type="spellStart"/>
       <w:r>
         <w:rPr>
           <w:lang w:val="en-US"/>
         </w:rPr>
-        <w:t>Inconsistencia</w:t>
-      </w:r>
-      <w:proofErr w:type="spellEnd"/>
-      <w:r>
-        <w:rPr>
-          <w:lang w:val="en-US"/>
-        </w:rPr>
-        <w:t xml:space="preserve"> #2 — Comp: </w:t>
-      </w:r>
-      <w:proofErr w:type="spellStart"/>
-      <w:r>
-        <w:rPr>
-          <w:lang w:val="en-US"/>
-        </w:rPr>
-        <w:t>formato</w:t>
-      </w:r>
-      <w:proofErr w:type="spellEnd"/>
-      <w:r>
-        <w:rPr>
-          <w:lang w:val="en-US"/>
-        </w:rPr>
-        <w:t xml:space="preserve"> 'Premier League' vs '</w:t>
-      </w:r>
-      <w:proofErr w:type="spellStart"/>
-      <w:r>
-        <w:rPr>
-          <w:lang w:val="en-US"/>
-        </w:rPr>
-        <w:t>eng</w:t>
-      </w:r>
-      <w:proofErr w:type="spellEnd"/>
-      <w:r>
-        <w:rPr>
-          <w:lang w:val="en-US"/>
-        </w:rPr>
-        <w:t xml:space="preserve"> Premier League'.</w:t>
+        <w:t>Inconsistencia #2 — Comp: formato 'Premier League' vs 'eng Premier League'.</w:t>
       </w:r>
     </w:p>
     <w:p>
@@ -2943,23 +2399,7 @@
         <w:spacing w:before="30" w:after="30"/>
       </w:pPr>
       <w:r>
-        <w:t xml:space="preserve">Inconsistencia #3 — Age: </w:t>
-      </w:r>
-      <w:proofErr w:type="spellStart"/>
-      <w:r>
-        <w:t>int</w:t>
-      </w:r>
-      <w:proofErr w:type="spellEnd"/>
-      <w:r>
-        <w:t xml:space="preserve"> en 2022-23, </w:t>
-      </w:r>
-      <w:proofErr w:type="spellStart"/>
-      <w:r>
-        <w:t>float</w:t>
-      </w:r>
-      <w:proofErr w:type="spellEnd"/>
-      <w:r>
-        <w:t xml:space="preserve"> en el resto; en 2024-25 puede aparecer como '24-112' (edad-días).</w:t>
+        <w:t>Inconsistencia #3 — Age: int en 2022-23, float en el resto; en 2024-25 puede aparecer como '24-112' (edad-días).</w:t>
       </w:r>
     </w:p>
     <w:p>
@@ -2973,15 +2413,7 @@
       </w:pPr>
       <w:r>
         <w:lastRenderedPageBreak/>
-        <w:t xml:space="preserve">Inconsistencia #4 — </w:t>
-      </w:r>
-      <w:proofErr w:type="spellStart"/>
-      <w:r>
-        <w:t>Dataset</w:t>
-      </w:r>
-      <w:proofErr w:type="spellEnd"/>
-      <w:r>
-        <w:t xml:space="preserve"> 2024-25: 267 columnas por incluir estadísticas de portero; más del 92% son nulos para jugadores de campo.</w:t>
+        <w:t>Inconsistencia #4 — Dataset 2024-25: 267 columnas por incluir estadísticas de portero; más del 92% son nulos para jugadores de campo.</w:t>
       </w:r>
     </w:p>
     <w:p>
@@ -3032,12 +2464,6 @@
         <w:gridCol w:w="1244"/>
       </w:tblGrid>
       <w:tr>
-        <w:tblPrEx>
-          <w:tblCellMar>
-            <w:top w:w="0" w:type="dxa"/>
-            <w:bottom w:w="0" w:type="dxa"/>
-          </w:tblCellMar>
-        </w:tblPrEx>
         <w:trPr>
           <w:tblHeader/>
         </w:trPr>
@@ -3175,12 +2601,6 @@
         </w:tc>
       </w:tr>
       <w:tr>
-        <w:tblPrEx>
-          <w:tblCellMar>
-            <w:top w:w="0" w:type="dxa"/>
-            <w:bottom w:w="0" w:type="dxa"/>
-          </w:tblCellMar>
-        </w:tblPrEx>
         <w:tc>
           <w:tcPr>
             <w:tcW w:w="1300" w:type="dxa"/>
@@ -3291,12 +2711,6 @@
         </w:tc>
       </w:tr>
       <w:tr>
-        <w:tblPrEx>
-          <w:tblCellMar>
-            <w:top w:w="0" w:type="dxa"/>
-            <w:bottom w:w="0" w:type="dxa"/>
-          </w:tblCellMar>
-        </w:tblPrEx>
         <w:tc>
           <w:tcPr>
             <w:tcW w:w="1300" w:type="dxa"/>
@@ -3407,12 +2821,6 @@
         </w:tc>
       </w:tr>
       <w:tr>
-        <w:tblPrEx>
-          <w:tblCellMar>
-            <w:top w:w="0" w:type="dxa"/>
-            <w:bottom w:w="0" w:type="dxa"/>
-          </w:tblCellMar>
-        </w:tblPrEx>
         <w:tc>
           <w:tcPr>
             <w:tcW w:w="1300" w:type="dxa"/>
@@ -3431,7 +2839,6 @@
             </w:tcMar>
           </w:tcPr>
           <w:p>
-            <w:proofErr w:type="spellStart"/>
             <w:r>
               <w:rPr>
                 <w:sz w:val="19"/>
@@ -3439,7 +2846,6 @@
               </w:rPr>
               <w:t>Pos</w:t>
             </w:r>
-            <w:proofErr w:type="spellEnd"/>
           </w:p>
         </w:tc>
         <w:tc>
@@ -3525,12 +2931,6 @@
         </w:tc>
       </w:tr>
       <w:tr>
-        <w:tblPrEx>
-          <w:tblCellMar>
-            <w:top w:w="0" w:type="dxa"/>
-            <w:bottom w:w="0" w:type="dxa"/>
-          </w:tblCellMar>
-        </w:tblPrEx>
         <w:tc>
           <w:tcPr>
             <w:tcW w:w="1300" w:type="dxa"/>
@@ -3549,7 +2949,6 @@
             </w:tcMar>
           </w:tcPr>
           <w:p>
-            <w:proofErr w:type="spellStart"/>
             <w:r>
               <w:rPr>
                 <w:sz w:val="19"/>
@@ -3557,7 +2956,6 @@
               </w:rPr>
               <w:t>Squad</w:t>
             </w:r>
-            <w:proofErr w:type="spellEnd"/>
           </w:p>
         </w:tc>
         <w:tc>
@@ -3643,12 +3041,6 @@
         </w:tc>
       </w:tr>
       <w:tr>
-        <w:tblPrEx>
-          <w:tblCellMar>
-            <w:top w:w="0" w:type="dxa"/>
-            <w:bottom w:w="0" w:type="dxa"/>
-          </w:tblCellMar>
-        </w:tblPrEx>
         <w:tc>
           <w:tcPr>
             <w:tcW w:w="1300" w:type="dxa"/>
@@ -3759,12 +3151,6 @@
         </w:tc>
       </w:tr>
       <w:tr>
-        <w:tblPrEx>
-          <w:tblCellMar>
-            <w:top w:w="0" w:type="dxa"/>
-            <w:bottom w:w="0" w:type="dxa"/>
-          </w:tblCellMar>
-        </w:tblPrEx>
         <w:tc>
           <w:tcPr>
             <w:tcW w:w="1300" w:type="dxa"/>
@@ -3875,12 +3261,6 @@
         </w:tc>
       </w:tr>
       <w:tr>
-        <w:tblPrEx>
-          <w:tblCellMar>
-            <w:top w:w="0" w:type="dxa"/>
-            <w:bottom w:w="0" w:type="dxa"/>
-          </w:tblCellMar>
-        </w:tblPrEx>
         <w:tc>
           <w:tcPr>
             <w:tcW w:w="1300" w:type="dxa"/>
@@ -3991,12 +3371,6 @@
         </w:tc>
       </w:tr>
       <w:tr>
-        <w:tblPrEx>
-          <w:tblCellMar>
-            <w:top w:w="0" w:type="dxa"/>
-            <w:bottom w:w="0" w:type="dxa"/>
-          </w:tblCellMar>
-        </w:tblPrEx>
         <w:tc>
           <w:tcPr>
             <w:tcW w:w="1300" w:type="dxa"/>
@@ -4107,12 +3481,6 @@
         </w:tc>
       </w:tr>
       <w:tr>
-        <w:tblPrEx>
-          <w:tblCellMar>
-            <w:top w:w="0" w:type="dxa"/>
-            <w:bottom w:w="0" w:type="dxa"/>
-          </w:tblCellMar>
-        </w:tblPrEx>
         <w:tc>
           <w:tcPr>
             <w:tcW w:w="1300" w:type="dxa"/>
@@ -4223,12 +3591,6 @@
         </w:tc>
       </w:tr>
       <w:tr>
-        <w:tblPrEx>
-          <w:tblCellMar>
-            <w:top w:w="0" w:type="dxa"/>
-            <w:bottom w:w="0" w:type="dxa"/>
-          </w:tblCellMar>
-        </w:tblPrEx>
         <w:tc>
           <w:tcPr>
             <w:tcW w:w="1300" w:type="dxa"/>
@@ -4339,12 +3701,6 @@
         </w:tc>
       </w:tr>
       <w:tr>
-        <w:tblPrEx>
-          <w:tblCellMar>
-            <w:top w:w="0" w:type="dxa"/>
-            <w:bottom w:w="0" w:type="dxa"/>
-          </w:tblCellMar>
-        </w:tblPrEx>
         <w:tc>
           <w:tcPr>
             <w:tcW w:w="1300" w:type="dxa"/>
@@ -4455,12 +3811,6 @@
         </w:tc>
       </w:tr>
       <w:tr>
-        <w:tblPrEx>
-          <w:tblCellMar>
-            <w:top w:w="0" w:type="dxa"/>
-            <w:bottom w:w="0" w:type="dxa"/>
-          </w:tblCellMar>
-        </w:tblPrEx>
         <w:tc>
           <w:tcPr>
             <w:tcW w:w="1300" w:type="dxa"/>
@@ -4479,7 +3829,6 @@
             </w:tcMar>
           </w:tcPr>
           <w:p>
-            <w:proofErr w:type="spellStart"/>
             <w:r>
               <w:rPr>
                 <w:sz w:val="19"/>
@@ -4487,7 +3836,6 @@
               </w:rPr>
               <w:t>Gls</w:t>
             </w:r>
-            <w:proofErr w:type="spellEnd"/>
           </w:p>
         </w:tc>
         <w:tc>
@@ -4573,12 +3921,6 @@
         </w:tc>
       </w:tr>
       <w:tr>
-        <w:tblPrEx>
-          <w:tblCellMar>
-            <w:top w:w="0" w:type="dxa"/>
-            <w:bottom w:w="0" w:type="dxa"/>
-          </w:tblCellMar>
-        </w:tblPrEx>
         <w:tc>
           <w:tcPr>
             <w:tcW w:w="1300" w:type="dxa"/>
@@ -4597,7 +3939,6 @@
             </w:tcMar>
           </w:tcPr>
           <w:p>
-            <w:proofErr w:type="spellStart"/>
             <w:r>
               <w:rPr>
                 <w:sz w:val="19"/>
@@ -4605,7 +3946,6 @@
               </w:rPr>
               <w:t>Ast</w:t>
             </w:r>
-            <w:proofErr w:type="spellEnd"/>
           </w:p>
         </w:tc>
         <w:tc>
@@ -4691,12 +4031,6 @@
         </w:tc>
       </w:tr>
       <w:tr>
-        <w:tblPrEx>
-          <w:tblCellMar>
-            <w:top w:w="0" w:type="dxa"/>
-            <w:bottom w:w="0" w:type="dxa"/>
-          </w:tblCellMar>
-        </w:tblPrEx>
         <w:tc>
           <w:tcPr>
             <w:tcW w:w="1300" w:type="dxa"/>
@@ -4715,7 +4049,6 @@
             </w:tcMar>
           </w:tcPr>
           <w:p>
-            <w:proofErr w:type="spellStart"/>
             <w:r>
               <w:rPr>
                 <w:sz w:val="19"/>
@@ -4723,7 +4056,6 @@
               </w:rPr>
               <w:t>xG</w:t>
             </w:r>
-            <w:proofErr w:type="spellEnd"/>
           </w:p>
         </w:tc>
         <w:tc>
@@ -4771,21 +4103,12 @@
             </w:tcMar>
           </w:tcPr>
           <w:p>
-            <w:proofErr w:type="spellStart"/>
-            <w:r>
-              <w:rPr>
-                <w:sz w:val="19"/>
-                <w:szCs w:val="19"/>
-              </w:rPr>
-              <w:t>Expected</w:t>
-            </w:r>
-            <w:proofErr w:type="spellEnd"/>
-            <w:r>
-              <w:rPr>
-                <w:sz w:val="19"/>
-                <w:szCs w:val="19"/>
-              </w:rPr>
-              <w:t xml:space="preserve"> Goals — calidad de disparos</w:t>
+            <w:r>
+              <w:rPr>
+                <w:sz w:val="19"/>
+                <w:szCs w:val="19"/>
+              </w:rPr>
+              <w:t>Expected Goals — calidad de disparos</w:t>
             </w:r>
           </w:p>
         </w:tc>
@@ -4818,12 +4141,6 @@
         </w:tc>
       </w:tr>
       <w:tr>
-        <w:tblPrEx>
-          <w:tblCellMar>
-            <w:top w:w="0" w:type="dxa"/>
-            <w:bottom w:w="0" w:type="dxa"/>
-          </w:tblCellMar>
-        </w:tblPrEx>
         <w:tc>
           <w:tcPr>
             <w:tcW w:w="1300" w:type="dxa"/>
@@ -4842,7 +4159,6 @@
             </w:tcMar>
           </w:tcPr>
           <w:p>
-            <w:proofErr w:type="spellStart"/>
             <w:r>
               <w:rPr>
                 <w:sz w:val="19"/>
@@ -4850,7 +4166,6 @@
               </w:rPr>
               <w:t>xAG</w:t>
             </w:r>
-            <w:proofErr w:type="spellEnd"/>
           </w:p>
         </w:tc>
         <w:tc>
@@ -4898,37 +4213,12 @@
             </w:tcMar>
           </w:tcPr>
           <w:p>
-            <w:proofErr w:type="spellStart"/>
-            <w:r>
-              <w:rPr>
-                <w:sz w:val="19"/>
-                <w:szCs w:val="19"/>
-              </w:rPr>
-              <w:t>Expected</w:t>
-            </w:r>
-            <w:proofErr w:type="spellEnd"/>
-            <w:r>
-              <w:rPr>
-                <w:sz w:val="19"/>
-                <w:szCs w:val="19"/>
-              </w:rPr>
-              <w:t xml:space="preserve"> </w:t>
-            </w:r>
-            <w:proofErr w:type="spellStart"/>
-            <w:r>
-              <w:rPr>
-                <w:sz w:val="19"/>
-                <w:szCs w:val="19"/>
-              </w:rPr>
-              <w:t>Assisted</w:t>
-            </w:r>
-            <w:proofErr w:type="spellEnd"/>
-            <w:r>
-              <w:rPr>
-                <w:sz w:val="19"/>
-                <w:szCs w:val="19"/>
-              </w:rPr>
-              <w:t xml:space="preserve"> Goals</w:t>
+            <w:r>
+              <w:rPr>
+                <w:sz w:val="19"/>
+                <w:szCs w:val="19"/>
+              </w:rPr>
+              <w:t>Expected Assisted Goals</w:t>
             </w:r>
           </w:p>
         </w:tc>
@@ -4961,12 +4251,6 @@
         </w:tc>
       </w:tr>
       <w:tr>
-        <w:tblPrEx>
-          <w:tblCellMar>
-            <w:top w:w="0" w:type="dxa"/>
-            <w:bottom w:w="0" w:type="dxa"/>
-          </w:tblCellMar>
-        </w:tblPrEx>
         <w:tc>
           <w:tcPr>
             <w:tcW w:w="1300" w:type="dxa"/>
@@ -4985,7 +4269,6 @@
             </w:tcMar>
           </w:tcPr>
           <w:p>
-            <w:proofErr w:type="spellStart"/>
             <w:r>
               <w:rPr>
                 <w:sz w:val="19"/>
@@ -4993,7 +4276,6 @@
               </w:rPr>
               <w:t>PrgC</w:t>
             </w:r>
-            <w:proofErr w:type="spellEnd"/>
           </w:p>
         </w:tc>
         <w:tc>
@@ -5079,12 +4361,6 @@
         </w:tc>
       </w:tr>
       <w:tr>
-        <w:tblPrEx>
-          <w:tblCellMar>
-            <w:top w:w="0" w:type="dxa"/>
-            <w:bottom w:w="0" w:type="dxa"/>
-          </w:tblCellMar>
-        </w:tblPrEx>
         <w:tc>
           <w:tcPr>
             <w:tcW w:w="1300" w:type="dxa"/>
@@ -5195,12 +4471,6 @@
         </w:tc>
       </w:tr>
       <w:tr>
-        <w:tblPrEx>
-          <w:tblCellMar>
-            <w:top w:w="0" w:type="dxa"/>
-            <w:bottom w:w="0" w:type="dxa"/>
-          </w:tblCellMar>
-        </w:tblPrEx>
         <w:tc>
           <w:tcPr>
             <w:tcW w:w="1300" w:type="dxa"/>
@@ -5219,7 +4489,6 @@
             </w:tcMar>
           </w:tcPr>
           <w:p>
-            <w:proofErr w:type="spellStart"/>
             <w:r>
               <w:rPr>
                 <w:sz w:val="19"/>
@@ -5227,7 +4496,6 @@
               </w:rPr>
               <w:t>CrdY</w:t>
             </w:r>
-            <w:proofErr w:type="spellEnd"/>
           </w:p>
         </w:tc>
         <w:tc>
@@ -5313,12 +4581,6 @@
         </w:tc>
       </w:tr>
       <w:tr>
-        <w:tblPrEx>
-          <w:tblCellMar>
-            <w:top w:w="0" w:type="dxa"/>
-            <w:bottom w:w="0" w:type="dxa"/>
-          </w:tblCellMar>
-        </w:tblPrEx>
         <w:tc>
           <w:tcPr>
             <w:tcW w:w="1300" w:type="dxa"/>
@@ -5337,7 +4599,6 @@
             </w:tcMar>
           </w:tcPr>
           <w:p>
-            <w:proofErr w:type="spellStart"/>
             <w:r>
               <w:rPr>
                 <w:sz w:val="19"/>
@@ -5345,7 +4606,6 @@
               </w:rPr>
               <w:t>CrdR</w:t>
             </w:r>
-            <w:proofErr w:type="spellEnd"/>
           </w:p>
         </w:tc>
         <w:tc>
@@ -5431,12 +4691,6 @@
         </w:tc>
       </w:tr>
       <w:tr>
-        <w:tblPrEx>
-          <w:tblCellMar>
-            <w:top w:w="0" w:type="dxa"/>
-            <w:bottom w:w="0" w:type="dxa"/>
-          </w:tblCellMar>
-        </w:tblPrEx>
         <w:tc>
           <w:tcPr>
             <w:tcW w:w="1300" w:type="dxa"/>
@@ -5547,12 +4801,6 @@
         </w:tc>
       </w:tr>
       <w:tr>
-        <w:tblPrEx>
-          <w:tblCellMar>
-            <w:top w:w="0" w:type="dxa"/>
-            <w:bottom w:w="0" w:type="dxa"/>
-          </w:tblCellMar>
-        </w:tblPrEx>
         <w:tc>
           <w:tcPr>
             <w:tcW w:w="1300" w:type="dxa"/>
@@ -5663,12 +4911,6 @@
         </w:tc>
       </w:tr>
       <w:tr>
-        <w:tblPrEx>
-          <w:tblCellMar>
-            <w:top w:w="0" w:type="dxa"/>
-            <w:bottom w:w="0" w:type="dxa"/>
-          </w:tblCellMar>
-        </w:tblPrEx>
         <w:tc>
           <w:tcPr>
             <w:tcW w:w="1300" w:type="dxa"/>
@@ -5790,15 +5032,7 @@
         <w:jc w:val="both"/>
       </w:pPr>
       <w:r>
-        <w:t xml:space="preserve">Nota: las variables de portero (GA, Saves, Save%, CS, etc.) aplican solo a registros con </w:t>
-      </w:r>
-      <w:proofErr w:type="spellStart"/>
-      <w:r>
-        <w:t>Pos</w:t>
-      </w:r>
-      <w:proofErr w:type="spellEnd"/>
-      <w:r>
-        <w:t xml:space="preserve"> = 'GK'.</w:t>
+        <w:t>Nota: las variables de portero (GA, Saves, Save%, CS, etc.) aplican solo a registros con Pos = 'GK'.</w:t>
       </w:r>
     </w:p>
     <w:p>
@@ -5821,15 +5055,7 @@
       </w:pPr>
       <w:r>
         <w:lastRenderedPageBreak/>
-        <w:t xml:space="preserve">Se propone un esquema estrella (Star Schema) como modelo de Data </w:t>
-      </w:r>
-      <w:proofErr w:type="spellStart"/>
-      <w:r>
-        <w:t>Warehouse</w:t>
-      </w:r>
-      <w:proofErr w:type="spellEnd"/>
-      <w:r>
-        <w:t>:</w:t>
+        <w:t>Se propone un esquema estrella (Star Schema) como modelo de Data Warehouse:</w:t>
       </w:r>
     </w:p>
     <w:p>
@@ -5861,12 +5087,6 @@
         <w:gridCol w:w="2160"/>
       </w:tblGrid>
       <w:tr>
-        <w:tblPrEx>
-          <w:tblCellMar>
-            <w:top w:w="0" w:type="dxa"/>
-            <w:bottom w:w="0" w:type="dxa"/>
-          </w:tblCellMar>
-        </w:tblPrEx>
         <w:trPr>
           <w:tblHeader/>
         </w:trPr>
@@ -6004,12 +5224,6 @@
         </w:tc>
       </w:tr>
       <w:tr>
-        <w:tblPrEx>
-          <w:tblCellMar>
-            <w:top w:w="0" w:type="dxa"/>
-            <w:bottom w:w="0" w:type="dxa"/>
-          </w:tblCellMar>
-        </w:tblPrEx>
         <w:tc>
           <w:tcPr>
             <w:tcW w:w="1800" w:type="dxa"/>
@@ -6028,7 +5242,6 @@
             </w:tcMar>
           </w:tcPr>
           <w:p>
-            <w:proofErr w:type="spellStart"/>
             <w:r>
               <w:rPr>
                 <w:sz w:val="19"/>
@@ -6036,7 +5249,6 @@
               </w:rPr>
               <w:t>fact_estadisticas</w:t>
             </w:r>
-            <w:proofErr w:type="spellEnd"/>
           </w:p>
         </w:tc>
         <w:tc>
@@ -6089,293 +5301,13 @@
                 <w:lang w:val="en-US"/>
               </w:rPr>
             </w:pPr>
-            <w:proofErr w:type="spellStart"/>
             <w:r>
               <w:rPr>
                 <w:sz w:val="19"/>
                 <w:szCs w:val="19"/>
                 <w:lang w:val="en-US"/>
               </w:rPr>
-              <w:t>id_</w:t>
-            </w:r>
-            <w:proofErr w:type="gramStart"/>
-            <w:r>
-              <w:rPr>
-                <w:sz w:val="19"/>
-                <w:szCs w:val="19"/>
-                <w:lang w:val="en-US"/>
-              </w:rPr>
-              <w:t>jugador</w:t>
-            </w:r>
-            <w:proofErr w:type="spellEnd"/>
-            <w:r>
-              <w:rPr>
-                <w:sz w:val="19"/>
-                <w:szCs w:val="19"/>
-                <w:lang w:val="en-US"/>
-              </w:rPr>
-              <w:t>(</w:t>
-            </w:r>
-            <w:proofErr w:type="gramEnd"/>
-            <w:r>
-              <w:rPr>
-                <w:sz w:val="19"/>
-                <w:szCs w:val="19"/>
-                <w:lang w:val="en-US"/>
-              </w:rPr>
-              <w:t xml:space="preserve">FK), </w:t>
-            </w:r>
-            <w:proofErr w:type="spellStart"/>
-            <w:r>
-              <w:rPr>
-                <w:sz w:val="19"/>
-                <w:szCs w:val="19"/>
-                <w:lang w:val="en-US"/>
-              </w:rPr>
-              <w:t>id_</w:t>
-            </w:r>
-            <w:proofErr w:type="gramStart"/>
-            <w:r>
-              <w:rPr>
-                <w:sz w:val="19"/>
-                <w:szCs w:val="19"/>
-                <w:lang w:val="en-US"/>
-              </w:rPr>
-              <w:t>club</w:t>
-            </w:r>
-            <w:proofErr w:type="spellEnd"/>
-            <w:r>
-              <w:rPr>
-                <w:sz w:val="19"/>
-                <w:szCs w:val="19"/>
-                <w:lang w:val="en-US"/>
-              </w:rPr>
-              <w:t>(</w:t>
-            </w:r>
-            <w:proofErr w:type="gramEnd"/>
-            <w:r>
-              <w:rPr>
-                <w:sz w:val="19"/>
-                <w:szCs w:val="19"/>
-                <w:lang w:val="en-US"/>
-              </w:rPr>
-              <w:t xml:space="preserve">FK), </w:t>
-            </w:r>
-            <w:proofErr w:type="spellStart"/>
-            <w:r>
-              <w:rPr>
-                <w:sz w:val="19"/>
-                <w:szCs w:val="19"/>
-                <w:lang w:val="en-US"/>
-              </w:rPr>
-              <w:t>id_</w:t>
-            </w:r>
-            <w:proofErr w:type="gramStart"/>
-            <w:r>
-              <w:rPr>
-                <w:sz w:val="19"/>
-                <w:szCs w:val="19"/>
-                <w:lang w:val="en-US"/>
-              </w:rPr>
-              <w:t>liga</w:t>
-            </w:r>
-            <w:proofErr w:type="spellEnd"/>
-            <w:r>
-              <w:rPr>
-                <w:sz w:val="19"/>
-                <w:szCs w:val="19"/>
-                <w:lang w:val="en-US"/>
-              </w:rPr>
-              <w:t>(</w:t>
-            </w:r>
-            <w:proofErr w:type="gramEnd"/>
-            <w:r>
-              <w:rPr>
-                <w:sz w:val="19"/>
-                <w:szCs w:val="19"/>
-                <w:lang w:val="en-US"/>
-              </w:rPr>
-              <w:t xml:space="preserve">FK), </w:t>
-            </w:r>
-            <w:proofErr w:type="spellStart"/>
-            <w:r>
-              <w:rPr>
-                <w:sz w:val="19"/>
-                <w:szCs w:val="19"/>
-                <w:lang w:val="en-US"/>
-              </w:rPr>
-              <w:t>id_</w:t>
-            </w:r>
-            <w:proofErr w:type="gramStart"/>
-            <w:r>
-              <w:rPr>
-                <w:sz w:val="19"/>
-                <w:szCs w:val="19"/>
-                <w:lang w:val="en-US"/>
-              </w:rPr>
-              <w:t>temporada</w:t>
-            </w:r>
-            <w:proofErr w:type="spellEnd"/>
-            <w:r>
-              <w:rPr>
-                <w:sz w:val="19"/>
-                <w:szCs w:val="19"/>
-                <w:lang w:val="en-US"/>
-              </w:rPr>
-              <w:t>(</w:t>
-            </w:r>
-            <w:proofErr w:type="gramEnd"/>
-            <w:r>
-              <w:rPr>
-                <w:sz w:val="19"/>
-                <w:szCs w:val="19"/>
-                <w:lang w:val="en-US"/>
-              </w:rPr>
-              <w:t xml:space="preserve">FK), </w:t>
-            </w:r>
-            <w:proofErr w:type="spellStart"/>
-            <w:r>
-              <w:rPr>
-                <w:sz w:val="19"/>
-                <w:szCs w:val="19"/>
-                <w:lang w:val="en-US"/>
-              </w:rPr>
-              <w:t>Pos_principal</w:t>
-            </w:r>
-            <w:proofErr w:type="spellEnd"/>
-            <w:r>
-              <w:rPr>
-                <w:sz w:val="19"/>
-                <w:szCs w:val="19"/>
-                <w:lang w:val="en-US"/>
-              </w:rPr>
-              <w:t xml:space="preserve">, MP, Starts, Min, 90s, </w:t>
-            </w:r>
-            <w:proofErr w:type="spellStart"/>
-            <w:r>
-              <w:rPr>
-                <w:sz w:val="19"/>
-                <w:szCs w:val="19"/>
-                <w:lang w:val="en-US"/>
-              </w:rPr>
-              <w:t>Gls</w:t>
-            </w:r>
-            <w:proofErr w:type="spellEnd"/>
-            <w:r>
-              <w:rPr>
-                <w:sz w:val="19"/>
-                <w:szCs w:val="19"/>
-                <w:lang w:val="en-US"/>
-              </w:rPr>
-              <w:t xml:space="preserve">, Ast, </w:t>
-            </w:r>
-            <w:proofErr w:type="spellStart"/>
-            <w:r>
-              <w:rPr>
-                <w:sz w:val="19"/>
-                <w:szCs w:val="19"/>
-                <w:lang w:val="en-US"/>
-              </w:rPr>
-              <w:t>xG</w:t>
-            </w:r>
-            <w:proofErr w:type="spellEnd"/>
-            <w:r>
-              <w:rPr>
-                <w:sz w:val="19"/>
-                <w:szCs w:val="19"/>
-                <w:lang w:val="en-US"/>
-              </w:rPr>
-              <w:t xml:space="preserve">, </w:t>
-            </w:r>
-            <w:proofErr w:type="spellStart"/>
-            <w:r>
-              <w:rPr>
-                <w:sz w:val="19"/>
-                <w:szCs w:val="19"/>
-                <w:lang w:val="en-US"/>
-              </w:rPr>
-              <w:t>xAG</w:t>
-            </w:r>
-            <w:proofErr w:type="spellEnd"/>
-            <w:r>
-              <w:rPr>
-                <w:sz w:val="19"/>
-                <w:szCs w:val="19"/>
-                <w:lang w:val="en-US"/>
-              </w:rPr>
-              <w:t xml:space="preserve">, </w:t>
-            </w:r>
-            <w:proofErr w:type="spellStart"/>
-            <w:r>
-              <w:rPr>
-                <w:sz w:val="19"/>
-                <w:szCs w:val="19"/>
-                <w:lang w:val="en-US"/>
-              </w:rPr>
-              <w:t>PrgC</w:t>
-            </w:r>
-            <w:proofErr w:type="spellEnd"/>
-            <w:r>
-              <w:rPr>
-                <w:sz w:val="19"/>
-                <w:szCs w:val="19"/>
-                <w:lang w:val="en-US"/>
-              </w:rPr>
-              <w:t xml:space="preserve">, </w:t>
-            </w:r>
-            <w:proofErr w:type="spellStart"/>
-            <w:r>
-              <w:rPr>
-                <w:sz w:val="19"/>
-                <w:szCs w:val="19"/>
-                <w:lang w:val="en-US"/>
-              </w:rPr>
-              <w:t>PrgP</w:t>
-            </w:r>
-            <w:proofErr w:type="spellEnd"/>
-            <w:r>
-              <w:rPr>
-                <w:sz w:val="19"/>
-                <w:szCs w:val="19"/>
-                <w:lang w:val="en-US"/>
-              </w:rPr>
-              <w:t xml:space="preserve">, </w:t>
-            </w:r>
-            <w:proofErr w:type="spellStart"/>
-            <w:r>
-              <w:rPr>
-                <w:sz w:val="19"/>
-                <w:szCs w:val="19"/>
-                <w:lang w:val="en-US"/>
-              </w:rPr>
-              <w:t>CrdY</w:t>
-            </w:r>
-            <w:proofErr w:type="spellEnd"/>
-            <w:r>
-              <w:rPr>
-                <w:sz w:val="19"/>
-                <w:szCs w:val="19"/>
-                <w:lang w:val="en-US"/>
-              </w:rPr>
-              <w:t xml:space="preserve">, </w:t>
-            </w:r>
-            <w:proofErr w:type="spellStart"/>
-            <w:r>
-              <w:rPr>
-                <w:sz w:val="19"/>
-                <w:szCs w:val="19"/>
-                <w:lang w:val="en-US"/>
-              </w:rPr>
-              <w:t>CrdR</w:t>
-            </w:r>
-            <w:proofErr w:type="spellEnd"/>
-            <w:r>
-              <w:rPr>
-                <w:sz w:val="19"/>
-                <w:szCs w:val="19"/>
-                <w:lang w:val="en-US"/>
-              </w:rPr>
-              <w:t>...</w:t>
+              <w:t>id_jugador(FK), id_club(FK), id_liga(FK), id_temporada(FK), Pos_principal, MP, Starts, Min, 90s, Gls, Ast, xG, xAG, PrgC, PrgP, CrdY, CrdR...</w:t>
             </w:r>
           </w:p>
         </w:tc>
@@ -6397,32 +5329,17 @@
             </w:tcMar>
           </w:tcPr>
           <w:p>
-            <w:proofErr w:type="spellStart"/>
-            <w:r>
-              <w:rPr>
-                <w:sz w:val="19"/>
-                <w:szCs w:val="19"/>
-              </w:rPr>
-              <w:t>id_estadistica</w:t>
-            </w:r>
-            <w:proofErr w:type="spellEnd"/>
-            <w:r>
-              <w:rPr>
-                <w:sz w:val="19"/>
-                <w:szCs w:val="19"/>
-              </w:rPr>
-              <w:t xml:space="preserve"> (PK)</w:t>
+            <w:r>
+              <w:rPr>
+                <w:sz w:val="19"/>
+                <w:szCs w:val="19"/>
+              </w:rPr>
+              <w:t>id_estadistica (PK)</w:t>
             </w:r>
           </w:p>
         </w:tc>
       </w:tr>
       <w:tr>
-        <w:tblPrEx>
-          <w:tblCellMar>
-            <w:top w:w="0" w:type="dxa"/>
-            <w:bottom w:w="0" w:type="dxa"/>
-          </w:tblCellMar>
-        </w:tblPrEx>
         <w:tc>
           <w:tcPr>
             <w:tcW w:w="1800" w:type="dxa"/>
@@ -6441,7 +5358,6 @@
             </w:tcMar>
           </w:tcPr>
           <w:p>
-            <w:proofErr w:type="spellStart"/>
             <w:r>
               <w:rPr>
                 <w:sz w:val="19"/>
@@ -6449,7 +5365,6 @@
               </w:rPr>
               <w:t>dim_jugador</w:t>
             </w:r>
-            <w:proofErr w:type="spellEnd"/>
           </w:p>
         </w:tc>
         <w:tc>
@@ -6502,33 +5417,8 @@
                 <w:sz w:val="19"/>
                 <w:szCs w:val="19"/>
               </w:rPr>
-              <w:t xml:space="preserve">nombre, </w:t>
-            </w:r>
-            <w:proofErr w:type="spellStart"/>
-            <w:r>
-              <w:rPr>
-                <w:sz w:val="19"/>
-                <w:szCs w:val="19"/>
-              </w:rPr>
-              <w:t>nacion</w:t>
-            </w:r>
-            <w:proofErr w:type="spellEnd"/>
-            <w:r>
-              <w:rPr>
-                <w:sz w:val="19"/>
-                <w:szCs w:val="19"/>
-              </w:rPr>
-              <w:t xml:space="preserve">, </w:t>
-            </w:r>
-            <w:proofErr w:type="spellStart"/>
-            <w:r>
-              <w:rPr>
-                <w:sz w:val="19"/>
-                <w:szCs w:val="19"/>
-              </w:rPr>
-              <w:t>anio_nacimiento</w:t>
-            </w:r>
-            <w:proofErr w:type="spellEnd"/>
+              <w:t>nombre, nacion, anio_nacimiento</w:t>
+            </w:r>
           </w:p>
         </w:tc>
         <w:tc>
@@ -6549,32 +5439,17 @@
             </w:tcMar>
           </w:tcPr>
           <w:p>
-            <w:proofErr w:type="spellStart"/>
-            <w:r>
-              <w:rPr>
-                <w:sz w:val="19"/>
-                <w:szCs w:val="19"/>
-              </w:rPr>
-              <w:t>id_jugador</w:t>
-            </w:r>
-            <w:proofErr w:type="spellEnd"/>
-            <w:r>
-              <w:rPr>
-                <w:sz w:val="19"/>
-                <w:szCs w:val="19"/>
-              </w:rPr>
-              <w:t xml:space="preserve"> (PK)</w:t>
+            <w:r>
+              <w:rPr>
+                <w:sz w:val="19"/>
+                <w:szCs w:val="19"/>
+              </w:rPr>
+              <w:t>id_jugador (PK)</w:t>
             </w:r>
           </w:p>
         </w:tc>
       </w:tr>
       <w:tr>
-        <w:tblPrEx>
-          <w:tblCellMar>
-            <w:top w:w="0" w:type="dxa"/>
-            <w:bottom w:w="0" w:type="dxa"/>
-          </w:tblCellMar>
-        </w:tblPrEx>
         <w:tc>
           <w:tcPr>
             <w:tcW w:w="1800" w:type="dxa"/>
@@ -6593,7 +5468,6 @@
             </w:tcMar>
           </w:tcPr>
           <w:p>
-            <w:proofErr w:type="spellStart"/>
             <w:r>
               <w:rPr>
                 <w:sz w:val="19"/>
@@ -6601,7 +5475,6 @@
               </w:rPr>
               <w:t>dim_club</w:t>
             </w:r>
-            <w:proofErr w:type="spellEnd"/>
           </w:p>
         </w:tc>
         <w:tc>
@@ -6649,21 +5522,12 @@
             </w:tcMar>
           </w:tcPr>
           <w:p>
-            <w:proofErr w:type="spellStart"/>
-            <w:r>
-              <w:rPr>
-                <w:sz w:val="19"/>
-                <w:szCs w:val="19"/>
-              </w:rPr>
-              <w:t>nombre_club</w:t>
-            </w:r>
-            <w:proofErr w:type="spellEnd"/>
-            <w:r>
-              <w:rPr>
-                <w:sz w:val="19"/>
-                <w:szCs w:val="19"/>
-              </w:rPr>
-              <w:t>, liga</w:t>
+            <w:r>
+              <w:rPr>
+                <w:sz w:val="19"/>
+                <w:szCs w:val="19"/>
+              </w:rPr>
+              <w:t>nombre_club, liga</w:t>
             </w:r>
           </w:p>
         </w:tc>
@@ -6685,32 +5549,17 @@
             </w:tcMar>
           </w:tcPr>
           <w:p>
-            <w:proofErr w:type="spellStart"/>
-            <w:r>
-              <w:rPr>
-                <w:sz w:val="19"/>
-                <w:szCs w:val="19"/>
-              </w:rPr>
-              <w:t>id_club</w:t>
-            </w:r>
-            <w:proofErr w:type="spellEnd"/>
-            <w:r>
-              <w:rPr>
-                <w:sz w:val="19"/>
-                <w:szCs w:val="19"/>
-              </w:rPr>
-              <w:t xml:space="preserve"> (PK)</w:t>
+            <w:r>
+              <w:rPr>
+                <w:sz w:val="19"/>
+                <w:szCs w:val="19"/>
+              </w:rPr>
+              <w:t>id_club (PK)</w:t>
             </w:r>
           </w:p>
         </w:tc>
       </w:tr>
       <w:tr>
-        <w:tblPrEx>
-          <w:tblCellMar>
-            <w:top w:w="0" w:type="dxa"/>
-            <w:bottom w:w="0" w:type="dxa"/>
-          </w:tblCellMar>
-        </w:tblPrEx>
         <w:tc>
           <w:tcPr>
             <w:tcW w:w="1800" w:type="dxa"/>
@@ -6729,7 +5578,6 @@
             </w:tcMar>
           </w:tcPr>
           <w:p>
-            <w:proofErr w:type="spellStart"/>
             <w:r>
               <w:rPr>
                 <w:sz w:val="19"/>
@@ -6737,7 +5585,6 @@
               </w:rPr>
               <w:t>dim_liga</w:t>
             </w:r>
-            <w:proofErr w:type="spellEnd"/>
           </w:p>
         </w:tc>
         <w:tc>
@@ -6785,31 +5632,13 @@
             </w:tcMar>
           </w:tcPr>
           <w:p>
-            <w:proofErr w:type="spellStart"/>
-            <w:r>
-              <w:rPr>
-                <w:sz w:val="19"/>
-                <w:szCs w:val="19"/>
-              </w:rPr>
-              <w:t>nombre_liga</w:t>
-            </w:r>
-            <w:proofErr w:type="spellEnd"/>
-            <w:r>
-              <w:rPr>
-                <w:sz w:val="19"/>
-                <w:szCs w:val="19"/>
-              </w:rPr>
-              <w:t xml:space="preserve">, </w:t>
-            </w:r>
-            <w:proofErr w:type="spellStart"/>
-            <w:r>
-              <w:rPr>
-                <w:sz w:val="19"/>
-                <w:szCs w:val="19"/>
-              </w:rPr>
-              <w:t>pais</w:t>
-            </w:r>
-            <w:proofErr w:type="spellEnd"/>
+            <w:r>
+              <w:rPr>
+                <w:sz w:val="19"/>
+                <w:szCs w:val="19"/>
+              </w:rPr>
+              <w:t>nombre_liga, pais</w:t>
+            </w:r>
           </w:p>
         </w:tc>
         <w:tc>
@@ -6830,32 +5659,17 @@
             </w:tcMar>
           </w:tcPr>
           <w:p>
-            <w:proofErr w:type="spellStart"/>
-            <w:r>
-              <w:rPr>
-                <w:sz w:val="19"/>
-                <w:szCs w:val="19"/>
-              </w:rPr>
-              <w:t>id_liga</w:t>
-            </w:r>
-            <w:proofErr w:type="spellEnd"/>
-            <w:r>
-              <w:rPr>
-                <w:sz w:val="19"/>
-                <w:szCs w:val="19"/>
-              </w:rPr>
-              <w:t xml:space="preserve"> (PK)</w:t>
+            <w:r>
+              <w:rPr>
+                <w:sz w:val="19"/>
+                <w:szCs w:val="19"/>
+              </w:rPr>
+              <w:t>id_liga (PK)</w:t>
             </w:r>
           </w:p>
         </w:tc>
       </w:tr>
       <w:tr>
-        <w:tblPrEx>
-          <w:tblCellMar>
-            <w:top w:w="0" w:type="dxa"/>
-            <w:bottom w:w="0" w:type="dxa"/>
-          </w:tblCellMar>
-        </w:tblPrEx>
         <w:tc>
           <w:tcPr>
             <w:tcW w:w="1800" w:type="dxa"/>
@@ -6874,7 +5688,6 @@
             </w:tcMar>
           </w:tcPr>
           <w:p>
-            <w:proofErr w:type="spellStart"/>
             <w:r>
               <w:rPr>
                 <w:sz w:val="19"/>
@@ -6882,7 +5695,6 @@
               </w:rPr>
               <w:t>dim_temporada</w:t>
             </w:r>
-            <w:proofErr w:type="spellEnd"/>
           </w:p>
         </w:tc>
         <w:tc>
@@ -6930,47 +5742,13 @@
             </w:tcMar>
           </w:tcPr>
           <w:p>
-            <w:proofErr w:type="spellStart"/>
-            <w:r>
-              <w:rPr>
-                <w:sz w:val="19"/>
-                <w:szCs w:val="19"/>
-              </w:rPr>
-              <w:t>temporada_label</w:t>
-            </w:r>
-            <w:proofErr w:type="spellEnd"/>
-            <w:r>
-              <w:rPr>
-                <w:sz w:val="19"/>
-                <w:szCs w:val="19"/>
-              </w:rPr>
-              <w:t xml:space="preserve">, </w:t>
-            </w:r>
-            <w:proofErr w:type="spellStart"/>
-            <w:r>
-              <w:rPr>
-                <w:sz w:val="19"/>
-                <w:szCs w:val="19"/>
-              </w:rPr>
-              <w:t>anio_inicio</w:t>
-            </w:r>
-            <w:proofErr w:type="spellEnd"/>
-            <w:r>
-              <w:rPr>
-                <w:sz w:val="19"/>
-                <w:szCs w:val="19"/>
-              </w:rPr>
-              <w:t xml:space="preserve">, </w:t>
-            </w:r>
-            <w:proofErr w:type="spellStart"/>
-            <w:r>
-              <w:rPr>
-                <w:sz w:val="19"/>
-                <w:szCs w:val="19"/>
-              </w:rPr>
-              <w:t>anio_fin</w:t>
-            </w:r>
-            <w:proofErr w:type="spellEnd"/>
+            <w:r>
+              <w:rPr>
+                <w:sz w:val="19"/>
+                <w:szCs w:val="19"/>
+              </w:rPr>
+              <w:t>temporada_label, anio_inicio, anio_fin</w:t>
+            </w:r>
           </w:p>
         </w:tc>
         <w:tc>
@@ -6991,21 +5769,12 @@
             </w:tcMar>
           </w:tcPr>
           <w:p>
-            <w:proofErr w:type="spellStart"/>
-            <w:r>
-              <w:rPr>
-                <w:sz w:val="19"/>
-                <w:szCs w:val="19"/>
-              </w:rPr>
-              <w:t>id_temporada</w:t>
-            </w:r>
-            <w:proofErr w:type="spellEnd"/>
-            <w:r>
-              <w:rPr>
-                <w:sz w:val="19"/>
-                <w:szCs w:val="19"/>
-              </w:rPr>
-              <w:t xml:space="preserve"> (PK)</w:t>
+            <w:r>
+              <w:rPr>
+                <w:sz w:val="19"/>
+                <w:szCs w:val="19"/>
+              </w:rPr>
+              <w:t>id_temporada (PK)</w:t>
             </w:r>
           </w:p>
         </w:tc>
@@ -7022,15 +5791,7 @@
         <w:jc w:val="both"/>
       </w:pPr>
       <w:r>
-        <w:t xml:space="preserve">Justificación: el esquema estrella optimiza consultas OLAP (p. ej. 'goles promedio por liga y temporada'). La tabla de hechos centraliza todas las métricas numéricas por jugador-temporada, mientras las dimensiones permiten filtrado y agrupación eficiente sin </w:t>
-      </w:r>
-      <w:proofErr w:type="spellStart"/>
-      <w:r>
-        <w:t>joins</w:t>
-      </w:r>
-      <w:proofErr w:type="spellEnd"/>
-      <w:r>
-        <w:t xml:space="preserve"> complejos.</w:t>
+        <w:t>Justificación: el esquema estrella optimiza consultas OLAP (p. ej. 'goles promedio por liga y temporada'). La tabla de hechos centraliza todas las métricas numéricas por jugador-temporada, mientras las dimensiones permiten filtrado y agrupación eficiente sin joins complejos.</w:t>
       </w:r>
     </w:p>
     <w:p>
@@ -7063,31 +5824,7 @@
         <w:jc w:val="both"/>
       </w:pPr>
       <w:r>
-        <w:t>Problema: formato 'USA' (2022-23) vs '</w:t>
-      </w:r>
-      <w:proofErr w:type="spellStart"/>
-      <w:r>
-        <w:t>us</w:t>
-      </w:r>
-      <w:proofErr w:type="spellEnd"/>
-      <w:r>
-        <w:t xml:space="preserve"> USA' (demás temporadas). Solución: función </w:t>
-      </w:r>
-      <w:proofErr w:type="spellStart"/>
-      <w:r>
-        <w:t>normalizar_</w:t>
-      </w:r>
-      <w:proofErr w:type="gramStart"/>
-      <w:r>
-        <w:t>nation</w:t>
-      </w:r>
-      <w:proofErr w:type="spellEnd"/>
-      <w:r>
-        <w:t>(</w:t>
-      </w:r>
-      <w:proofErr w:type="gramEnd"/>
-      <w:r>
-        <w:t>) que extrae el código ISO de 3 letras en mayúsculas.</w:t>
+        <w:t>Problema: formato 'USA' (2022-23) vs 'us USA' (demás temporadas). Solución: función normalizar_nation() que extrae el código ISO de 3 letras en mayúsculas.</w:t>
       </w:r>
     </w:p>
     <w:p>
@@ -7102,27 +5839,7 @@
           <w:sz w:val="18"/>
           <w:szCs w:val="18"/>
         </w:rPr>
-        <w:t>2022-23: ['USA', 'MAR', 'FRA'] → ['USA', 'MAR', 'FRA'</w:t>
-      </w:r>
-      <w:proofErr w:type="gramStart"/>
-      <w:r>
-        <w:rPr>
-          <w:rFonts w:ascii="Courier New" w:eastAsia="Courier New" w:hAnsi="Courier New" w:cs="Courier New"/>
-          <w:color w:val="1A6E1A"/>
-          <w:sz w:val="18"/>
-          <w:szCs w:val="18"/>
-        </w:rPr>
-        <w:t>]  (</w:t>
-      </w:r>
-      <w:proofErr w:type="gramEnd"/>
-      <w:r>
-        <w:rPr>
-          <w:rFonts w:ascii="Courier New" w:eastAsia="Courier New" w:hAnsi="Courier New" w:cs="Courier New"/>
-          <w:color w:val="1A6E1A"/>
-          <w:sz w:val="18"/>
-          <w:szCs w:val="18"/>
-        </w:rPr>
-        <w:t>sin cambio)</w:t>
+        <w:t>2022-23: ['USA', 'MAR', 'FRA'] → ['USA', 'MAR', 'FRA']  (sin cambio)</w:t>
       </w:r>
     </w:p>
     <w:p>
@@ -7141,9 +5858,17 @@
           <w:szCs w:val="18"/>
           <w:lang w:val="en-US"/>
         </w:rPr>
-        <w:t>2023-24: ['us USA', '</w:t>
+        <w:t>2023-24: ['us USA', 'eng ENG', 'ma MAR'] → ['USA', 'ENG', 'MAR']</w:t>
       </w:r>
-      <w:proofErr w:type="spellStart"/>
+    </w:p>
+    <w:p>
+      <w:pPr>
+        <w:spacing w:before="20" w:after="20"/>
+        <w:ind w:left="580"/>
+        <w:rPr>
+          <w:lang w:val="en-US"/>
+        </w:rPr>
+      </w:pPr>
       <w:r>
         <w:rPr>
           <w:rFonts w:ascii="Courier New" w:eastAsia="Courier New" w:hAnsi="Courier New" w:cs="Courier New"/>
@@ -7152,9 +5877,17 @@
           <w:szCs w:val="18"/>
           <w:lang w:val="en-US"/>
         </w:rPr>
-        <w:t>eng</w:t>
+        <w:t>2024-25: ['eng ENG', 'eng ENG', 'es ESP'] → ['ENG', 'ENG', 'ESP']</w:t>
       </w:r>
-      <w:proofErr w:type="spellEnd"/>
+    </w:p>
+    <w:p>
+      <w:pPr>
+        <w:spacing w:before="20" w:after="20"/>
+        <w:ind w:left="580"/>
+        <w:rPr>
+          <w:lang w:val="en-US"/>
+        </w:rPr>
+      </w:pPr>
       <w:r>
         <w:rPr>
           <w:rFonts w:ascii="Courier New" w:eastAsia="Courier New" w:hAnsi="Courier New" w:cs="Courier New"/>
@@ -7163,111 +5896,7 @@
           <w:szCs w:val="18"/>
           <w:lang w:val="en-US"/>
         </w:rPr>
-        <w:t xml:space="preserve"> ENG', 'ma MAR'] → ['USA', 'ENG', 'MAR']</w:t>
-      </w:r>
-    </w:p>
-    <w:p>
-      <w:pPr>
-        <w:spacing w:before="20" w:after="20"/>
-        <w:ind w:left="580"/>
-        <w:rPr>
-          <w:lang w:val="en-US"/>
-        </w:rPr>
-      </w:pPr>
-      <w:r>
-        <w:rPr>
-          <w:rFonts w:ascii="Courier New" w:eastAsia="Courier New" w:hAnsi="Courier New" w:cs="Courier New"/>
-          <w:color w:val="1A6E1A"/>
-          <w:sz w:val="18"/>
-          <w:szCs w:val="18"/>
-          <w:lang w:val="en-US"/>
-        </w:rPr>
-        <w:t>2024-25: ['</w:t>
-      </w:r>
-      <w:proofErr w:type="spellStart"/>
-      <w:r>
-        <w:rPr>
-          <w:rFonts w:ascii="Courier New" w:eastAsia="Courier New" w:hAnsi="Courier New" w:cs="Courier New"/>
-          <w:color w:val="1A6E1A"/>
-          <w:sz w:val="18"/>
-          <w:szCs w:val="18"/>
-          <w:lang w:val="en-US"/>
-        </w:rPr>
-        <w:t>eng</w:t>
-      </w:r>
-      <w:proofErr w:type="spellEnd"/>
-      <w:r>
-        <w:rPr>
-          <w:rFonts w:ascii="Courier New" w:eastAsia="Courier New" w:hAnsi="Courier New" w:cs="Courier New"/>
-          <w:color w:val="1A6E1A"/>
-          <w:sz w:val="18"/>
-          <w:szCs w:val="18"/>
-          <w:lang w:val="en-US"/>
-        </w:rPr>
-        <w:t xml:space="preserve"> ENG', '</w:t>
-      </w:r>
-      <w:proofErr w:type="spellStart"/>
-      <w:r>
-        <w:rPr>
-          <w:rFonts w:ascii="Courier New" w:eastAsia="Courier New" w:hAnsi="Courier New" w:cs="Courier New"/>
-          <w:color w:val="1A6E1A"/>
-          <w:sz w:val="18"/>
-          <w:szCs w:val="18"/>
-          <w:lang w:val="en-US"/>
-        </w:rPr>
-        <w:t>eng</w:t>
-      </w:r>
-      <w:proofErr w:type="spellEnd"/>
-      <w:r>
-        <w:rPr>
-          <w:rFonts w:ascii="Courier New" w:eastAsia="Courier New" w:hAnsi="Courier New" w:cs="Courier New"/>
-          <w:color w:val="1A6E1A"/>
-          <w:sz w:val="18"/>
-          <w:szCs w:val="18"/>
-          <w:lang w:val="en-US"/>
-        </w:rPr>
-        <w:t xml:space="preserve"> ENG', 'es ESP'] → ['ENG', 'ENG', 'ESP']</w:t>
-      </w:r>
-    </w:p>
-    <w:p>
-      <w:pPr>
-        <w:spacing w:before="20" w:after="20"/>
-        <w:ind w:left="580"/>
-        <w:rPr>
-          <w:lang w:val="en-US"/>
-        </w:rPr>
-      </w:pPr>
-      <w:r>
-        <w:rPr>
-          <w:rFonts w:ascii="Courier New" w:eastAsia="Courier New" w:hAnsi="Courier New" w:cs="Courier New"/>
-          <w:color w:val="1A6E1A"/>
-          <w:sz w:val="18"/>
-          <w:szCs w:val="18"/>
-          <w:lang w:val="en-US"/>
-        </w:rPr>
-        <w:t>2025-26: ['us USA', '</w:t>
-      </w:r>
-      <w:proofErr w:type="spellStart"/>
-      <w:r>
-        <w:rPr>
-          <w:rFonts w:ascii="Courier New" w:eastAsia="Courier New" w:hAnsi="Courier New" w:cs="Courier New"/>
-          <w:color w:val="1A6E1A"/>
-          <w:sz w:val="18"/>
-          <w:szCs w:val="18"/>
-          <w:lang w:val="en-US"/>
-        </w:rPr>
-        <w:t>eng</w:t>
-      </w:r>
-      <w:proofErr w:type="spellEnd"/>
-      <w:r>
-        <w:rPr>
-          <w:rFonts w:ascii="Courier New" w:eastAsia="Courier New" w:hAnsi="Courier New" w:cs="Courier New"/>
-          <w:color w:val="1A6E1A"/>
-          <w:sz w:val="18"/>
-          <w:szCs w:val="18"/>
-          <w:lang w:val="en-US"/>
-        </w:rPr>
-        <w:t xml:space="preserve"> ENG', 'ma MAR'] → ['USA', 'ENG', 'MAR']</w:t>
+        <w:t>2025-26: ['us USA', 'eng ENG', 'ma MAR'] → ['USA', 'ENG', 'MAR']</w:t>
       </w:r>
     </w:p>
     <w:p>
@@ -7356,39 +5985,7 @@
         <w:jc w:val="both"/>
       </w:pPr>
       <w:r>
-        <w:t xml:space="preserve">Problema: </w:t>
-      </w:r>
-      <w:proofErr w:type="spellStart"/>
-      <w:r>
-        <w:t>int</w:t>
-      </w:r>
-      <w:proofErr w:type="spellEnd"/>
-      <w:r>
-        <w:t xml:space="preserve"> en 2022-23, </w:t>
-      </w:r>
-      <w:proofErr w:type="spellStart"/>
-      <w:r>
-        <w:t>float</w:t>
-      </w:r>
-      <w:proofErr w:type="spellEnd"/>
-      <w:r>
-        <w:t xml:space="preserve"> en otros, '24-112' (edad-días) en 2024-25. Solución: función </w:t>
-      </w:r>
-      <w:proofErr w:type="spellStart"/>
-      <w:r>
-        <w:t>normalizar_</w:t>
-      </w:r>
-      <w:proofErr w:type="gramStart"/>
-      <w:r>
-        <w:t>edad</w:t>
-      </w:r>
-      <w:proofErr w:type="spellEnd"/>
-      <w:r>
-        <w:t>(</w:t>
-      </w:r>
-      <w:proofErr w:type="gramEnd"/>
-      <w:r>
-        <w:t>) que extrae la parte entera.</w:t>
+        <w:t>Problema: int en 2022-23, float en otros, '24-112' (edad-días) en 2024-25. Solución: función normalizar_edad() que extrae la parte entera.</w:t>
       </w:r>
     </w:p>
     <w:tbl>
@@ -7416,12 +6013,6 @@
         <w:gridCol w:w="1760"/>
       </w:tblGrid>
       <w:tr>
-        <w:tblPrEx>
-          <w:tblCellMar>
-            <w:top w:w="0" w:type="dxa"/>
-            <w:bottom w:w="0" w:type="dxa"/>
-          </w:tblCellMar>
-        </w:tblPrEx>
         <w:trPr>
           <w:tblHeader/>
         </w:trPr>
@@ -7446,7 +6037,6 @@
             <w:pPr>
               <w:jc w:val="center"/>
             </w:pPr>
-            <w:proofErr w:type="spellStart"/>
             <w:r>
               <w:rPr>
                 <w:b/>
@@ -7457,7 +6047,6 @@
               </w:rPr>
               <w:t>Dataset</w:t>
             </w:r>
-            <w:proofErr w:type="spellEnd"/>
           </w:p>
         </w:tc>
         <w:tc>
@@ -7481,7 +6070,6 @@
             <w:pPr>
               <w:jc w:val="center"/>
             </w:pPr>
-            <w:proofErr w:type="spellStart"/>
             <w:r>
               <w:rPr>
                 <w:b/>
@@ -7490,9 +6078,31 @@
                 <w:sz w:val="19"/>
                 <w:szCs w:val="19"/>
               </w:rPr>
-              <w:t>Dtype</w:t>
-            </w:r>
-            <w:proofErr w:type="spellEnd"/>
+              <w:t>Dtype resultado</w:t>
+            </w:r>
+          </w:p>
+        </w:tc>
+        <w:tc>
+          <w:tcPr>
+            <w:tcW w:w="1100" w:type="dxa"/>
+            <w:tcBorders>
+              <w:top w:val="single" w:sz="1" w:space="0" w:color="AAAAAA"/>
+              <w:left w:val="single" w:sz="1" w:space="0" w:color="AAAAAA"/>
+              <w:bottom w:val="single" w:sz="1" w:space="0" w:color="AAAAAA"/>
+              <w:right w:val="single" w:sz="1" w:space="0" w:color="AAAAAA"/>
+            </w:tcBorders>
+            <w:shd w:val="clear" w:color="auto" w:fill="003366"/>
+            <w:tcMar>
+              <w:top w:w="80" w:type="dxa"/>
+              <w:left w:w="110" w:type="dxa"/>
+              <w:bottom w:w="80" w:type="dxa"/>
+              <w:right w:w="110" w:type="dxa"/>
+            </w:tcMar>
+          </w:tcPr>
+          <w:p>
+            <w:pPr>
+              <w:jc w:val="center"/>
+            </w:pPr>
             <w:r>
               <w:rPr>
                 <w:b/>
@@ -7501,7 +6111,7 @@
                 <w:sz w:val="19"/>
                 <w:szCs w:val="19"/>
               </w:rPr>
-              <w:t xml:space="preserve"> resultado</w:t>
+              <w:t>Mín</w:t>
             </w:r>
           </w:p>
         </w:tc>
@@ -7526,7 +6136,6 @@
             <w:pPr>
               <w:jc w:val="center"/>
             </w:pPr>
-            <w:proofErr w:type="spellStart"/>
             <w:r>
               <w:rPr>
                 <w:b/>
@@ -7535,14 +6144,13 @@
                 <w:sz w:val="19"/>
                 <w:szCs w:val="19"/>
               </w:rPr>
-              <w:t>Mín</w:t>
-            </w:r>
-            <w:proofErr w:type="spellEnd"/>
-          </w:p>
-        </w:tc>
-        <w:tc>
-          <w:tcPr>
-            <w:tcW w:w="1100" w:type="dxa"/>
+              <w:t>Máx</w:t>
+            </w:r>
+          </w:p>
+        </w:tc>
+        <w:tc>
+          <w:tcPr>
+            <w:tcW w:w="1760" w:type="dxa"/>
             <w:tcBorders>
               <w:top w:val="single" w:sz="1" w:space="0" w:color="AAAAAA"/>
               <w:left w:val="single" w:sz="1" w:space="0" w:color="AAAAAA"/>
@@ -7561,7 +6169,6 @@
             <w:pPr>
               <w:jc w:val="center"/>
             </w:pPr>
-            <w:proofErr w:type="spellStart"/>
             <w:r>
               <w:rPr>
                 <w:b/>
@@ -7570,52 +6177,12 @@
                 <w:sz w:val="19"/>
                 <w:szCs w:val="19"/>
               </w:rPr>
-              <w:t>Máx</w:t>
-            </w:r>
-            <w:proofErr w:type="spellEnd"/>
-          </w:p>
-        </w:tc>
-        <w:tc>
-          <w:tcPr>
-            <w:tcW w:w="1760" w:type="dxa"/>
-            <w:tcBorders>
-              <w:top w:val="single" w:sz="1" w:space="0" w:color="AAAAAA"/>
-              <w:left w:val="single" w:sz="1" w:space="0" w:color="AAAAAA"/>
-              <w:bottom w:val="single" w:sz="1" w:space="0" w:color="AAAAAA"/>
-              <w:right w:val="single" w:sz="1" w:space="0" w:color="AAAAAA"/>
-            </w:tcBorders>
-            <w:shd w:val="clear" w:color="auto" w:fill="003366"/>
-            <w:tcMar>
-              <w:top w:w="80" w:type="dxa"/>
-              <w:left w:w="110" w:type="dxa"/>
-              <w:bottom w:w="80" w:type="dxa"/>
-              <w:right w:w="110" w:type="dxa"/>
-            </w:tcMar>
-          </w:tcPr>
-          <w:p>
-            <w:pPr>
-              <w:jc w:val="center"/>
-            </w:pPr>
-            <w:r>
-              <w:rPr>
-                <w:b/>
-                <w:bCs/>
-                <w:color w:val="FFFFFF"/>
-                <w:sz w:val="19"/>
-                <w:szCs w:val="19"/>
-              </w:rPr>
               <w:t>Nulos</w:t>
             </w:r>
           </w:p>
         </w:tc>
       </w:tr>
       <w:tr>
-        <w:tblPrEx>
-          <w:tblCellMar>
-            <w:top w:w="0" w:type="dxa"/>
-            <w:bottom w:w="0" w:type="dxa"/>
-          </w:tblCellMar>
-        </w:tblPrEx>
         <w:tc>
           <w:tcPr>
             <w:tcW w:w="1700" w:type="dxa"/>
@@ -7753,12 +6320,6 @@
         </w:tc>
       </w:tr>
       <w:tr>
-        <w:tblPrEx>
-          <w:tblCellMar>
-            <w:top w:w="0" w:type="dxa"/>
-            <w:bottom w:w="0" w:type="dxa"/>
-          </w:tblCellMar>
-        </w:tblPrEx>
         <w:tc>
           <w:tcPr>
             <w:tcW w:w="1700" w:type="dxa"/>
@@ -7896,12 +6457,6 @@
         </w:tc>
       </w:tr>
       <w:tr>
-        <w:tblPrEx>
-          <w:tblCellMar>
-            <w:top w:w="0" w:type="dxa"/>
-            <w:bottom w:w="0" w:type="dxa"/>
-          </w:tblCellMar>
-        </w:tblPrEx>
         <w:tc>
           <w:tcPr>
             <w:tcW w:w="1700" w:type="dxa"/>
@@ -8039,12 +6594,6 @@
         </w:tc>
       </w:tr>
       <w:tr>
-        <w:tblPrEx>
-          <w:tblCellMar>
-            <w:top w:w="0" w:type="dxa"/>
-            <w:bottom w:w="0" w:type="dxa"/>
-          </w:tblCellMar>
-        </w:tblPrEx>
         <w:tc>
           <w:tcPr>
             <w:tcW w:w="1700" w:type="dxa"/>
@@ -8234,12 +6783,6 @@
         <w:gridCol w:w="6360"/>
       </w:tblGrid>
       <w:tr>
-        <w:tblPrEx>
-          <w:tblCellMar>
-            <w:top w:w="0" w:type="dxa"/>
-            <w:bottom w:w="0" w:type="dxa"/>
-          </w:tblCellMar>
-        </w:tblPrEx>
         <w:trPr>
           <w:tblHeader/>
         </w:trPr>
@@ -8264,7 +6807,6 @@
             <w:pPr>
               <w:jc w:val="center"/>
             </w:pPr>
-            <w:proofErr w:type="spellStart"/>
             <w:r>
               <w:rPr>
                 <w:b/>
@@ -8275,7 +6817,6 @@
               </w:rPr>
               <w:t>Dataset</w:t>
             </w:r>
-            <w:proofErr w:type="spellEnd"/>
           </w:p>
         </w:tc>
         <w:tc>
@@ -8299,7 +6840,6 @@
             <w:pPr>
               <w:jc w:val="center"/>
             </w:pPr>
-            <w:proofErr w:type="spellStart"/>
             <w:r>
               <w:rPr>
                 <w:b/>
@@ -8308,9 +6848,31 @@
                 <w:sz w:val="19"/>
                 <w:szCs w:val="19"/>
               </w:rPr>
-              <w:t>Cols</w:t>
-            </w:r>
-            <w:proofErr w:type="spellEnd"/>
+              <w:t>Cols con &gt; 5% nulos</w:t>
+            </w:r>
+          </w:p>
+        </w:tc>
+        <w:tc>
+          <w:tcPr>
+            <w:tcW w:w="6360" w:type="dxa"/>
+            <w:tcBorders>
+              <w:top w:val="single" w:sz="1" w:space="0" w:color="AAAAAA"/>
+              <w:left w:val="single" w:sz="1" w:space="0" w:color="AAAAAA"/>
+              <w:bottom w:val="single" w:sz="1" w:space="0" w:color="AAAAAA"/>
+              <w:right w:val="single" w:sz="1" w:space="0" w:color="AAAAAA"/>
+            </w:tcBorders>
+            <w:shd w:val="clear" w:color="auto" w:fill="003366"/>
+            <w:tcMar>
+              <w:top w:w="80" w:type="dxa"/>
+              <w:left w:w="110" w:type="dxa"/>
+              <w:bottom w:w="80" w:type="dxa"/>
+              <w:right w:w="110" w:type="dxa"/>
+            </w:tcMar>
+          </w:tcPr>
+          <w:p>
+            <w:pPr>
+              <w:jc w:val="center"/>
+            </w:pPr>
             <w:r>
               <w:rPr>
                 <w:b/>
@@ -8319,51 +6881,12 @@
                 <w:sz w:val="19"/>
                 <w:szCs w:val="19"/>
               </w:rPr>
-              <w:t xml:space="preserve"> con &gt; 5% nulos</w:t>
-            </w:r>
-          </w:p>
-        </w:tc>
-        <w:tc>
-          <w:tcPr>
-            <w:tcW w:w="6360" w:type="dxa"/>
-            <w:tcBorders>
-              <w:top w:val="single" w:sz="1" w:space="0" w:color="AAAAAA"/>
-              <w:left w:val="single" w:sz="1" w:space="0" w:color="AAAAAA"/>
-              <w:bottom w:val="single" w:sz="1" w:space="0" w:color="AAAAAA"/>
-              <w:right w:val="single" w:sz="1" w:space="0" w:color="AAAAAA"/>
-            </w:tcBorders>
-            <w:shd w:val="clear" w:color="auto" w:fill="003366"/>
-            <w:tcMar>
-              <w:top w:w="80" w:type="dxa"/>
-              <w:left w:w="110" w:type="dxa"/>
-              <w:bottom w:w="80" w:type="dxa"/>
-              <w:right w:w="110" w:type="dxa"/>
-            </w:tcMar>
-          </w:tcPr>
-          <w:p>
-            <w:pPr>
-              <w:jc w:val="center"/>
-            </w:pPr>
-            <w:r>
-              <w:rPr>
-                <w:b/>
-                <w:bCs/>
-                <w:color w:val="FFFFFF"/>
-                <w:sz w:val="19"/>
-                <w:szCs w:val="19"/>
-              </w:rPr>
               <w:t>Variables más afectadas (ejemplos)</w:t>
             </w:r>
           </w:p>
         </w:tc>
       </w:tr>
       <w:tr>
-        <w:tblPrEx>
-          <w:tblCellMar>
-            <w:top w:w="0" w:type="dxa"/>
-            <w:bottom w:w="0" w:type="dxa"/>
-          </w:tblCellMar>
-        </w:tblPrEx>
         <w:tc>
           <w:tcPr>
             <w:tcW w:w="1200" w:type="dxa"/>
@@ -8447,12 +6970,6 @@
         </w:tc>
       </w:tr>
       <w:tr>
-        <w:tblPrEx>
-          <w:tblCellMar>
-            <w:top w:w="0" w:type="dxa"/>
-            <w:bottom w:w="0" w:type="dxa"/>
-          </w:tblCellMar>
-        </w:tblPrEx>
         <w:tc>
           <w:tcPr>
             <w:tcW w:w="1200" w:type="dxa"/>
@@ -8530,43 +7047,12 @@
                 <w:sz w:val="19"/>
                 <w:szCs w:val="19"/>
               </w:rPr>
-              <w:t xml:space="preserve">CS% (94.0%), Save% (94.0%), </w:t>
-            </w:r>
-            <w:proofErr w:type="spellStart"/>
-            <w:r>
-              <w:rPr>
-                <w:sz w:val="19"/>
-                <w:szCs w:val="19"/>
-              </w:rPr>
-              <w:t>SoTA</w:t>
-            </w:r>
-            <w:proofErr w:type="spellEnd"/>
-            <w:r>
-              <w:rPr>
-                <w:sz w:val="19"/>
-                <w:szCs w:val="19"/>
-              </w:rPr>
-              <w:t xml:space="preserve"> (93.9%), W (93.9</w:t>
-            </w:r>
-            <w:proofErr w:type="gramStart"/>
-            <w:r>
-              <w:rPr>
-                <w:sz w:val="19"/>
-                <w:szCs w:val="19"/>
-              </w:rPr>
-              <w:t>%)...</w:t>
-            </w:r>
-            <w:proofErr w:type="gramEnd"/>
+              <w:t>CS% (94.0%), Save% (94.0%), SoTA (93.9%), W (93.9%)...</w:t>
+            </w:r>
           </w:p>
         </w:tc>
       </w:tr>
       <w:tr>
-        <w:tblPrEx>
-          <w:tblCellMar>
-            <w:top w:w="0" w:type="dxa"/>
-            <w:bottom w:w="0" w:type="dxa"/>
-          </w:tblCellMar>
-        </w:tblPrEx>
         <w:tc>
           <w:tcPr>
             <w:tcW w:w="1200" w:type="dxa"/>
@@ -8650,82 +7136,12 @@
                 <w:szCs w:val="19"/>
                 <w:lang w:val="en-US"/>
               </w:rPr>
-              <w:t xml:space="preserve">CS% (92.9%), </w:t>
-            </w:r>
-            <w:proofErr w:type="spellStart"/>
-            <w:r>
-              <w:rPr>
-                <w:sz w:val="19"/>
-                <w:szCs w:val="19"/>
-                <w:lang w:val="en-US"/>
-              </w:rPr>
-              <w:t>PSxG</w:t>
-            </w:r>
-            <w:proofErr w:type="spellEnd"/>
-            <w:r>
-              <w:rPr>
-                <w:sz w:val="19"/>
-                <w:szCs w:val="19"/>
-                <w:lang w:val="en-US"/>
-              </w:rPr>
-              <w:t>/</w:t>
-            </w:r>
-            <w:proofErr w:type="spellStart"/>
-            <w:r>
-              <w:rPr>
-                <w:sz w:val="19"/>
-                <w:szCs w:val="19"/>
-                <w:lang w:val="en-US"/>
-              </w:rPr>
-              <w:t>SoT</w:t>
-            </w:r>
-            <w:proofErr w:type="spellEnd"/>
-            <w:r>
-              <w:rPr>
-                <w:sz w:val="19"/>
-                <w:szCs w:val="19"/>
-                <w:lang w:val="en-US"/>
-              </w:rPr>
-              <w:t xml:space="preserve"> (92.8%), Save% (92.8%), </w:t>
-            </w:r>
-            <w:proofErr w:type="spellStart"/>
-            <w:r>
-              <w:rPr>
-                <w:sz w:val="19"/>
-                <w:szCs w:val="19"/>
-                <w:lang w:val="en-US"/>
-              </w:rPr>
-              <w:t>AvgDist</w:t>
-            </w:r>
-            <w:proofErr w:type="spellEnd"/>
-            <w:r>
-              <w:rPr>
-                <w:sz w:val="19"/>
-                <w:szCs w:val="19"/>
-                <w:lang w:val="en-US"/>
-              </w:rPr>
-              <w:t xml:space="preserve"> (92.7</w:t>
-            </w:r>
-            <w:proofErr w:type="gramStart"/>
-            <w:r>
-              <w:rPr>
-                <w:sz w:val="19"/>
-                <w:szCs w:val="19"/>
-                <w:lang w:val="en-US"/>
-              </w:rPr>
-              <w:t>%)...</w:t>
-            </w:r>
-            <w:proofErr w:type="gramEnd"/>
+              <w:t>CS% (92.9%), PSxG/SoT (92.8%), Save% (92.8%), AvgDist (92.7%)...</w:t>
+            </w:r>
           </w:p>
         </w:tc>
       </w:tr>
       <w:tr>
-        <w:tblPrEx>
-          <w:tblCellMar>
-            <w:top w:w="0" w:type="dxa"/>
-            <w:bottom w:w="0" w:type="dxa"/>
-          </w:tblCellMar>
-        </w:tblPrEx>
         <w:tc>
           <w:tcPr>
             <w:tcW w:w="1200" w:type="dxa"/>
@@ -8803,33 +7219,8 @@
                 <w:sz w:val="19"/>
                 <w:szCs w:val="19"/>
               </w:rPr>
-              <w:t xml:space="preserve">CS% (94.0%), Save% (94.0%), </w:t>
-            </w:r>
-            <w:proofErr w:type="spellStart"/>
-            <w:r>
-              <w:rPr>
-                <w:sz w:val="19"/>
-                <w:szCs w:val="19"/>
-              </w:rPr>
-              <w:t>SoTA</w:t>
-            </w:r>
-            <w:proofErr w:type="spellEnd"/>
-            <w:r>
-              <w:rPr>
-                <w:sz w:val="19"/>
-                <w:szCs w:val="19"/>
-              </w:rPr>
-              <w:t xml:space="preserve"> (93.9%), W (93.9</w:t>
-            </w:r>
-            <w:proofErr w:type="gramStart"/>
-            <w:r>
-              <w:rPr>
-                <w:sz w:val="19"/>
-                <w:szCs w:val="19"/>
-              </w:rPr>
-              <w:t>%)...</w:t>
-            </w:r>
-            <w:proofErr w:type="gramEnd"/>
+              <w:t>CS% (94.0%), Save% (94.0%), SoTA (93.9%), W (93.9%)...</w:t>
+            </w:r>
           </w:p>
         </w:tc>
       </w:tr>
@@ -8899,9 +7290,14 @@
           <w:sz w:val="18"/>
           <w:szCs w:val="18"/>
         </w:rPr>
-        <w:t xml:space="preserve">Top5 — nulos en </w:t>
+        <w:t>Top5 — nulos en cols de rendimiento: 19,989 → 0</w:t>
       </w:r>
-      <w:proofErr w:type="spellStart"/>
+    </w:p>
+    <w:p>
+      <w:pPr>
+        <w:spacing w:before="20" w:after="20"/>
+        <w:ind w:left="580"/>
+      </w:pPr>
       <w:r>
         <w:rPr>
           <w:rFonts w:ascii="Courier New" w:eastAsia="Courier New" w:hAnsi="Courier New" w:cs="Courier New"/>
@@ -8909,9 +7305,14 @@
           <w:sz w:val="18"/>
           <w:szCs w:val="18"/>
         </w:rPr>
-        <w:t>cols</w:t>
+        <w:t>2022-23 — nulos en cols de rendimiento: 0 → 0</w:t>
       </w:r>
-      <w:proofErr w:type="spellEnd"/>
+    </w:p>
+    <w:p>
+      <w:pPr>
+        <w:spacing w:before="20" w:after="20"/>
+        <w:ind w:left="580"/>
+      </w:pPr>
       <w:r>
         <w:rPr>
           <w:rFonts w:ascii="Courier New" w:eastAsia="Courier New" w:hAnsi="Courier New" w:cs="Courier New"/>
@@ -8919,77 +7320,7 @@
           <w:sz w:val="18"/>
           <w:szCs w:val="18"/>
         </w:rPr>
-        <w:t xml:space="preserve"> de rendimiento: 19,989 → 0</w:t>
-      </w:r>
-    </w:p>
-    <w:p>
-      <w:pPr>
-        <w:spacing w:before="20" w:after="20"/>
-        <w:ind w:left="580"/>
-      </w:pPr>
-      <w:r>
-        <w:rPr>
-          <w:rFonts w:ascii="Courier New" w:eastAsia="Courier New" w:hAnsi="Courier New" w:cs="Courier New"/>
-          <w:color w:val="1A6E1A"/>
-          <w:sz w:val="18"/>
-          <w:szCs w:val="18"/>
-        </w:rPr>
-        <w:t xml:space="preserve">2022-23 — nulos en </w:t>
-      </w:r>
-      <w:proofErr w:type="spellStart"/>
-      <w:r>
-        <w:rPr>
-          <w:rFonts w:ascii="Courier New" w:eastAsia="Courier New" w:hAnsi="Courier New" w:cs="Courier New"/>
-          <w:color w:val="1A6E1A"/>
-          <w:sz w:val="18"/>
-          <w:szCs w:val="18"/>
-        </w:rPr>
-        <w:t>cols</w:t>
-      </w:r>
-      <w:proofErr w:type="spellEnd"/>
-      <w:r>
-        <w:rPr>
-          <w:rFonts w:ascii="Courier New" w:eastAsia="Courier New" w:hAnsi="Courier New" w:cs="Courier New"/>
-          <w:color w:val="1A6E1A"/>
-          <w:sz w:val="18"/>
-          <w:szCs w:val="18"/>
-        </w:rPr>
-        <w:t xml:space="preserve"> de rendimiento: 0 → 0</w:t>
-      </w:r>
-    </w:p>
-    <w:p>
-      <w:pPr>
-        <w:spacing w:before="20" w:after="20"/>
-        <w:ind w:left="580"/>
-      </w:pPr>
-      <w:r>
-        <w:rPr>
-          <w:rFonts w:ascii="Courier New" w:eastAsia="Courier New" w:hAnsi="Courier New" w:cs="Courier New"/>
-          <w:color w:val="1A6E1A"/>
-          <w:sz w:val="18"/>
-          <w:szCs w:val="18"/>
-        </w:rPr>
-        <w:t xml:space="preserve">2025-26 — nulos en </w:t>
-      </w:r>
-      <w:proofErr w:type="spellStart"/>
-      <w:r>
-        <w:rPr>
-          <w:rFonts w:ascii="Courier New" w:eastAsia="Courier New" w:hAnsi="Courier New" w:cs="Courier New"/>
-          <w:color w:val="1A6E1A"/>
-          <w:sz w:val="18"/>
-          <w:szCs w:val="18"/>
-        </w:rPr>
-        <w:t>cols</w:t>
-      </w:r>
-      <w:proofErr w:type="spellEnd"/>
-      <w:r>
-        <w:rPr>
-          <w:rFonts w:ascii="Courier New" w:eastAsia="Courier New" w:hAnsi="Courier New" w:cs="Courier New"/>
-          <w:color w:val="1A6E1A"/>
-          <w:sz w:val="18"/>
-          <w:szCs w:val="18"/>
-        </w:rPr>
-        <w:t xml:space="preserve"> de rendimiento: 19,989 → 0</w:t>
+        <w:t>2025-26 — nulos en cols de rendimiento: 19,989 → 0</w:t>
       </w:r>
     </w:p>
     <w:p>
@@ -9032,9 +7363,14 @@
           <w:sz w:val="18"/>
           <w:szCs w:val="18"/>
         </w:rPr>
-        <w:t xml:space="preserve">2022-23: duplicados exactos=0 | duplicados por (Player, </w:t>
+        <w:t>2022-23: duplicados exactos=0 | duplicados por (Player, Squad, Comp)=0</w:t>
       </w:r>
-      <w:proofErr w:type="spellStart"/>
+    </w:p>
+    <w:p>
+      <w:pPr>
+        <w:spacing w:before="20" w:after="20"/>
+        <w:ind w:left="580"/>
+      </w:pPr>
       <w:r>
         <w:rPr>
           <w:rFonts w:ascii="Courier New" w:eastAsia="Courier New" w:hAnsi="Courier New" w:cs="Courier New"/>
@@ -9042,9 +7378,14 @@
           <w:sz w:val="18"/>
           <w:szCs w:val="18"/>
         </w:rPr>
-        <w:t>Squad</w:t>
+        <w:t>2023-24: duplicados exactos=0 | duplicados por (Player, Squad, Comp)=0</w:t>
       </w:r>
-      <w:proofErr w:type="spellEnd"/>
+    </w:p>
+    <w:p>
+      <w:pPr>
+        <w:spacing w:before="20" w:after="20"/>
+        <w:ind w:left="580"/>
+      </w:pPr>
       <w:r>
         <w:rPr>
           <w:rFonts w:ascii="Courier New" w:eastAsia="Courier New" w:hAnsi="Courier New" w:cs="Courier New"/>
@@ -9052,9 +7393,14 @@
           <w:sz w:val="18"/>
           <w:szCs w:val="18"/>
         </w:rPr>
-        <w:t xml:space="preserve">, </w:t>
+        <w:t>2024-25: duplicados exactos=0 | duplicados por (Player, Squad, Comp)=0</w:t>
       </w:r>
-      <w:proofErr w:type="gramStart"/>
+    </w:p>
+    <w:p>
+      <w:pPr>
+        <w:spacing w:before="20" w:after="20"/>
+        <w:ind w:left="580"/>
+      </w:pPr>
       <w:r>
         <w:rPr>
           <w:rFonts w:ascii="Courier New" w:eastAsia="Courier New" w:hAnsi="Courier New" w:cs="Courier New"/>
@@ -9062,182 +7408,7 @@
           <w:sz w:val="18"/>
           <w:szCs w:val="18"/>
         </w:rPr>
-        <w:t>Comp)=</w:t>
-      </w:r>
-      <w:proofErr w:type="gramEnd"/>
-      <w:r>
-        <w:rPr>
-          <w:rFonts w:ascii="Courier New" w:eastAsia="Courier New" w:hAnsi="Courier New" w:cs="Courier New"/>
-          <w:color w:val="1A6E1A"/>
-          <w:sz w:val="18"/>
-          <w:szCs w:val="18"/>
-        </w:rPr>
-        <w:t>0</w:t>
-      </w:r>
-    </w:p>
-    <w:p>
-      <w:pPr>
-        <w:spacing w:before="20" w:after="20"/>
-        <w:ind w:left="580"/>
-      </w:pPr>
-      <w:r>
-        <w:rPr>
-          <w:rFonts w:ascii="Courier New" w:eastAsia="Courier New" w:hAnsi="Courier New" w:cs="Courier New"/>
-          <w:color w:val="1A6E1A"/>
-          <w:sz w:val="18"/>
-          <w:szCs w:val="18"/>
-        </w:rPr>
-        <w:t xml:space="preserve">2023-24: duplicados exactos=0 | duplicados por (Player, </w:t>
-      </w:r>
-      <w:proofErr w:type="spellStart"/>
-      <w:r>
-        <w:rPr>
-          <w:rFonts w:ascii="Courier New" w:eastAsia="Courier New" w:hAnsi="Courier New" w:cs="Courier New"/>
-          <w:color w:val="1A6E1A"/>
-          <w:sz w:val="18"/>
-          <w:szCs w:val="18"/>
-        </w:rPr>
-        <w:t>Squad</w:t>
-      </w:r>
-      <w:proofErr w:type="spellEnd"/>
-      <w:r>
-        <w:rPr>
-          <w:rFonts w:ascii="Courier New" w:eastAsia="Courier New" w:hAnsi="Courier New" w:cs="Courier New"/>
-          <w:color w:val="1A6E1A"/>
-          <w:sz w:val="18"/>
-          <w:szCs w:val="18"/>
-        </w:rPr>
-        <w:t xml:space="preserve">, </w:t>
-      </w:r>
-      <w:proofErr w:type="gramStart"/>
-      <w:r>
-        <w:rPr>
-          <w:rFonts w:ascii="Courier New" w:eastAsia="Courier New" w:hAnsi="Courier New" w:cs="Courier New"/>
-          <w:color w:val="1A6E1A"/>
-          <w:sz w:val="18"/>
-          <w:szCs w:val="18"/>
-        </w:rPr>
-        <w:t>Comp)=</w:t>
-      </w:r>
-      <w:proofErr w:type="gramEnd"/>
-      <w:r>
-        <w:rPr>
-          <w:rFonts w:ascii="Courier New" w:eastAsia="Courier New" w:hAnsi="Courier New" w:cs="Courier New"/>
-          <w:color w:val="1A6E1A"/>
-          <w:sz w:val="18"/>
-          <w:szCs w:val="18"/>
-        </w:rPr>
-        <w:t>0</w:t>
-      </w:r>
-    </w:p>
-    <w:p>
-      <w:pPr>
-        <w:spacing w:before="20" w:after="20"/>
-        <w:ind w:left="580"/>
-      </w:pPr>
-      <w:r>
-        <w:rPr>
-          <w:rFonts w:ascii="Courier New" w:eastAsia="Courier New" w:hAnsi="Courier New" w:cs="Courier New"/>
-          <w:color w:val="1A6E1A"/>
-          <w:sz w:val="18"/>
-          <w:szCs w:val="18"/>
-        </w:rPr>
-        <w:t xml:space="preserve">2024-25: duplicados exactos=0 | duplicados por (Player, </w:t>
-      </w:r>
-      <w:proofErr w:type="spellStart"/>
-      <w:r>
-        <w:rPr>
-          <w:rFonts w:ascii="Courier New" w:eastAsia="Courier New" w:hAnsi="Courier New" w:cs="Courier New"/>
-          <w:color w:val="1A6E1A"/>
-          <w:sz w:val="18"/>
-          <w:szCs w:val="18"/>
-        </w:rPr>
-        <w:t>Squad</w:t>
-      </w:r>
-      <w:proofErr w:type="spellEnd"/>
-      <w:r>
-        <w:rPr>
-          <w:rFonts w:ascii="Courier New" w:eastAsia="Courier New" w:hAnsi="Courier New" w:cs="Courier New"/>
-          <w:color w:val="1A6E1A"/>
-          <w:sz w:val="18"/>
-          <w:szCs w:val="18"/>
-        </w:rPr>
-        <w:t xml:space="preserve">, </w:t>
-      </w:r>
-      <w:proofErr w:type="gramStart"/>
-      <w:r>
-        <w:rPr>
-          <w:rFonts w:ascii="Courier New" w:eastAsia="Courier New" w:hAnsi="Courier New" w:cs="Courier New"/>
-          <w:color w:val="1A6E1A"/>
-          <w:sz w:val="18"/>
-          <w:szCs w:val="18"/>
-        </w:rPr>
-        <w:t>Comp)=</w:t>
-      </w:r>
-      <w:proofErr w:type="gramEnd"/>
-      <w:r>
-        <w:rPr>
-          <w:rFonts w:ascii="Courier New" w:eastAsia="Courier New" w:hAnsi="Courier New" w:cs="Courier New"/>
-          <w:color w:val="1A6E1A"/>
-          <w:sz w:val="18"/>
-          <w:szCs w:val="18"/>
-        </w:rPr>
-        <w:t>0</w:t>
-      </w:r>
-    </w:p>
-    <w:p>
-      <w:pPr>
-        <w:spacing w:before="20" w:after="20"/>
-        <w:ind w:left="580"/>
-      </w:pPr>
-      <w:r>
-        <w:rPr>
-          <w:rFonts w:ascii="Courier New" w:eastAsia="Courier New" w:hAnsi="Courier New" w:cs="Courier New"/>
-          <w:color w:val="1A6E1A"/>
-          <w:sz w:val="18"/>
-          <w:szCs w:val="18"/>
-        </w:rPr>
-        <w:t xml:space="preserve">2025-26: duplicados exactos=0 | duplicados por (Player, </w:t>
-      </w:r>
-      <w:proofErr w:type="spellStart"/>
-      <w:r>
-        <w:rPr>
-          <w:rFonts w:ascii="Courier New" w:eastAsia="Courier New" w:hAnsi="Courier New" w:cs="Courier New"/>
-          <w:color w:val="1A6E1A"/>
-          <w:sz w:val="18"/>
-          <w:szCs w:val="18"/>
-        </w:rPr>
-        <w:t>Squad</w:t>
-      </w:r>
-      <w:proofErr w:type="spellEnd"/>
-      <w:r>
-        <w:rPr>
-          <w:rFonts w:ascii="Courier New" w:eastAsia="Courier New" w:hAnsi="Courier New" w:cs="Courier New"/>
-          <w:color w:val="1A6E1A"/>
-          <w:sz w:val="18"/>
-          <w:szCs w:val="18"/>
-        </w:rPr>
-        <w:t xml:space="preserve">, </w:t>
-      </w:r>
-      <w:proofErr w:type="gramStart"/>
-      <w:r>
-        <w:rPr>
-          <w:rFonts w:ascii="Courier New" w:eastAsia="Courier New" w:hAnsi="Courier New" w:cs="Courier New"/>
-          <w:color w:val="1A6E1A"/>
-          <w:sz w:val="18"/>
-          <w:szCs w:val="18"/>
-        </w:rPr>
-        <w:t>Comp)=</w:t>
-      </w:r>
-      <w:proofErr w:type="gramEnd"/>
-      <w:r>
-        <w:rPr>
-          <w:rFonts w:ascii="Courier New" w:eastAsia="Courier New" w:hAnsi="Courier New" w:cs="Courier New"/>
-          <w:color w:val="1A6E1A"/>
-          <w:sz w:val="18"/>
-          <w:szCs w:val="18"/>
-        </w:rPr>
-        <w:t>0</w:t>
+        <w:t>2025-26: duplicados exactos=0 | duplicados por (Player, Squad, Comp)=0</w:t>
       </w:r>
     </w:p>
     <w:p>
@@ -9261,15 +7432,7 @@
         <w:jc w:val="both"/>
       </w:pPr>
       <w:r>
-        <w:t xml:space="preserve">Nota: en </w:t>
-      </w:r>
-      <w:proofErr w:type="spellStart"/>
-      <w:r>
-        <w:t>FBref</w:t>
-      </w:r>
-      <w:proofErr w:type="spellEnd"/>
-      <w:r>
-        <w:t xml:space="preserve"> un jugador transferido a mitad de temporada aparece con una fila por club. Este comportamiento es esperado y no se elimina.</w:t>
+        <w:t>Nota: en FBref un jugador transferido a mitad de temporada aparece con una fila por club. Este comportamiento es esperado y no se elimina.</w:t>
       </w:r>
     </w:p>
     <w:p>
@@ -9302,7 +7465,6 @@
           <w:lang w:val="en-US"/>
         </w:rPr>
       </w:pPr>
-      <w:proofErr w:type="spellStart"/>
       <w:r>
         <w:rPr>
           <w:rFonts w:ascii="Courier New" w:eastAsia="Courier New" w:hAnsi="Courier New" w:cs="Courier New"/>
@@ -9311,9 +7473,17 @@
           <w:szCs w:val="18"/>
           <w:lang w:val="en-US"/>
         </w:rPr>
-        <w:t>Gls</w:t>
+        <w:t>Gls: 175 outliers  — Harry Kane (24 goles), Mbappé (23), Haaland (21)...</w:t>
       </w:r>
-      <w:proofErr w:type="spellEnd"/>
+    </w:p>
+    <w:p>
+      <w:pPr>
+        <w:spacing w:before="20" w:after="20"/>
+        <w:ind w:left="580"/>
+        <w:rPr>
+          <w:lang w:val="en-US"/>
+        </w:rPr>
+      </w:pPr>
       <w:r>
         <w:rPr>
           <w:rFonts w:ascii="Courier New" w:eastAsia="Courier New" w:hAnsi="Courier New" w:cs="Courier New"/>
@@ -9322,139 +7492,8 @@
           <w:szCs w:val="18"/>
           <w:lang w:val="en-US"/>
         </w:rPr>
-        <w:t xml:space="preserve">: 175 </w:t>
+        <w:t>Ast:  49 outliers  — Michael Olise (16 asist.), Bruno Fernandes (12)...</w:t>
       </w:r>
-      <w:proofErr w:type="gramStart"/>
-      <w:r>
-        <w:rPr>
-          <w:rFonts w:ascii="Courier New" w:eastAsia="Courier New" w:hAnsi="Courier New" w:cs="Courier New"/>
-          <w:color w:val="1A6E1A"/>
-          <w:sz w:val="18"/>
-          <w:szCs w:val="18"/>
-          <w:lang w:val="en-US"/>
-        </w:rPr>
-        <w:t>outliers  —</w:t>
-      </w:r>
-      <w:proofErr w:type="gramEnd"/>
-      <w:r>
-        <w:rPr>
-          <w:rFonts w:ascii="Courier New" w:eastAsia="Courier New" w:hAnsi="Courier New" w:cs="Courier New"/>
-          <w:color w:val="1A6E1A"/>
-          <w:sz w:val="18"/>
-          <w:szCs w:val="18"/>
-          <w:lang w:val="en-US"/>
-        </w:rPr>
-        <w:t xml:space="preserve"> Harry Kane (24 </w:t>
-      </w:r>
-      <w:proofErr w:type="spellStart"/>
-      <w:r>
-        <w:rPr>
-          <w:rFonts w:ascii="Courier New" w:eastAsia="Courier New" w:hAnsi="Courier New" w:cs="Courier New"/>
-          <w:color w:val="1A6E1A"/>
-          <w:sz w:val="18"/>
-          <w:szCs w:val="18"/>
-          <w:lang w:val="en-US"/>
-        </w:rPr>
-        <w:t>goles</w:t>
-      </w:r>
-      <w:proofErr w:type="spellEnd"/>
-      <w:r>
-        <w:rPr>
-          <w:rFonts w:ascii="Courier New" w:eastAsia="Courier New" w:hAnsi="Courier New" w:cs="Courier New"/>
-          <w:color w:val="1A6E1A"/>
-          <w:sz w:val="18"/>
-          <w:szCs w:val="18"/>
-          <w:lang w:val="en-US"/>
-        </w:rPr>
-        <w:t>), Mbappé (23), Haaland (</w:t>
-      </w:r>
-      <w:proofErr w:type="gramStart"/>
-      <w:r>
-        <w:rPr>
-          <w:rFonts w:ascii="Courier New" w:eastAsia="Courier New" w:hAnsi="Courier New" w:cs="Courier New"/>
-          <w:color w:val="1A6E1A"/>
-          <w:sz w:val="18"/>
-          <w:szCs w:val="18"/>
-          <w:lang w:val="en-US"/>
-        </w:rPr>
-        <w:t>21)...</w:t>
-      </w:r>
-      <w:proofErr w:type="gramEnd"/>
-    </w:p>
-    <w:p>
-      <w:pPr>
-        <w:spacing w:before="20" w:after="20"/>
-        <w:ind w:left="580"/>
-        <w:rPr>
-          <w:lang w:val="en-US"/>
-        </w:rPr>
-      </w:pPr>
-      <w:r>
-        <w:rPr>
-          <w:rFonts w:ascii="Courier New" w:eastAsia="Courier New" w:hAnsi="Courier New" w:cs="Courier New"/>
-          <w:color w:val="1A6E1A"/>
-          <w:sz w:val="18"/>
-          <w:szCs w:val="18"/>
-          <w:lang w:val="en-US"/>
-        </w:rPr>
-        <w:t xml:space="preserve">Ast:  49 </w:t>
-      </w:r>
-      <w:proofErr w:type="gramStart"/>
-      <w:r>
-        <w:rPr>
-          <w:rFonts w:ascii="Courier New" w:eastAsia="Courier New" w:hAnsi="Courier New" w:cs="Courier New"/>
-          <w:color w:val="1A6E1A"/>
-          <w:sz w:val="18"/>
-          <w:szCs w:val="18"/>
-          <w:lang w:val="en-US"/>
-        </w:rPr>
-        <w:t>outliers  —</w:t>
-      </w:r>
-      <w:proofErr w:type="gramEnd"/>
-      <w:r>
-        <w:rPr>
-          <w:rFonts w:ascii="Courier New" w:eastAsia="Courier New" w:hAnsi="Courier New" w:cs="Courier New"/>
-          <w:color w:val="1A6E1A"/>
-          <w:sz w:val="18"/>
-          <w:szCs w:val="18"/>
-          <w:lang w:val="en-US"/>
-        </w:rPr>
-        <w:t xml:space="preserve"> Michael Olise (16 </w:t>
-      </w:r>
-      <w:proofErr w:type="spellStart"/>
-      <w:r>
-        <w:rPr>
-          <w:rFonts w:ascii="Courier New" w:eastAsia="Courier New" w:hAnsi="Courier New" w:cs="Courier New"/>
-          <w:color w:val="1A6E1A"/>
-          <w:sz w:val="18"/>
-          <w:szCs w:val="18"/>
-          <w:lang w:val="en-US"/>
-        </w:rPr>
-        <w:t>asist</w:t>
-      </w:r>
-      <w:proofErr w:type="spellEnd"/>
-      <w:r>
-        <w:rPr>
-          <w:rFonts w:ascii="Courier New" w:eastAsia="Courier New" w:hAnsi="Courier New" w:cs="Courier New"/>
-          <w:color w:val="1A6E1A"/>
-          <w:sz w:val="18"/>
-          <w:szCs w:val="18"/>
-          <w:lang w:val="en-US"/>
-        </w:rPr>
-        <w:t>.), Bruno Fernandes (</w:t>
-      </w:r>
-      <w:proofErr w:type="gramStart"/>
-      <w:r>
-        <w:rPr>
-          <w:rFonts w:ascii="Courier New" w:eastAsia="Courier New" w:hAnsi="Courier New" w:cs="Courier New"/>
-          <w:color w:val="1A6E1A"/>
-          <w:sz w:val="18"/>
-          <w:szCs w:val="18"/>
-          <w:lang w:val="en-US"/>
-        </w:rPr>
-        <w:t>12)...</w:t>
-      </w:r>
-      <w:proofErr w:type="gramEnd"/>
     </w:p>
     <w:p>
       <w:pPr>
@@ -9468,58 +7507,7 @@
           <w:sz w:val="18"/>
           <w:szCs w:val="18"/>
         </w:rPr>
-        <w:t xml:space="preserve">Age:   2 </w:t>
-      </w:r>
-      <w:proofErr w:type="spellStart"/>
-      <w:proofErr w:type="gramStart"/>
-      <w:r>
-        <w:rPr>
-          <w:rFonts w:ascii="Courier New" w:eastAsia="Courier New" w:hAnsi="Courier New" w:cs="Courier New"/>
-          <w:color w:val="1A6E1A"/>
-          <w:sz w:val="18"/>
-          <w:szCs w:val="18"/>
-        </w:rPr>
-        <w:t>outliers</w:t>
-      </w:r>
-      <w:proofErr w:type="spellEnd"/>
-      <w:r>
-        <w:rPr>
-          <w:rFonts w:ascii="Courier New" w:eastAsia="Courier New" w:hAnsi="Courier New" w:cs="Courier New"/>
-          <w:color w:val="1A6E1A"/>
-          <w:sz w:val="18"/>
-          <w:szCs w:val="18"/>
-        </w:rPr>
-        <w:t xml:space="preserve">  —</w:t>
-      </w:r>
-      <w:proofErr w:type="gramEnd"/>
-      <w:r>
-        <w:rPr>
-          <w:rFonts w:ascii="Courier New" w:eastAsia="Courier New" w:hAnsi="Courier New" w:cs="Courier New"/>
-          <w:color w:val="1A6E1A"/>
-          <w:sz w:val="18"/>
-          <w:szCs w:val="18"/>
-        </w:rPr>
-        <w:t xml:space="preserve"> Cheveyo Muy y Yael </w:t>
-      </w:r>
-      <w:proofErr w:type="spellStart"/>
-      <w:r>
-        <w:rPr>
-          <w:rFonts w:ascii="Courier New" w:eastAsia="Courier New" w:hAnsi="Courier New" w:cs="Courier New"/>
-          <w:color w:val="1A6E1A"/>
-          <w:sz w:val="18"/>
-          <w:szCs w:val="18"/>
-        </w:rPr>
-        <w:t>Trepy</w:t>
-      </w:r>
-      <w:proofErr w:type="spellEnd"/>
-      <w:r>
-        <w:rPr>
-          <w:rFonts w:ascii="Courier New" w:eastAsia="Courier New" w:hAnsi="Courier New" w:cs="Courier New"/>
-          <w:color w:val="1A6E1A"/>
-          <w:sz w:val="18"/>
-          <w:szCs w:val="18"/>
-        </w:rPr>
-        <w:t xml:space="preserve"> con Age=0.0 (error de datos)</w:t>
+        <w:t>Age:   2 outliers  — Cheveyo Muy y Yael Trepy con Age=0.0 (error de datos)</w:t>
       </w:r>
     </w:p>
     <w:p>
@@ -9528,31 +7516,7 @@
         <w:jc w:val="both"/>
       </w:pPr>
       <w:r>
-        <w:t xml:space="preserve">Decisión: </w:t>
-      </w:r>
-      <w:proofErr w:type="spellStart"/>
-      <w:r>
-        <w:t>outliers</w:t>
-      </w:r>
-      <w:proofErr w:type="spellEnd"/>
-      <w:r>
-        <w:t xml:space="preserve"> de </w:t>
-      </w:r>
-      <w:proofErr w:type="spellStart"/>
-      <w:r>
-        <w:t>Gls</w:t>
-      </w:r>
-      <w:proofErr w:type="spellEnd"/>
-      <w:r>
-        <w:t xml:space="preserve"> y </w:t>
-      </w:r>
-      <w:proofErr w:type="spellStart"/>
-      <w:r>
-        <w:t>Ast</w:t>
-      </w:r>
-      <w:proofErr w:type="spellEnd"/>
-      <w:r>
-        <w:t xml:space="preserve"> son LEGÍTIMOS, no se eliminan. Los 2 registros con Age=0.0 se tratan en el filtrado de calidad (Paso 7.1).</w:t>
+        <w:t>Decisión: outliers de Gls y Ast son LEGÍTIMOS, no se eliminan. Los 2 registros con Age=0.0 se tratan en el filtrado de calidad (Paso 7.1).</w:t>
       </w:r>
     </w:p>
     <w:p>
@@ -9566,15 +7530,7 @@
         <w:jc w:val="both"/>
       </w:pPr>
       <w:r>
-        <w:t xml:space="preserve">Top 10 goleadores en el </w:t>
-      </w:r>
-      <w:proofErr w:type="spellStart"/>
-      <w:r>
-        <w:t>dataset</w:t>
-      </w:r>
-      <w:proofErr w:type="spellEnd"/>
-      <w:r>
-        <w:t xml:space="preserve"> 2023-24 (referencia):</w:t>
+        <w:t>Top 10 goleadores en el dataset 2023-24 (referencia):</w:t>
       </w:r>
     </w:p>
     <w:tbl>
@@ -9603,12 +7559,6 @@
         <w:gridCol w:w="660"/>
       </w:tblGrid>
       <w:tr>
-        <w:tblPrEx>
-          <w:tblCellMar>
-            <w:top w:w="0" w:type="dxa"/>
-            <w:bottom w:w="0" w:type="dxa"/>
-          </w:tblCellMar>
-        </w:tblPrEx>
         <w:trPr>
           <w:tblHeader/>
         </w:trPr>
@@ -9799,7 +7749,6 @@
             <w:pPr>
               <w:jc w:val="center"/>
             </w:pPr>
-            <w:proofErr w:type="spellStart"/>
             <w:r>
               <w:rPr>
                 <w:b/>
@@ -9810,17 +7759,10 @@
               </w:rPr>
               <w:t>Gols</w:t>
             </w:r>
-            <w:proofErr w:type="spellEnd"/>
           </w:p>
         </w:tc>
       </w:tr>
       <w:tr>
-        <w:tblPrEx>
-          <w:tblCellMar>
-            <w:top w:w="0" w:type="dxa"/>
-            <w:bottom w:w="0" w:type="dxa"/>
-          </w:tblCellMar>
-        </w:tblPrEx>
         <w:tc>
           <w:tcPr>
             <w:tcW w:w="2000" w:type="dxa"/>
@@ -9985,12 +7927,6 @@
         </w:tc>
       </w:tr>
       <w:tr>
-        <w:tblPrEx>
-          <w:tblCellMar>
-            <w:top w:w="0" w:type="dxa"/>
-            <w:bottom w:w="0" w:type="dxa"/>
-          </w:tblCellMar>
-        </w:tblPrEx>
         <w:tc>
           <w:tcPr>
             <w:tcW w:w="2000" w:type="dxa"/>
@@ -10155,12 +8091,6 @@
         </w:tc>
       </w:tr>
       <w:tr>
-        <w:tblPrEx>
-          <w:tblCellMar>
-            <w:top w:w="0" w:type="dxa"/>
-            <w:bottom w:w="0" w:type="dxa"/>
-          </w:tblCellMar>
-        </w:tblPrEx>
         <w:tc>
           <w:tcPr>
             <w:tcW w:w="2000" w:type="dxa"/>
@@ -10325,12 +8255,6 @@
         </w:tc>
       </w:tr>
       <w:tr>
-        <w:tblPrEx>
-          <w:tblCellMar>
-            <w:top w:w="0" w:type="dxa"/>
-            <w:bottom w:w="0" w:type="dxa"/>
-          </w:tblCellMar>
-        </w:tblPrEx>
         <w:tc>
           <w:tcPr>
             <w:tcW w:w="2000" w:type="dxa"/>
@@ -10495,12 +8419,6 @@
         </w:tc>
       </w:tr>
       <w:tr>
-        <w:tblPrEx>
-          <w:tblCellMar>
-            <w:top w:w="0" w:type="dxa"/>
-            <w:bottom w:w="0" w:type="dxa"/>
-          </w:tblCellMar>
-        </w:tblPrEx>
         <w:tc>
           <w:tcPr>
             <w:tcW w:w="2000" w:type="dxa"/>
@@ -10665,12 +8583,6 @@
         </w:tc>
       </w:tr>
       <w:tr>
-        <w:tblPrEx>
-          <w:tblCellMar>
-            <w:top w:w="0" w:type="dxa"/>
-            <w:bottom w:w="0" w:type="dxa"/>
-          </w:tblCellMar>
-        </w:tblPrEx>
         <w:tc>
           <w:tcPr>
             <w:tcW w:w="2000" w:type="dxa"/>
@@ -10835,12 +8747,6 @@
         </w:tc>
       </w:tr>
       <w:tr>
-        <w:tblPrEx>
-          <w:tblCellMar>
-            <w:top w:w="0" w:type="dxa"/>
-            <w:bottom w:w="0" w:type="dxa"/>
-          </w:tblCellMar>
-        </w:tblPrEx>
         <w:tc>
           <w:tcPr>
             <w:tcW w:w="2000" w:type="dxa"/>
@@ -11005,12 +8911,6 @@
         </w:tc>
       </w:tr>
       <w:tr>
-        <w:tblPrEx>
-          <w:tblCellMar>
-            <w:top w:w="0" w:type="dxa"/>
-            <w:bottom w:w="0" w:type="dxa"/>
-          </w:tblCellMar>
-        </w:tblPrEx>
         <w:tc>
           <w:tcPr>
             <w:tcW w:w="2000" w:type="dxa"/>
@@ -11175,12 +9075,6 @@
         </w:tc>
       </w:tr>
       <w:tr>
-        <w:tblPrEx>
-          <w:tblCellMar>
-            <w:top w:w="0" w:type="dxa"/>
-            <w:bottom w:w="0" w:type="dxa"/>
-          </w:tblCellMar>
-        </w:tblPrEx>
         <w:tc>
           <w:tcPr>
             <w:tcW w:w="2000" w:type="dxa"/>
@@ -11345,12 +9239,6 @@
         </w:tc>
       </w:tr>
       <w:tr>
-        <w:tblPrEx>
-          <w:tblCellMar>
-            <w:top w:w="0" w:type="dxa"/>
-            <w:bottom w:w="0" w:type="dxa"/>
-          </w:tblCellMar>
-        </w:tblPrEx>
         <w:tc>
           <w:tcPr>
             <w:tcW w:w="2000" w:type="dxa"/>
@@ -11534,39 +9422,7 @@
         <w:jc w:val="both"/>
       </w:pPr>
       <w:r>
-        <w:t xml:space="preserve">Se creó la columna </w:t>
-      </w:r>
-      <w:proofErr w:type="spellStart"/>
-      <w:r>
-        <w:t>Pos_principal</w:t>
-      </w:r>
-      <w:proofErr w:type="spellEnd"/>
-      <w:r>
-        <w:t xml:space="preserve"> extrayendo la primera posición de </w:t>
-      </w:r>
-      <w:proofErr w:type="spellStart"/>
-      <w:r>
-        <w:t>strings</w:t>
-      </w:r>
-      <w:proofErr w:type="spellEnd"/>
-      <w:r>
-        <w:t xml:space="preserve"> como '</w:t>
-      </w:r>
-      <w:proofErr w:type="gramStart"/>
-      <w:r>
-        <w:t>FW,MF</w:t>
-      </w:r>
-      <w:proofErr w:type="gramEnd"/>
-      <w:r>
-        <w:t xml:space="preserve">'. Distribución en el </w:t>
-      </w:r>
-      <w:proofErr w:type="spellStart"/>
-      <w:r>
-        <w:t>dataset</w:t>
-      </w:r>
-      <w:proofErr w:type="spellEnd"/>
-      <w:r>
-        <w:t xml:space="preserve"> 2023-24:</w:t>
+        <w:t>Se creó la columna Pos_principal extrayendo la primera posición de strings como 'FW,MF'. Distribución en el dataset 2023-24:</w:t>
       </w:r>
     </w:p>
     <w:tbl>
@@ -11591,12 +9447,6 @@
         <w:gridCol w:w="5360"/>
       </w:tblGrid>
       <w:tr>
-        <w:tblPrEx>
-          <w:tblCellMar>
-            <w:top w:w="0" w:type="dxa"/>
-            <w:bottom w:w="0" w:type="dxa"/>
-          </w:tblCellMar>
-        </w:tblPrEx>
         <w:trPr>
           <w:tblHeader/>
         </w:trPr>
@@ -11668,12 +9518,6 @@
         </w:tc>
       </w:tr>
       <w:tr>
-        <w:tblPrEx>
-          <w:tblCellMar>
-            <w:top w:w="0" w:type="dxa"/>
-            <w:bottom w:w="0" w:type="dxa"/>
-          </w:tblCellMar>
-        </w:tblPrEx>
         <w:tc>
           <w:tcPr>
             <w:tcW w:w="4000" w:type="dxa"/>
@@ -11730,12 +9574,6 @@
         </w:tc>
       </w:tr>
       <w:tr>
-        <w:tblPrEx>
-          <w:tblCellMar>
-            <w:top w:w="0" w:type="dxa"/>
-            <w:bottom w:w="0" w:type="dxa"/>
-          </w:tblCellMar>
-        </w:tblPrEx>
         <w:tc>
           <w:tcPr>
             <w:tcW w:w="4000" w:type="dxa"/>
@@ -11792,12 +9630,6 @@
         </w:tc>
       </w:tr>
       <w:tr>
-        <w:tblPrEx>
-          <w:tblCellMar>
-            <w:top w:w="0" w:type="dxa"/>
-            <w:bottom w:w="0" w:type="dxa"/>
-          </w:tblCellMar>
-        </w:tblPrEx>
         <w:tc>
           <w:tcPr>
             <w:tcW w:w="4000" w:type="dxa"/>
@@ -11854,12 +9686,6 @@
         </w:tc>
       </w:tr>
       <w:tr>
-        <w:tblPrEx>
-          <w:tblCellMar>
-            <w:top w:w="0" w:type="dxa"/>
-            <w:bottom w:w="0" w:type="dxa"/>
-          </w:tblCellMar>
-        </w:tblPrEx>
         <w:tc>
           <w:tcPr>
             <w:tcW w:w="4000" w:type="dxa"/>
@@ -11928,9 +9754,27 @@
           <w:sz w:val="18"/>
           <w:szCs w:val="18"/>
         </w:rPr>
-        <w:t xml:space="preserve">✅ Columna </w:t>
+        <w:t>✅ Columna Pos_principal creada</w:t>
       </w:r>
-      <w:proofErr w:type="spellStart"/>
+    </w:p>
+    <w:p>
+      <w:pPr>
+        <w:spacing w:before="40" w:after="40"/>
+      </w:pPr>
+    </w:p>
+    <w:p>
+      <w:pPr>
+        <w:pStyle w:val="Ttulo2"/>
+      </w:pPr>
+      <w:r>
+        <w:t>Paso 4.8 — Verificación de rangos válidos</w:t>
+      </w:r>
+    </w:p>
+    <w:p>
+      <w:pPr>
+        <w:spacing w:before="20" w:after="20"/>
+        <w:ind w:left="580"/>
+      </w:pPr>
       <w:r>
         <w:rPr>
           <w:rFonts w:ascii="Courier New" w:eastAsia="Courier New" w:hAnsi="Courier New" w:cs="Courier New"/>
@@ -11938,9 +9782,14 @@
           <w:sz w:val="18"/>
           <w:szCs w:val="18"/>
         </w:rPr>
-        <w:t>Pos_principal</w:t>
+        <w:t>Age [15,50]:  2 registros fuera de rango → Cheveyo Muy y Yael Trepy (Age=0.0)</w:t>
       </w:r>
-      <w:proofErr w:type="spellEnd"/>
+    </w:p>
+    <w:p>
+      <w:pPr>
+        <w:spacing w:before="20" w:after="20"/>
+        <w:ind w:left="580"/>
+      </w:pPr>
       <w:r>
         <w:rPr>
           <w:rFonts w:ascii="Courier New" w:eastAsia="Courier New" w:hAnsi="Courier New" w:cs="Courier New"/>
@@ -11948,20 +9797,7 @@
           <w:sz w:val="18"/>
           <w:szCs w:val="18"/>
         </w:rPr>
-        <w:t xml:space="preserve"> creada</w:t>
-      </w:r>
-    </w:p>
-    <w:p>
-      <w:pPr>
-        <w:spacing w:before="40" w:after="40"/>
-      </w:pPr>
-    </w:p>
-    <w:p>
-      <w:pPr>
-        <w:pStyle w:val="Ttulo2"/>
-      </w:pPr>
-      <w:r>
-        <w:t>Paso 4.8 — Verificación de rangos válidos</w:t>
+        <w:t>MP  [0, 38]:  0 registros fuera de rango</w:t>
       </w:r>
     </w:p>
     <w:p>
@@ -11976,9 +9812,14 @@
           <w:sz w:val="18"/>
           <w:szCs w:val="18"/>
         </w:rPr>
-        <w:t xml:space="preserve">Age [15,50]:  2 registros fuera de rango → Cheveyo Muy y Yael </w:t>
+        <w:t>Gls [0, 50]:  0 registros fuera de rango</w:t>
       </w:r>
-      <w:proofErr w:type="spellStart"/>
+    </w:p>
+    <w:p>
+      <w:pPr>
+        <w:spacing w:before="20" w:after="20"/>
+        <w:ind w:left="580"/>
+      </w:pPr>
       <w:r>
         <w:rPr>
           <w:rFonts w:ascii="Courier New" w:eastAsia="Courier New" w:hAnsi="Courier New" w:cs="Courier New"/>
@@ -11986,95 +9827,7 @@
           <w:sz w:val="18"/>
           <w:szCs w:val="18"/>
         </w:rPr>
-        <w:t>Trepy</w:t>
-      </w:r>
-      <w:proofErr w:type="spellEnd"/>
-      <w:r>
-        <w:rPr>
-          <w:rFonts w:ascii="Courier New" w:eastAsia="Courier New" w:hAnsi="Courier New" w:cs="Courier New"/>
-          <w:color w:val="1A6E1A"/>
-          <w:sz w:val="18"/>
-          <w:szCs w:val="18"/>
-        </w:rPr>
-        <w:t xml:space="preserve"> (Age=0.0)</w:t>
-      </w:r>
-    </w:p>
-    <w:p>
-      <w:pPr>
-        <w:spacing w:before="20" w:after="20"/>
-        <w:ind w:left="580"/>
-      </w:pPr>
-      <w:proofErr w:type="gramStart"/>
-      <w:r>
-        <w:rPr>
-          <w:rFonts w:ascii="Courier New" w:eastAsia="Courier New" w:hAnsi="Courier New" w:cs="Courier New"/>
-          <w:color w:val="1A6E1A"/>
-          <w:sz w:val="18"/>
-          <w:szCs w:val="18"/>
-        </w:rPr>
-        <w:t>MP  [</w:t>
-      </w:r>
-      <w:proofErr w:type="gramEnd"/>
-      <w:r>
-        <w:rPr>
-          <w:rFonts w:ascii="Courier New" w:eastAsia="Courier New" w:hAnsi="Courier New" w:cs="Courier New"/>
-          <w:color w:val="1A6E1A"/>
-          <w:sz w:val="18"/>
-          <w:szCs w:val="18"/>
-        </w:rPr>
-        <w:t>0, 38]:  0 registros fuera de rango</w:t>
-      </w:r>
-    </w:p>
-    <w:p>
-      <w:pPr>
-        <w:spacing w:before="20" w:after="20"/>
-        <w:ind w:left="580"/>
-      </w:pPr>
-      <w:proofErr w:type="spellStart"/>
-      <w:r>
-        <w:rPr>
-          <w:rFonts w:ascii="Courier New" w:eastAsia="Courier New" w:hAnsi="Courier New" w:cs="Courier New"/>
-          <w:color w:val="1A6E1A"/>
-          <w:sz w:val="18"/>
-          <w:szCs w:val="18"/>
-        </w:rPr>
-        <w:t>Gls</w:t>
-      </w:r>
-      <w:proofErr w:type="spellEnd"/>
-      <w:r>
-        <w:rPr>
-          <w:rFonts w:ascii="Courier New" w:eastAsia="Courier New" w:hAnsi="Courier New" w:cs="Courier New"/>
-          <w:color w:val="1A6E1A"/>
-          <w:sz w:val="18"/>
-          <w:szCs w:val="18"/>
-        </w:rPr>
-        <w:t xml:space="preserve"> [0, 50]:  0 registros fuera de rango</w:t>
-      </w:r>
-    </w:p>
-    <w:p>
-      <w:pPr>
-        <w:spacing w:before="20" w:after="20"/>
-        <w:ind w:left="580"/>
-      </w:pPr>
-      <w:proofErr w:type="spellStart"/>
-      <w:r>
-        <w:rPr>
-          <w:rFonts w:ascii="Courier New" w:eastAsia="Courier New" w:hAnsi="Courier New" w:cs="Courier New"/>
-          <w:color w:val="1A6E1A"/>
-          <w:sz w:val="18"/>
-          <w:szCs w:val="18"/>
-        </w:rPr>
-        <w:t>Ast</w:t>
-      </w:r>
-      <w:proofErr w:type="spellEnd"/>
-      <w:r>
-        <w:rPr>
-          <w:rFonts w:ascii="Courier New" w:eastAsia="Courier New" w:hAnsi="Courier New" w:cs="Courier New"/>
-          <w:color w:val="1A6E1A"/>
-          <w:sz w:val="18"/>
-          <w:szCs w:val="18"/>
-        </w:rPr>
-        <w:t xml:space="preserve"> [0, 30]:  0 registros fuera de rango</w:t>
+        <w:t>Ast [0, 30]:  0 registros fuera de rango</w:t>
       </w:r>
     </w:p>
     <w:p>
@@ -12117,15 +9870,7 @@
         <w:pStyle w:val="Ttulo2"/>
       </w:pPr>
       <w:r>
-        <w:t xml:space="preserve">Paso 4.9 — Construcción del </w:t>
-      </w:r>
-      <w:proofErr w:type="spellStart"/>
-      <w:r>
-        <w:t>dataset</w:t>
-      </w:r>
-      <w:proofErr w:type="spellEnd"/>
-      <w:r>
-        <w:t xml:space="preserve"> integrado</w:t>
+        <w:t>Paso 4.9 — Construcción del dataset integrado</w:t>
       </w:r>
     </w:p>
     <w:p>
@@ -12134,15 +9879,7 @@
         <w:jc w:val="both"/>
       </w:pPr>
       <w:r>
-        <w:t xml:space="preserve">Se concatenaron los cuatro </w:t>
-      </w:r>
-      <w:proofErr w:type="spellStart"/>
-      <w:r>
-        <w:t>datasets</w:t>
-      </w:r>
-      <w:proofErr w:type="spellEnd"/>
-      <w:r>
-        <w:t xml:space="preserve"> usando las columnas base comunes más columnas ofensivas disponibles en cada temporada.</w:t>
+        <w:t>Se concatenaron los cuatro datasets usando las columnas base comunes más columnas ofensivas disponibles en cada temporada.</w:t>
       </w:r>
     </w:p>
     <w:p>
@@ -12150,7 +9887,6 @@
         <w:spacing w:before="20" w:after="20"/>
         <w:ind w:left="580"/>
       </w:pPr>
-      <w:proofErr w:type="spellStart"/>
       <w:r>
         <w:rPr>
           <w:rFonts w:ascii="Courier New" w:eastAsia="Courier New" w:hAnsi="Courier New" w:cs="Courier New"/>
@@ -12158,17 +9894,7 @@
           <w:sz w:val="18"/>
           <w:szCs w:val="18"/>
         </w:rPr>
-        <w:t>Dataset</w:t>
-      </w:r>
-      <w:proofErr w:type="spellEnd"/>
-      <w:r>
-        <w:rPr>
-          <w:rFonts w:ascii="Courier New" w:eastAsia="Courier New" w:hAnsi="Courier New" w:cs="Courier New"/>
-          <w:color w:val="1A6E1A"/>
-          <w:sz w:val="18"/>
-          <w:szCs w:val="18"/>
-        </w:rPr>
-        <w:t xml:space="preserve"> integrado: 10,793 filas x 28 columnas</w:t>
+        <w:t>Dataset integrado: 10,793 filas x 28 columnas</w:t>
       </w:r>
     </w:p>
     <w:p>
@@ -12196,15 +9922,7 @@
         <w:pStyle w:val="Ttulo2"/>
       </w:pPr>
       <w:r>
-        <w:t xml:space="preserve">Paso 4.10 — Codificación de variables categóricas (Label </w:t>
-      </w:r>
-      <w:proofErr w:type="spellStart"/>
-      <w:r>
-        <w:t>Encoding</w:t>
-      </w:r>
-      <w:proofErr w:type="spellEnd"/>
-      <w:r>
-        <w:t>)</w:t>
+        <w:t>Paso 4.10 — Codificación de variables categóricas (Label Encoding)</w:t>
       </w:r>
     </w:p>
     <w:p>
@@ -12213,31 +9931,7 @@
         <w:jc w:val="both"/>
       </w:pPr>
       <w:r>
-        <w:t xml:space="preserve">Se aplicó Label </w:t>
-      </w:r>
-      <w:proofErr w:type="spellStart"/>
-      <w:r>
-        <w:t>Encoding</w:t>
-      </w:r>
-      <w:proofErr w:type="spellEnd"/>
-      <w:r>
-        <w:t xml:space="preserve"> a </w:t>
-      </w:r>
-      <w:proofErr w:type="spellStart"/>
-      <w:r>
-        <w:t>Pos_principal</w:t>
-      </w:r>
-      <w:proofErr w:type="spellEnd"/>
-      <w:r>
-        <w:t xml:space="preserve"> y Comp para preparar el </w:t>
-      </w:r>
-      <w:proofErr w:type="spellStart"/>
-      <w:r>
-        <w:t>dataset</w:t>
-      </w:r>
-      <w:proofErr w:type="spellEnd"/>
-      <w:r>
-        <w:t xml:space="preserve"> para modelos de ML.</w:t>
+        <w:t>Se aplicó Label Encoding a Pos_principal y Comp para preparar el dataset para modelos de ML.</w:t>
       </w:r>
     </w:p>
     <w:tbl>
@@ -12262,12 +9956,6 @@
         <w:gridCol w:w="7760"/>
       </w:tblGrid>
       <w:tr>
-        <w:tblPrEx>
-          <w:tblCellMar>
-            <w:top w:w="0" w:type="dxa"/>
-            <w:bottom w:w="0" w:type="dxa"/>
-          </w:tblCellMar>
-        </w:tblPrEx>
         <w:trPr>
           <w:tblHeader/>
         </w:trPr>
@@ -12340,12 +10028,6 @@
         </w:tc>
       </w:tr>
       <w:tr>
-        <w:tblPrEx>
-          <w:tblCellMar>
-            <w:top w:w="0" w:type="dxa"/>
-            <w:bottom w:w="0" w:type="dxa"/>
-          </w:tblCellMar>
-        </w:tblPrEx>
         <w:tc>
           <w:tcPr>
             <w:tcW w:w="1600" w:type="dxa"/>
@@ -12402,12 +10084,6 @@
         </w:tc>
       </w:tr>
       <w:tr>
-        <w:tblPrEx>
-          <w:tblCellMar>
-            <w:top w:w="0" w:type="dxa"/>
-            <w:bottom w:w="0" w:type="dxa"/>
-          </w:tblCellMar>
-        </w:tblPrEx>
         <w:tc>
           <w:tcPr>
             <w:tcW w:w="1600" w:type="dxa"/>
@@ -12464,12 +10140,6 @@
         </w:tc>
       </w:tr>
       <w:tr>
-        <w:tblPrEx>
-          <w:tblCellMar>
-            <w:top w:w="0" w:type="dxa"/>
-            <w:bottom w:w="0" w:type="dxa"/>
-          </w:tblCellMar>
-        </w:tblPrEx>
         <w:tc>
           <w:tcPr>
             <w:tcW w:w="1600" w:type="dxa"/>
@@ -12526,12 +10196,6 @@
         </w:tc>
       </w:tr>
       <w:tr>
-        <w:tblPrEx>
-          <w:tblCellMar>
-            <w:top w:w="0" w:type="dxa"/>
-            <w:bottom w:w="0" w:type="dxa"/>
-          </w:tblCellMar>
-        </w:tblPrEx>
         <w:tc>
           <w:tcPr>
             <w:tcW w:w="1600" w:type="dxa"/>
@@ -12588,12 +10252,6 @@
         </w:tc>
       </w:tr>
       <w:tr>
-        <w:tblPrEx>
-          <w:tblCellMar>
-            <w:top w:w="0" w:type="dxa"/>
-            <w:bottom w:w="0" w:type="dxa"/>
-          </w:tblCellMar>
-        </w:tblPrEx>
         <w:tc>
           <w:tcPr>
             <w:tcW w:w="1600" w:type="dxa"/>
@@ -12650,12 +10308,6 @@
         </w:tc>
       </w:tr>
       <w:tr>
-        <w:tblPrEx>
-          <w:tblCellMar>
-            <w:top w:w="0" w:type="dxa"/>
-            <w:bottom w:w="0" w:type="dxa"/>
-          </w:tblCellMar>
-        </w:tblPrEx>
         <w:tc>
           <w:tcPr>
             <w:tcW w:w="1600" w:type="dxa"/>
@@ -12712,12 +10364,6 @@
         </w:tc>
       </w:tr>
       <w:tr>
-        <w:tblPrEx>
-          <w:tblCellMar>
-            <w:top w:w="0" w:type="dxa"/>
-            <w:bottom w:w="0" w:type="dxa"/>
-          </w:tblCellMar>
-        </w:tblPrEx>
         <w:tc>
           <w:tcPr>
             <w:tcW w:w="1600" w:type="dxa"/>
@@ -12774,12 +10420,6 @@
         </w:tc>
       </w:tr>
       <w:tr>
-        <w:tblPrEx>
-          <w:tblCellMar>
-            <w:top w:w="0" w:type="dxa"/>
-            <w:bottom w:w="0" w:type="dxa"/>
-          </w:tblCellMar>
-        </w:tblPrEx>
         <w:tc>
           <w:tcPr>
             <w:tcW w:w="1600" w:type="dxa"/>
@@ -12836,12 +10476,6 @@
         </w:tc>
       </w:tr>
       <w:tr>
-        <w:tblPrEx>
-          <w:tblCellMar>
-            <w:top w:w="0" w:type="dxa"/>
-            <w:bottom w:w="0" w:type="dxa"/>
-          </w:tblCellMar>
-        </w:tblPrEx>
         <w:tc>
           <w:tcPr>
             <w:tcW w:w="1600" w:type="dxa"/>
@@ -12898,12 +10532,6 @@
         </w:tc>
       </w:tr>
       <w:tr>
-        <w:tblPrEx>
-          <w:tblCellMar>
-            <w:top w:w="0" w:type="dxa"/>
-            <w:bottom w:w="0" w:type="dxa"/>
-          </w:tblCellMar>
-        </w:tblPrEx>
         <w:tc>
           <w:tcPr>
             <w:tcW w:w="1600" w:type="dxa"/>
@@ -12987,12 +10615,6 @@
         <w:gridCol w:w="7760"/>
       </w:tblGrid>
       <w:tr>
-        <w:tblPrEx>
-          <w:tblCellMar>
-            <w:top w:w="0" w:type="dxa"/>
-            <w:bottom w:w="0" w:type="dxa"/>
-          </w:tblCellMar>
-        </w:tblPrEx>
         <w:trPr>
           <w:tblHeader/>
         </w:trPr>
@@ -13064,12 +10686,6 @@
         </w:tc>
       </w:tr>
       <w:tr>
-        <w:tblPrEx>
-          <w:tblCellMar>
-            <w:top w:w="0" w:type="dxa"/>
-            <w:bottom w:w="0" w:type="dxa"/>
-          </w:tblCellMar>
-        </w:tblPrEx>
         <w:tc>
           <w:tcPr>
             <w:tcW w:w="1600" w:type="dxa"/>
@@ -13126,12 +10742,6 @@
         </w:tc>
       </w:tr>
       <w:tr>
-        <w:tblPrEx>
-          <w:tblCellMar>
-            <w:top w:w="0" w:type="dxa"/>
-            <w:bottom w:w="0" w:type="dxa"/>
-          </w:tblCellMar>
-        </w:tblPrEx>
         <w:tc>
           <w:tcPr>
             <w:tcW w:w="1600" w:type="dxa"/>
@@ -13188,12 +10798,6 @@
         </w:tc>
       </w:tr>
       <w:tr>
-        <w:tblPrEx>
-          <w:tblCellMar>
-            <w:top w:w="0" w:type="dxa"/>
-            <w:bottom w:w="0" w:type="dxa"/>
-          </w:tblCellMar>
-        </w:tblPrEx>
         <w:tc>
           <w:tcPr>
             <w:tcW w:w="1600" w:type="dxa"/>
@@ -13250,12 +10854,6 @@
         </w:tc>
       </w:tr>
       <w:tr>
-        <w:tblPrEx>
-          <w:tblCellMar>
-            <w:top w:w="0" w:type="dxa"/>
-            <w:bottom w:w="0" w:type="dxa"/>
-          </w:tblCellMar>
-        </w:tblPrEx>
         <w:tc>
           <w:tcPr>
             <w:tcW w:w="1600" w:type="dxa"/>
@@ -13312,12 +10910,6 @@
         </w:tc>
       </w:tr>
       <w:tr>
-        <w:tblPrEx>
-          <w:tblCellMar>
-            <w:top w:w="0" w:type="dxa"/>
-            <w:bottom w:w="0" w:type="dxa"/>
-          </w:tblCellMar>
-        </w:tblPrEx>
         <w:tc>
           <w:tcPr>
             <w:tcW w:w="1600" w:type="dxa"/>
@@ -13386,27 +10978,7 @@
           <w:sz w:val="18"/>
           <w:szCs w:val="18"/>
         </w:rPr>
-        <w:t xml:space="preserve">✅ </w:t>
-      </w:r>
-      <w:proofErr w:type="spellStart"/>
-      <w:r>
-        <w:rPr>
-          <w:rFonts w:ascii="Courier New" w:eastAsia="Courier New" w:hAnsi="Courier New" w:cs="Courier New"/>
-          <w:color w:val="1A6E1A"/>
-          <w:sz w:val="18"/>
-          <w:szCs w:val="18"/>
-        </w:rPr>
-        <w:t>Encoding</w:t>
-      </w:r>
-      <w:proofErr w:type="spellEnd"/>
-      <w:r>
-        <w:rPr>
-          <w:rFonts w:ascii="Courier New" w:eastAsia="Courier New" w:hAnsi="Courier New" w:cs="Courier New"/>
-          <w:color w:val="1A6E1A"/>
-          <w:sz w:val="18"/>
-          <w:szCs w:val="18"/>
-        </w:rPr>
-        <w:t xml:space="preserve"> completado</w:t>
+        <w:t>✅ Encoding completado</w:t>
       </w:r>
     </w:p>
     <w:p>
@@ -13428,23 +11000,7 @@
         <w:jc w:val="both"/>
       </w:pPr>
       <w:r>
-        <w:t xml:space="preserve">Se aplicó </w:t>
-      </w:r>
-      <w:proofErr w:type="spellStart"/>
-      <w:r>
-        <w:t>StandardScaler</w:t>
-      </w:r>
-      <w:proofErr w:type="spellEnd"/>
-      <w:r>
-        <w:t xml:space="preserve"> sobre Age, MP, Min y 90s, creando columnas con sufijo _</w:t>
-      </w:r>
-      <w:proofErr w:type="spellStart"/>
-      <w:r>
-        <w:t>scaled</w:t>
-      </w:r>
-      <w:proofErr w:type="spellEnd"/>
-      <w:r>
-        <w:t>.</w:t>
+        <w:t>Se aplicó StandardScaler sobre Age, MP, Min y 90s, creando columnas con sufijo _scaled.</w:t>
       </w:r>
     </w:p>
     <w:tbl>
@@ -13472,12 +11028,6 @@
         <w:gridCol w:w="1760"/>
       </w:tblGrid>
       <w:tr>
-        <w:tblPrEx>
-          <w:tblCellMar>
-            <w:top w:w="0" w:type="dxa"/>
-            <w:bottom w:w="0" w:type="dxa"/>
-          </w:tblCellMar>
-        </w:tblPrEx>
         <w:trPr>
           <w:tblHeader/>
         </w:trPr>
@@ -13535,7 +11085,6 @@
             <w:pPr>
               <w:jc w:val="center"/>
             </w:pPr>
-            <w:proofErr w:type="spellStart"/>
             <w:r>
               <w:rPr>
                 <w:b/>
@@ -13546,7 +11095,6 @@
               </w:rPr>
               <w:t>Age_scaled</w:t>
             </w:r>
-            <w:proofErr w:type="spellEnd"/>
           </w:p>
         </w:tc>
         <w:tc>
@@ -13570,7 +11118,6 @@
             <w:pPr>
               <w:jc w:val="center"/>
             </w:pPr>
-            <w:proofErr w:type="spellStart"/>
             <w:r>
               <w:rPr>
                 <w:b/>
@@ -13581,7 +11128,6 @@
               </w:rPr>
               <w:t>MP_scaled</w:t>
             </w:r>
-            <w:proofErr w:type="spellEnd"/>
           </w:p>
         </w:tc>
         <w:tc>
@@ -13605,7 +11151,6 @@
             <w:pPr>
               <w:jc w:val="center"/>
             </w:pPr>
-            <w:proofErr w:type="spellStart"/>
             <w:r>
               <w:rPr>
                 <w:b/>
@@ -13616,7 +11161,6 @@
               </w:rPr>
               <w:t>Min_scaled</w:t>
             </w:r>
-            <w:proofErr w:type="spellEnd"/>
           </w:p>
         </w:tc>
         <w:tc>
@@ -13654,12 +11198,6 @@
         </w:tc>
       </w:tr>
       <w:tr>
-        <w:tblPrEx>
-          <w:tblCellMar>
-            <w:top w:w="0" w:type="dxa"/>
-            <w:bottom w:w="0" w:type="dxa"/>
-          </w:tblCellMar>
-        </w:tblPrEx>
         <w:tc>
           <w:tcPr>
             <w:tcW w:w="2800" w:type="dxa"/>
@@ -13797,12 +11335,6 @@
         </w:tc>
       </w:tr>
       <w:tr>
-        <w:tblPrEx>
-          <w:tblCellMar>
-            <w:top w:w="0" w:type="dxa"/>
-            <w:bottom w:w="0" w:type="dxa"/>
-          </w:tblCellMar>
-        </w:tblPrEx>
         <w:tc>
           <w:tcPr>
             <w:tcW w:w="2800" w:type="dxa"/>
@@ -13940,12 +11472,6 @@
         </w:tc>
       </w:tr>
       <w:tr>
-        <w:tblPrEx>
-          <w:tblCellMar>
-            <w:top w:w="0" w:type="dxa"/>
-            <w:bottom w:w="0" w:type="dxa"/>
-          </w:tblCellMar>
-        </w:tblPrEx>
         <w:tc>
           <w:tcPr>
             <w:tcW w:w="2800" w:type="dxa"/>
@@ -13964,21 +11490,12 @@
             </w:tcMar>
           </w:tcPr>
           <w:p>
-            <w:proofErr w:type="spellStart"/>
-            <w:r>
-              <w:rPr>
-                <w:sz w:val="19"/>
-                <w:szCs w:val="19"/>
-              </w:rPr>
-              <w:t>Himad</w:t>
-            </w:r>
-            <w:proofErr w:type="spellEnd"/>
-            <w:r>
-              <w:rPr>
-                <w:sz w:val="19"/>
-                <w:szCs w:val="19"/>
-              </w:rPr>
-              <w:t xml:space="preserve"> Abdelli</w:t>
+            <w:r>
+              <w:rPr>
+                <w:sz w:val="19"/>
+                <w:szCs w:val="19"/>
+              </w:rPr>
+              <w:t>Himad Abdelli</w:t>
             </w:r>
           </w:p>
         </w:tc>
@@ -14097,6 +11614,15 @@
         <w:spacing w:before="20" w:after="20"/>
         <w:ind w:left="580"/>
       </w:pPr>
+      <w:r>
+        <w:rPr>
+          <w:rFonts w:ascii="Segoe UI Emoji" w:eastAsia="Courier New" w:hAnsi="Segoe UI Emoji" w:cs="Segoe UI Emoji"/>
+          <w:color w:val="1A6E1A"/>
+          <w:sz w:val="18"/>
+          <w:szCs w:val="18"/>
+        </w:rPr>
+        <w:t>✅</w:t>
+      </w:r>
       <w:r>
         <w:rPr>
           <w:rFonts w:ascii="Courier New" w:eastAsia="Courier New" w:hAnsi="Courier New" w:cs="Courier New"/>
@@ -14104,13 +11630,8 @@
           <w:sz w:val="18"/>
           <w:szCs w:val="18"/>
         </w:rPr>
-        <w:t>✅ Estandarización completada</w:t>
+        <w:t xml:space="preserve"> Estandarización completada</w:t>
       </w:r>
-    </w:p>
-    <w:p>
-      <w:pPr>
-        <w:spacing w:before="40" w:after="40"/>
-      </w:pPr>
     </w:p>
     <w:p>
       <w:pPr>
@@ -14128,15 +11649,7 @@
         <w:pStyle w:val="Ttulo2"/>
       </w:pPr>
       <w:r>
-        <w:t xml:space="preserve">7.1 Medidas de tendencia central y dispersión — </w:t>
-      </w:r>
-      <w:proofErr w:type="spellStart"/>
-      <w:r>
-        <w:t>dataset</w:t>
-      </w:r>
-      <w:proofErr w:type="spellEnd"/>
-      <w:r>
-        <w:t xml:space="preserve"> integrado</w:t>
+        <w:t>7.1 Medidas de tendencia central y dispersión — dataset integrado</w:t>
       </w:r>
     </w:p>
     <w:tbl>
@@ -14169,12 +11682,6 @@
         <w:gridCol w:w="696"/>
       </w:tblGrid>
       <w:tr>
-        <w:tblPrEx>
-          <w:tblCellMar>
-            <w:top w:w="0" w:type="dxa"/>
-            <w:bottom w:w="0" w:type="dxa"/>
-          </w:tblCellMar>
-        </w:tblPrEx>
         <w:trPr>
           <w:tblHeader/>
         </w:trPr>
@@ -14298,7 +11805,6 @@
             <w:pPr>
               <w:jc w:val="center"/>
             </w:pPr>
-            <w:proofErr w:type="spellStart"/>
             <w:r>
               <w:rPr>
                 <w:b/>
@@ -14307,9 +11813,31 @@
                 <w:sz w:val="19"/>
                 <w:szCs w:val="19"/>
               </w:rPr>
-              <w:t>Desv</w:t>
-            </w:r>
-            <w:proofErr w:type="spellEnd"/>
+              <w:t>Desv. Est.</w:t>
+            </w:r>
+          </w:p>
+        </w:tc>
+        <w:tc>
+          <w:tcPr>
+            <w:tcW w:w="650" w:type="dxa"/>
+            <w:tcBorders>
+              <w:top w:val="single" w:sz="1" w:space="0" w:color="AAAAAA"/>
+              <w:left w:val="single" w:sz="1" w:space="0" w:color="AAAAAA"/>
+              <w:bottom w:val="single" w:sz="1" w:space="0" w:color="AAAAAA"/>
+              <w:right w:val="single" w:sz="1" w:space="0" w:color="AAAAAA"/>
+            </w:tcBorders>
+            <w:shd w:val="clear" w:color="auto" w:fill="003366"/>
+            <w:tcMar>
+              <w:top w:w="80" w:type="dxa"/>
+              <w:left w:w="110" w:type="dxa"/>
+              <w:bottom w:w="80" w:type="dxa"/>
+              <w:right w:w="110" w:type="dxa"/>
+            </w:tcMar>
+          </w:tcPr>
+          <w:p>
+            <w:pPr>
+              <w:jc w:val="center"/>
+            </w:pPr>
             <w:r>
               <w:rPr>
                 <w:b/>
@@ -14318,9 +11846,31 @@
                 <w:sz w:val="19"/>
                 <w:szCs w:val="19"/>
               </w:rPr>
-              <w:t xml:space="preserve">. </w:t>
-            </w:r>
-            <w:proofErr w:type="spellStart"/>
+              <w:t>Mín</w:t>
+            </w:r>
+          </w:p>
+        </w:tc>
+        <w:tc>
+          <w:tcPr>
+            <w:tcW w:w="650" w:type="dxa"/>
+            <w:tcBorders>
+              <w:top w:val="single" w:sz="1" w:space="0" w:color="AAAAAA"/>
+              <w:left w:val="single" w:sz="1" w:space="0" w:color="AAAAAA"/>
+              <w:bottom w:val="single" w:sz="1" w:space="0" w:color="AAAAAA"/>
+              <w:right w:val="single" w:sz="1" w:space="0" w:color="AAAAAA"/>
+            </w:tcBorders>
+            <w:shd w:val="clear" w:color="auto" w:fill="003366"/>
+            <w:tcMar>
+              <w:top w:w="80" w:type="dxa"/>
+              <w:left w:w="110" w:type="dxa"/>
+              <w:bottom w:w="80" w:type="dxa"/>
+              <w:right w:w="110" w:type="dxa"/>
+            </w:tcMar>
+          </w:tcPr>
+          <w:p>
+            <w:pPr>
+              <w:jc w:val="center"/>
+            </w:pPr>
             <w:r>
               <w:rPr>
                 <w:b/>
@@ -14329,9 +11879,31 @@
                 <w:sz w:val="19"/>
                 <w:szCs w:val="19"/>
               </w:rPr>
-              <w:t>Est</w:t>
-            </w:r>
-            <w:proofErr w:type="spellEnd"/>
+              <w:t>Q1</w:t>
+            </w:r>
+          </w:p>
+        </w:tc>
+        <w:tc>
+          <w:tcPr>
+            <w:tcW w:w="800" w:type="dxa"/>
+            <w:tcBorders>
+              <w:top w:val="single" w:sz="1" w:space="0" w:color="AAAAAA"/>
+              <w:left w:val="single" w:sz="1" w:space="0" w:color="AAAAAA"/>
+              <w:bottom w:val="single" w:sz="1" w:space="0" w:color="AAAAAA"/>
+              <w:right w:val="single" w:sz="1" w:space="0" w:color="AAAAAA"/>
+            </w:tcBorders>
+            <w:shd w:val="clear" w:color="auto" w:fill="003366"/>
+            <w:tcMar>
+              <w:top w:w="80" w:type="dxa"/>
+              <w:left w:w="110" w:type="dxa"/>
+              <w:bottom w:w="80" w:type="dxa"/>
+              <w:right w:w="110" w:type="dxa"/>
+            </w:tcMar>
+          </w:tcPr>
+          <w:p>
+            <w:pPr>
+              <w:jc w:val="center"/>
+            </w:pPr>
             <w:r>
               <w:rPr>
                 <w:b/>
@@ -14340,13 +11912,13 @@
                 <w:sz w:val="19"/>
                 <w:szCs w:val="19"/>
               </w:rPr>
-              <w:t>.</w:t>
-            </w:r>
-          </w:p>
-        </w:tc>
-        <w:tc>
-          <w:tcPr>
-            <w:tcW w:w="650" w:type="dxa"/>
+              <w:t>Mediana</w:t>
+            </w:r>
+          </w:p>
+        </w:tc>
+        <w:tc>
+          <w:tcPr>
+            <w:tcW w:w="800" w:type="dxa"/>
             <w:tcBorders>
               <w:top w:val="single" w:sz="1" w:space="0" w:color="AAAAAA"/>
               <w:left w:val="single" w:sz="1" w:space="0" w:color="AAAAAA"/>
@@ -14365,7 +11937,6 @@
             <w:pPr>
               <w:jc w:val="center"/>
             </w:pPr>
-            <w:proofErr w:type="spellStart"/>
             <w:r>
               <w:rPr>
                 <w:b/>
@@ -14374,14 +11945,13 @@
                 <w:sz w:val="19"/>
                 <w:szCs w:val="19"/>
               </w:rPr>
-              <w:t>Mín</w:t>
-            </w:r>
-            <w:proofErr w:type="spellEnd"/>
-          </w:p>
-        </w:tc>
-        <w:tc>
-          <w:tcPr>
-            <w:tcW w:w="650" w:type="dxa"/>
+              <w:t>Q3</w:t>
+            </w:r>
+          </w:p>
+        </w:tc>
+        <w:tc>
+          <w:tcPr>
+            <w:tcW w:w="800" w:type="dxa"/>
             <w:tcBorders>
               <w:top w:val="single" w:sz="1" w:space="0" w:color="AAAAAA"/>
               <w:left w:val="single" w:sz="1" w:space="0" w:color="AAAAAA"/>
@@ -14408,13 +11978,13 @@
                 <w:sz w:val="19"/>
                 <w:szCs w:val="19"/>
               </w:rPr>
-              <w:t>Q1</w:t>
-            </w:r>
-          </w:p>
-        </w:tc>
-        <w:tc>
-          <w:tcPr>
-            <w:tcW w:w="800" w:type="dxa"/>
+              <w:t>Máx</w:t>
+            </w:r>
+          </w:p>
+        </w:tc>
+        <w:tc>
+          <w:tcPr>
+            <w:tcW w:w="850" w:type="dxa"/>
             <w:tcBorders>
               <w:top w:val="single" w:sz="1" w:space="0" w:color="AAAAAA"/>
               <w:left w:val="single" w:sz="1" w:space="0" w:color="AAAAAA"/>
@@ -14441,119 +12011,12 @@
                 <w:sz w:val="19"/>
                 <w:szCs w:val="19"/>
               </w:rPr>
-              <w:t>Mediana</w:t>
-            </w:r>
-          </w:p>
-        </w:tc>
-        <w:tc>
-          <w:tcPr>
-            <w:tcW w:w="800" w:type="dxa"/>
-            <w:tcBorders>
-              <w:top w:val="single" w:sz="1" w:space="0" w:color="AAAAAA"/>
-              <w:left w:val="single" w:sz="1" w:space="0" w:color="AAAAAA"/>
-              <w:bottom w:val="single" w:sz="1" w:space="0" w:color="AAAAAA"/>
-              <w:right w:val="single" w:sz="1" w:space="0" w:color="AAAAAA"/>
-            </w:tcBorders>
-            <w:shd w:val="clear" w:color="auto" w:fill="003366"/>
-            <w:tcMar>
-              <w:top w:w="80" w:type="dxa"/>
-              <w:left w:w="110" w:type="dxa"/>
-              <w:bottom w:w="80" w:type="dxa"/>
-              <w:right w:w="110" w:type="dxa"/>
-            </w:tcMar>
-          </w:tcPr>
-          <w:p>
-            <w:pPr>
-              <w:jc w:val="center"/>
-            </w:pPr>
-            <w:r>
-              <w:rPr>
-                <w:b/>
-                <w:bCs/>
-                <w:color w:val="FFFFFF"/>
-                <w:sz w:val="19"/>
-                <w:szCs w:val="19"/>
-              </w:rPr>
-              <w:t>Q3</w:t>
-            </w:r>
-          </w:p>
-        </w:tc>
-        <w:tc>
-          <w:tcPr>
-            <w:tcW w:w="800" w:type="dxa"/>
-            <w:tcBorders>
-              <w:top w:val="single" w:sz="1" w:space="0" w:color="AAAAAA"/>
-              <w:left w:val="single" w:sz="1" w:space="0" w:color="AAAAAA"/>
-              <w:bottom w:val="single" w:sz="1" w:space="0" w:color="AAAAAA"/>
-              <w:right w:val="single" w:sz="1" w:space="0" w:color="AAAAAA"/>
-            </w:tcBorders>
-            <w:shd w:val="clear" w:color="auto" w:fill="003366"/>
-            <w:tcMar>
-              <w:top w:w="80" w:type="dxa"/>
-              <w:left w:w="110" w:type="dxa"/>
-              <w:bottom w:w="80" w:type="dxa"/>
-              <w:right w:w="110" w:type="dxa"/>
-            </w:tcMar>
-          </w:tcPr>
-          <w:p>
-            <w:pPr>
-              <w:jc w:val="center"/>
-            </w:pPr>
-            <w:proofErr w:type="spellStart"/>
-            <w:r>
-              <w:rPr>
-                <w:b/>
-                <w:bCs/>
-                <w:color w:val="FFFFFF"/>
-                <w:sz w:val="19"/>
-                <w:szCs w:val="19"/>
-              </w:rPr>
-              <w:t>Máx</w:t>
-            </w:r>
-            <w:proofErr w:type="spellEnd"/>
-          </w:p>
-        </w:tc>
-        <w:tc>
-          <w:tcPr>
-            <w:tcW w:w="850" w:type="dxa"/>
-            <w:tcBorders>
-              <w:top w:val="single" w:sz="1" w:space="0" w:color="AAAAAA"/>
-              <w:left w:val="single" w:sz="1" w:space="0" w:color="AAAAAA"/>
-              <w:bottom w:val="single" w:sz="1" w:space="0" w:color="AAAAAA"/>
-              <w:right w:val="single" w:sz="1" w:space="0" w:color="AAAAAA"/>
-            </w:tcBorders>
-            <w:shd w:val="clear" w:color="auto" w:fill="003366"/>
-            <w:tcMar>
-              <w:top w:w="80" w:type="dxa"/>
-              <w:left w:w="110" w:type="dxa"/>
-              <w:bottom w:w="80" w:type="dxa"/>
-              <w:right w:w="110" w:type="dxa"/>
-            </w:tcMar>
-          </w:tcPr>
-          <w:p>
-            <w:pPr>
-              <w:jc w:val="center"/>
-            </w:pPr>
-            <w:r>
-              <w:rPr>
-                <w:b/>
-                <w:bCs/>
-                <w:color w:val="FFFFFF"/>
-                <w:sz w:val="19"/>
-                <w:szCs w:val="19"/>
-              </w:rPr>
               <w:t>CV %</w:t>
             </w:r>
           </w:p>
         </w:tc>
       </w:tr>
       <w:tr>
-        <w:tblPrEx>
-          <w:tblCellMar>
-            <w:top w:w="0" w:type="dxa"/>
-            <w:bottom w:w="0" w:type="dxa"/>
-          </w:tblCellMar>
-        </w:tblPrEx>
         <w:tc>
           <w:tcPr>
             <w:tcW w:w="800" w:type="dxa"/>
@@ -14826,12 +12289,6 @@
         </w:tc>
       </w:tr>
       <w:tr>
-        <w:tblPrEx>
-          <w:tblCellMar>
-            <w:top w:w="0" w:type="dxa"/>
-            <w:bottom w:w="0" w:type="dxa"/>
-          </w:tblCellMar>
-        </w:tblPrEx>
         <w:tc>
           <w:tcPr>
             <w:tcW w:w="800" w:type="dxa"/>
@@ -15104,12 +12561,6 @@
         </w:tc>
       </w:tr>
       <w:tr>
-        <w:tblPrEx>
-          <w:tblCellMar>
-            <w:top w:w="0" w:type="dxa"/>
-            <w:bottom w:w="0" w:type="dxa"/>
-          </w:tblCellMar>
-        </w:tblPrEx>
         <w:tc>
           <w:tcPr>
             <w:tcW w:w="800" w:type="dxa"/>
@@ -15382,12 +12833,6 @@
         </w:tc>
       </w:tr>
       <w:tr>
-        <w:tblPrEx>
-          <w:tblCellMar>
-            <w:top w:w="0" w:type="dxa"/>
-            <w:bottom w:w="0" w:type="dxa"/>
-          </w:tblCellMar>
-        </w:tblPrEx>
         <w:tc>
           <w:tcPr>
             <w:tcW w:w="800" w:type="dxa"/>
@@ -15406,7 +12851,6 @@
             </w:tcMar>
           </w:tcPr>
           <w:p>
-            <w:proofErr w:type="spellStart"/>
             <w:r>
               <w:rPr>
                 <w:sz w:val="19"/>
@@ -15414,7 +12858,6 @@
               </w:rPr>
               <w:t>Gls</w:t>
             </w:r>
-            <w:proofErr w:type="spellEnd"/>
           </w:p>
         </w:tc>
         <w:tc>
@@ -15662,12 +13105,6 @@
         </w:tc>
       </w:tr>
       <w:tr>
-        <w:tblPrEx>
-          <w:tblCellMar>
-            <w:top w:w="0" w:type="dxa"/>
-            <w:bottom w:w="0" w:type="dxa"/>
-          </w:tblCellMar>
-        </w:tblPrEx>
         <w:tc>
           <w:tcPr>
             <w:tcW w:w="800" w:type="dxa"/>
@@ -15686,16 +13123,13 @@
             </w:tcMar>
           </w:tcPr>
           <w:p>
-            <w:proofErr w:type="spellStart"/>
-            <w:r>
-              <w:rPr>
-                <w:sz w:val="19"/>
-                <w:szCs w:val="19"/>
-              </w:rPr>
-              <w:lastRenderedPageBreak/>
+            <w:r>
+              <w:rPr>
+                <w:sz w:val="19"/>
+                <w:szCs w:val="19"/>
+              </w:rPr>
               <w:t>Ast</w:t>
             </w:r>
-            <w:proofErr w:type="spellEnd"/>
           </w:p>
         </w:tc>
         <w:tc>
@@ -15943,12 +13377,6 @@
         </w:tc>
       </w:tr>
       <w:tr>
-        <w:tblPrEx>
-          <w:tblCellMar>
-            <w:top w:w="0" w:type="dxa"/>
-            <w:bottom w:w="0" w:type="dxa"/>
-          </w:tblCellMar>
-        </w:tblPrEx>
         <w:tc>
           <w:tcPr>
             <w:tcW w:w="800" w:type="dxa"/>
@@ -15967,15 +13395,14 @@
             </w:tcMar>
           </w:tcPr>
           <w:p>
-            <w:proofErr w:type="spellStart"/>
-            <w:r>
-              <w:rPr>
-                <w:sz w:val="19"/>
-                <w:szCs w:val="19"/>
-              </w:rPr>
+            <w:r>
+              <w:rPr>
+                <w:sz w:val="19"/>
+                <w:szCs w:val="19"/>
+              </w:rPr>
+              <w:lastRenderedPageBreak/>
               <w:t>xG</w:t>
             </w:r>
-            <w:proofErr w:type="spellEnd"/>
           </w:p>
         </w:tc>
         <w:tc>
@@ -16223,12 +13650,6 @@
         </w:tc>
       </w:tr>
       <w:tr>
-        <w:tblPrEx>
-          <w:tblCellMar>
-            <w:top w:w="0" w:type="dxa"/>
-            <w:bottom w:w="0" w:type="dxa"/>
-          </w:tblCellMar>
-        </w:tblPrEx>
         <w:tc>
           <w:tcPr>
             <w:tcW w:w="800" w:type="dxa"/>
@@ -16247,7 +13668,6 @@
             </w:tcMar>
           </w:tcPr>
           <w:p>
-            <w:proofErr w:type="spellStart"/>
             <w:r>
               <w:rPr>
                 <w:sz w:val="19"/>
@@ -16255,7 +13675,6 @@
               </w:rPr>
               <w:t>CrdY</w:t>
             </w:r>
-            <w:proofErr w:type="spellEnd"/>
           </w:p>
         </w:tc>
         <w:tc>
@@ -16522,15 +13941,7 @@
         <w:jc w:val="both"/>
       </w:pPr>
       <w:r>
-        <w:t>Distribución de edades: asimetría = 0.27 (aproximadamente simétrica). Media = 25.6 años, mediana = 25. Leve cola derecha por jugadores veteranos (Dante 42, Cazorla 41, Albiol/Milner/</w:t>
-      </w:r>
-      <w:proofErr w:type="spellStart"/>
-      <w:r>
-        <w:t>Modrić</w:t>
-      </w:r>
-      <w:proofErr w:type="spellEnd"/>
-      <w:r>
-        <w:t xml:space="preserve"> 40).</w:t>
+        <w:t>Distribución de edades: asimetría = 0.27 (aproximadamente simétrica). Media = 25.6 años, mediana = 25. Leve cola derecha por jugadores veteranos (Dante 42, Cazorla 41, Albiol/Milner/Modrić 40).</w:t>
       </w:r>
     </w:p>
     <w:p>
@@ -16544,41 +13955,162 @@
     </w:p>
     <w:p>
       <w:pPr>
-        <w:spacing w:before="40" w:after="40"/>
-      </w:pPr>
-    </w:p>
-    <w:p>
-      <w:pPr>
-        <w:pStyle w:val="Ttulo2"/>
-      </w:pPr>
-      <w:r>
-        <w:t xml:space="preserve">7.3 Distribuciones — Goles y </w:t>
-      </w:r>
-      <w:proofErr w:type="spellStart"/>
-      <w:r>
-        <w:t>xG</w:t>
-      </w:r>
-      <w:proofErr w:type="spellEnd"/>
-    </w:p>
-    <w:p>
-      <w:pPr>
         <w:spacing w:before="70" w:after="70"/>
         <w:jc w:val="both"/>
       </w:pPr>
+      <w:r>
+        <w:drawing>
+          <wp:anchor distT="0" distB="0" distL="114300" distR="114300" simplePos="0" relativeHeight="251660288" behindDoc="0" locked="0" layoutInCell="1" allowOverlap="1" wp14:anchorId="14E97A0D" wp14:editId="3D9D4550">
+            <wp:simplePos x="0" y="0"/>
+            <wp:positionH relativeFrom="column">
+              <wp:posOffset>-63500</wp:posOffset>
+            </wp:positionH>
+            <wp:positionV relativeFrom="paragraph">
+              <wp:posOffset>318135</wp:posOffset>
+            </wp:positionV>
+            <wp:extent cx="5943600" cy="2085975"/>
+            <wp:effectExtent l="0" t="0" r="0" b="9525"/>
+            <wp:wrapThrough wrapText="bothSides">
+              <wp:wrapPolygon edited="0">
+                <wp:start x="0" y="0"/>
+                <wp:lineTo x="0" y="21501"/>
+                <wp:lineTo x="21531" y="21501"/>
+                <wp:lineTo x="21531" y="0"/>
+                <wp:lineTo x="0" y="0"/>
+              </wp:wrapPolygon>
+            </wp:wrapThrough>
+            <wp:docPr id="499280917" name="Imagen 1"/>
+            <wp:cNvGraphicFramePr>
+              <a:graphicFrameLocks xmlns:a="http://schemas.openxmlformats.org/drawingml/2006/main" noChangeAspect="1"/>
+            </wp:cNvGraphicFramePr>
+            <a:graphic xmlns:a="http://schemas.openxmlformats.org/drawingml/2006/main">
+              <a:graphicData uri="http://schemas.openxmlformats.org/drawingml/2006/picture">
+                <pic:pic xmlns:pic="http://schemas.openxmlformats.org/drawingml/2006/picture">
+                  <pic:nvPicPr>
+                    <pic:cNvPr id="499280917" name=""/>
+                    <pic:cNvPicPr/>
+                  </pic:nvPicPr>
+                  <pic:blipFill>
+                    <a:blip r:embed="rId8" cstate="print">
+                      <a:extLst>
+                        <a:ext uri="{28A0092B-C50C-407E-A947-70E740481C1C}">
+                          <a14:useLocalDpi xmlns:a14="http://schemas.microsoft.com/office/drawing/2010/main" val="0"/>
+                        </a:ext>
+                      </a:extLst>
+                    </a:blip>
+                    <a:stretch>
+                      <a:fillRect/>
+                    </a:stretch>
+                  </pic:blipFill>
+                  <pic:spPr>
+                    <a:xfrm>
+                      <a:off x="0" y="0"/>
+                      <a:ext cx="5943600" cy="2085975"/>
+                    </a:xfrm>
+                    <a:prstGeom prst="rect">
+                      <a:avLst/>
+                    </a:prstGeom>
+                  </pic:spPr>
+                </pic:pic>
+              </a:graphicData>
+            </a:graphic>
+          </wp:anchor>
+        </w:drawing>
+      </w:r>
+    </w:p>
+    <w:p>
+      <w:pPr>
+        <w:spacing w:before="40" w:after="40"/>
+      </w:pPr>
+    </w:p>
+    <w:p>
+      <w:pPr>
+        <w:pStyle w:val="Ttulo2"/>
+      </w:pPr>
+      <w:r>
+        <w:t>7.3 Distribuciones — Goles y xG</w:t>
+      </w:r>
+    </w:p>
+    <w:p>
+      <w:pPr>
+        <w:spacing w:before="70" w:after="70"/>
+        <w:jc w:val="both"/>
+      </w:pPr>
+      <w:r>
+        <w:drawing>
+          <wp:anchor distT="0" distB="0" distL="114300" distR="114300" simplePos="0" relativeHeight="251659264" behindDoc="0" locked="0" layoutInCell="1" allowOverlap="1" wp14:anchorId="23E90045" wp14:editId="6D179ADF">
+            <wp:simplePos x="0" y="0"/>
+            <wp:positionH relativeFrom="column">
+              <wp:posOffset>-69850</wp:posOffset>
+            </wp:positionH>
+            <wp:positionV relativeFrom="paragraph">
+              <wp:posOffset>662305</wp:posOffset>
+            </wp:positionV>
+            <wp:extent cx="6073775" cy="2146935"/>
+            <wp:effectExtent l="0" t="0" r="3175" b="5715"/>
+            <wp:wrapThrough wrapText="bothSides">
+              <wp:wrapPolygon edited="0">
+                <wp:start x="0" y="0"/>
+                <wp:lineTo x="0" y="21466"/>
+                <wp:lineTo x="21544" y="21466"/>
+                <wp:lineTo x="21544" y="0"/>
+                <wp:lineTo x="0" y="0"/>
+              </wp:wrapPolygon>
+            </wp:wrapThrough>
+            <wp:docPr id="925083883" name="Imagen 1"/>
+            <wp:cNvGraphicFramePr>
+              <a:graphicFrameLocks xmlns:a="http://schemas.openxmlformats.org/drawingml/2006/main" noChangeAspect="1"/>
+            </wp:cNvGraphicFramePr>
+            <a:graphic xmlns:a="http://schemas.openxmlformats.org/drawingml/2006/main">
+              <a:graphicData uri="http://schemas.openxmlformats.org/drawingml/2006/picture">
+                <pic:pic xmlns:pic="http://schemas.openxmlformats.org/drawingml/2006/picture">
+                  <pic:nvPicPr>
+                    <pic:cNvPr id="925083883" name=""/>
+                    <pic:cNvPicPr/>
+                  </pic:nvPicPr>
+                  <pic:blipFill>
+                    <a:blip r:embed="rId9" cstate="print">
+                      <a:extLst>
+                        <a:ext uri="{28A0092B-C50C-407E-A947-70E740481C1C}">
+                          <a14:useLocalDpi xmlns:a14="http://schemas.microsoft.com/office/drawing/2010/main" val="0"/>
+                        </a:ext>
+                      </a:extLst>
+                    </a:blip>
+                    <a:stretch>
+                      <a:fillRect/>
+                    </a:stretch>
+                  </pic:blipFill>
+                  <pic:spPr>
+                    <a:xfrm>
+                      <a:off x="0" y="0"/>
+                      <a:ext cx="6073775" cy="2146935"/>
+                    </a:xfrm>
+                    <a:prstGeom prst="rect">
+                      <a:avLst/>
+                    </a:prstGeom>
+                  </pic:spPr>
+                </pic:pic>
+              </a:graphicData>
+            </a:graphic>
+            <wp14:sizeRelH relativeFrom="margin">
+              <wp14:pctWidth>0</wp14:pctWidth>
+            </wp14:sizeRelH>
+            <wp14:sizeRelV relativeFrom="margin">
+              <wp14:pctHeight>0</wp14:pctHeight>
+            </wp14:sizeRelV>
+          </wp:anchor>
+        </w:drawing>
+      </w:r>
       <w:r>
         <w:t>Ambas variables muestran distribuciones fuertemente asimétricas a la derecha. La mediana de goles (entre jugadores que anotaron &gt; 0) es 1, lo que indica que la mayoría registra muy pocos goles; los delanteros de élite concentran los valores extremos. (Gráficas generadas en el notebook.)</w:t>
       </w:r>
     </w:p>
     <w:p>
       <w:pPr>
-        <w:spacing w:before="40" w:after="40"/>
-      </w:pPr>
-    </w:p>
-    <w:p>
-      <w:pPr>
         <w:pStyle w:val="Ttulo2"/>
       </w:pPr>
       <w:r>
+        <w:lastRenderedPageBreak/>
         <w:t>7.4 Análisis por posición y liga</w:t>
       </w:r>
     </w:p>
@@ -16588,28 +14120,68 @@
         <w:jc w:val="both"/>
       </w:pPr>
       <w:r>
-        <w:t xml:space="preserve">Los mediocampistas (MF) son el grupo más numeroso en el </w:t>
+        <w:drawing>
+          <wp:anchor distT="0" distB="0" distL="114300" distR="114300" simplePos="0" relativeHeight="251658240" behindDoc="0" locked="0" layoutInCell="1" allowOverlap="1" wp14:anchorId="5687E405" wp14:editId="303C921B">
+            <wp:simplePos x="0" y="0"/>
+            <wp:positionH relativeFrom="column">
+              <wp:posOffset>-50800</wp:posOffset>
+            </wp:positionH>
+            <wp:positionV relativeFrom="paragraph">
+              <wp:posOffset>700405</wp:posOffset>
+            </wp:positionV>
+            <wp:extent cx="5943600" cy="2506345"/>
+            <wp:effectExtent l="0" t="0" r="0" b="8255"/>
+            <wp:wrapTopAndBottom/>
+            <wp:docPr id="2079877980" name="Imagen 1"/>
+            <wp:cNvGraphicFramePr>
+              <a:graphicFrameLocks xmlns:a="http://schemas.openxmlformats.org/drawingml/2006/main" noChangeAspect="1"/>
+            </wp:cNvGraphicFramePr>
+            <a:graphic xmlns:a="http://schemas.openxmlformats.org/drawingml/2006/main">
+              <a:graphicData uri="http://schemas.openxmlformats.org/drawingml/2006/picture">
+                <pic:pic xmlns:pic="http://schemas.openxmlformats.org/drawingml/2006/picture">
+                  <pic:nvPicPr>
+                    <pic:cNvPr id="2079877980" name=""/>
+                    <pic:cNvPicPr/>
+                  </pic:nvPicPr>
+                  <pic:blipFill>
+                    <a:blip r:embed="rId10" cstate="print">
+                      <a:extLst>
+                        <a:ext uri="{28A0092B-C50C-407E-A947-70E740481C1C}">
+                          <a14:useLocalDpi xmlns:a14="http://schemas.microsoft.com/office/drawing/2010/main" val="0"/>
+                        </a:ext>
+                      </a:extLst>
+                    </a:blip>
+                    <a:stretch>
+                      <a:fillRect/>
+                    </a:stretch>
+                  </pic:blipFill>
+                  <pic:spPr>
+                    <a:xfrm>
+                      <a:off x="0" y="0"/>
+                      <a:ext cx="5943600" cy="2506345"/>
+                    </a:xfrm>
+                    <a:prstGeom prst="rect">
+                      <a:avLst/>
+                    </a:prstGeom>
+                  </pic:spPr>
+                </pic:pic>
+              </a:graphicData>
+            </a:graphic>
+          </wp:anchor>
+        </w:drawing>
       </w:r>
-      <w:proofErr w:type="spellStart"/>
       <w:r>
-        <w:t>dataset</w:t>
+        <w:t>Los mediocampistas (MF) son el grupo más numeroso en el dataset integrado. Los delanteros (FW) lideran en promedio de goles como es de esperarse. Las gráficas de boxplot muestran la distribución de goles por liga y de minutos por posición. (Gráficas generadas en el notebook.)</w:t>
       </w:r>
-      <w:proofErr w:type="spellEnd"/>
-      <w:r>
-        <w:t xml:space="preserve"> integrado. Los delanteros (FW) lideran en promedio de goles como es de esperarse. Las gráficas de </w:t>
-      </w:r>
-      <w:proofErr w:type="spellStart"/>
-      <w:r>
-        <w:t>boxplot</w:t>
-      </w:r>
-      <w:proofErr w:type="spellEnd"/>
-      <w:r>
-        <w:t xml:space="preserve"> muestran la distribución de goles por liga y de minutos por posición. (Gráficas generadas en el notebook.)</w:t>
-      </w:r>
     </w:p>
     <w:p>
       <w:pPr>
         <w:spacing w:before="40" w:after="40"/>
+      </w:pPr>
+    </w:p>
+    <w:p>
+      <w:pPr>
+        <w:pStyle w:val="Ttulo2"/>
       </w:pPr>
     </w:p>
     <w:p>
@@ -16626,23 +14198,7 @@
         <w:jc w:val="both"/>
       </w:pPr>
       <w:r>
-        <w:t xml:space="preserve">Solo el </w:t>
-      </w:r>
-      <w:proofErr w:type="spellStart"/>
-      <w:r>
-        <w:t>dataset</w:t>
-      </w:r>
-      <w:proofErr w:type="spellEnd"/>
-      <w:r>
-        <w:t xml:space="preserve"> 2024-25 incluía la columna </w:t>
-      </w:r>
-      <w:proofErr w:type="spellStart"/>
-      <w:r>
-        <w:t>xG</w:t>
-      </w:r>
-      <w:proofErr w:type="spellEnd"/>
-      <w:r>
-        <w:t>. Los goles promedio por temporada (donde la columna estaba disponible):</w:t>
+        <w:t>Solo el dataset 2024-25 incluía la columna xG. Los goles promedio por temporada (donde la columna estaba disponible):</w:t>
       </w:r>
     </w:p>
     <w:tbl>
@@ -16670,12 +14226,6 @@
         <w:gridCol w:w="2060"/>
       </w:tblGrid>
       <w:tr>
-        <w:tblPrEx>
-          <w:tblCellMar>
-            <w:top w:w="0" w:type="dxa"/>
-            <w:bottom w:w="0" w:type="dxa"/>
-          </w:tblCellMar>
-        </w:tblPrEx>
         <w:trPr>
           <w:tblHeader/>
         </w:trPr>
@@ -16733,7 +14283,6 @@
             <w:pPr>
               <w:jc w:val="center"/>
             </w:pPr>
-            <w:proofErr w:type="spellStart"/>
             <w:r>
               <w:rPr>
                 <w:b/>
@@ -16742,9 +14291,31 @@
                 <w:sz w:val="19"/>
                 <w:szCs w:val="19"/>
               </w:rPr>
-              <w:t>Gls</w:t>
-            </w:r>
-            <w:proofErr w:type="spellEnd"/>
+              <w:t>Gls media</w:t>
+            </w:r>
+          </w:p>
+        </w:tc>
+        <w:tc>
+          <w:tcPr>
+            <w:tcW w:w="1500" w:type="dxa"/>
+            <w:tcBorders>
+              <w:top w:val="single" w:sz="1" w:space="0" w:color="AAAAAA"/>
+              <w:left w:val="single" w:sz="1" w:space="0" w:color="AAAAAA"/>
+              <w:bottom w:val="single" w:sz="1" w:space="0" w:color="AAAAAA"/>
+              <w:right w:val="single" w:sz="1" w:space="0" w:color="AAAAAA"/>
+            </w:tcBorders>
+            <w:shd w:val="clear" w:color="auto" w:fill="003366"/>
+            <w:tcMar>
+              <w:top w:w="80" w:type="dxa"/>
+              <w:left w:w="110" w:type="dxa"/>
+              <w:bottom w:w="80" w:type="dxa"/>
+              <w:right w:w="110" w:type="dxa"/>
+            </w:tcMar>
+          </w:tcPr>
+          <w:p>
+            <w:pPr>
+              <w:jc w:val="center"/>
+            </w:pPr>
             <w:r>
               <w:rPr>
                 <w:b/>
@@ -16753,7 +14324,7 @@
                 <w:sz w:val="19"/>
                 <w:szCs w:val="19"/>
               </w:rPr>
-              <w:t xml:space="preserve"> media</w:t>
+              <w:t>Gls mediana</w:t>
             </w:r>
           </w:p>
         </w:tc>
@@ -16778,7 +14349,6 @@
             <w:pPr>
               <w:jc w:val="center"/>
             </w:pPr>
-            <w:proofErr w:type="spellStart"/>
             <w:r>
               <w:rPr>
                 <w:b/>
@@ -16787,9 +14357,31 @@
                 <w:sz w:val="19"/>
                 <w:szCs w:val="19"/>
               </w:rPr>
-              <w:t>Gls</w:t>
-            </w:r>
-            <w:proofErr w:type="spellEnd"/>
+              <w:t>xG media</w:t>
+            </w:r>
+          </w:p>
+        </w:tc>
+        <w:tc>
+          <w:tcPr>
+            <w:tcW w:w="2060" w:type="dxa"/>
+            <w:tcBorders>
+              <w:top w:val="single" w:sz="1" w:space="0" w:color="AAAAAA"/>
+              <w:left w:val="single" w:sz="1" w:space="0" w:color="AAAAAA"/>
+              <w:bottom w:val="single" w:sz="1" w:space="0" w:color="AAAAAA"/>
+              <w:right w:val="single" w:sz="1" w:space="0" w:color="AAAAAA"/>
+            </w:tcBorders>
+            <w:shd w:val="clear" w:color="auto" w:fill="003366"/>
+            <w:tcMar>
+              <w:top w:w="80" w:type="dxa"/>
+              <w:left w:w="110" w:type="dxa"/>
+              <w:bottom w:w="80" w:type="dxa"/>
+              <w:right w:w="110" w:type="dxa"/>
+            </w:tcMar>
+          </w:tcPr>
+          <w:p>
+            <w:pPr>
+              <w:jc w:val="center"/>
+            </w:pPr>
             <w:r>
               <w:rPr>
                 <w:b/>
@@ -16798,108 +14390,12 @@
                 <w:sz w:val="19"/>
                 <w:szCs w:val="19"/>
               </w:rPr>
-              <w:t xml:space="preserve"> mediana</w:t>
-            </w:r>
-          </w:p>
-        </w:tc>
-        <w:tc>
-          <w:tcPr>
-            <w:tcW w:w="1500" w:type="dxa"/>
-            <w:tcBorders>
-              <w:top w:val="single" w:sz="1" w:space="0" w:color="AAAAAA"/>
-              <w:left w:val="single" w:sz="1" w:space="0" w:color="AAAAAA"/>
-              <w:bottom w:val="single" w:sz="1" w:space="0" w:color="AAAAAA"/>
-              <w:right w:val="single" w:sz="1" w:space="0" w:color="AAAAAA"/>
-            </w:tcBorders>
-            <w:shd w:val="clear" w:color="auto" w:fill="003366"/>
-            <w:tcMar>
-              <w:top w:w="80" w:type="dxa"/>
-              <w:left w:w="110" w:type="dxa"/>
-              <w:bottom w:w="80" w:type="dxa"/>
-              <w:right w:w="110" w:type="dxa"/>
-            </w:tcMar>
-          </w:tcPr>
-          <w:p>
-            <w:pPr>
-              <w:jc w:val="center"/>
-            </w:pPr>
-            <w:proofErr w:type="spellStart"/>
-            <w:r>
-              <w:rPr>
-                <w:b/>
-                <w:bCs/>
-                <w:color w:val="FFFFFF"/>
-                <w:sz w:val="19"/>
-                <w:szCs w:val="19"/>
-              </w:rPr>
-              <w:t>xG</w:t>
-            </w:r>
-            <w:proofErr w:type="spellEnd"/>
-            <w:r>
-              <w:rPr>
-                <w:b/>
-                <w:bCs/>
-                <w:color w:val="FFFFFF"/>
-                <w:sz w:val="19"/>
-                <w:szCs w:val="19"/>
-              </w:rPr>
-              <w:t xml:space="preserve"> media</w:t>
-            </w:r>
-          </w:p>
-        </w:tc>
-        <w:tc>
-          <w:tcPr>
-            <w:tcW w:w="2060" w:type="dxa"/>
-            <w:tcBorders>
-              <w:top w:val="single" w:sz="1" w:space="0" w:color="AAAAAA"/>
-              <w:left w:val="single" w:sz="1" w:space="0" w:color="AAAAAA"/>
-              <w:bottom w:val="single" w:sz="1" w:space="0" w:color="AAAAAA"/>
-              <w:right w:val="single" w:sz="1" w:space="0" w:color="AAAAAA"/>
-            </w:tcBorders>
-            <w:shd w:val="clear" w:color="auto" w:fill="003366"/>
-            <w:tcMar>
-              <w:top w:w="80" w:type="dxa"/>
-              <w:left w:w="110" w:type="dxa"/>
-              <w:bottom w:w="80" w:type="dxa"/>
-              <w:right w:w="110" w:type="dxa"/>
-            </w:tcMar>
-          </w:tcPr>
-          <w:p>
-            <w:pPr>
-              <w:jc w:val="center"/>
-            </w:pPr>
-            <w:proofErr w:type="spellStart"/>
-            <w:r>
-              <w:rPr>
-                <w:b/>
-                <w:bCs/>
-                <w:color w:val="FFFFFF"/>
-                <w:sz w:val="19"/>
-                <w:szCs w:val="19"/>
-              </w:rPr>
-              <w:t>xG</w:t>
-            </w:r>
-            <w:proofErr w:type="spellEnd"/>
-            <w:r>
-              <w:rPr>
-                <w:b/>
-                <w:bCs/>
-                <w:color w:val="FFFFFF"/>
-                <w:sz w:val="19"/>
-                <w:szCs w:val="19"/>
-              </w:rPr>
-              <w:t xml:space="preserve"> mediana</w:t>
+              <w:t>xG mediana</w:t>
             </w:r>
           </w:p>
         </w:tc>
       </w:tr>
       <w:tr>
-        <w:tblPrEx>
-          <w:tblCellMar>
-            <w:top w:w="0" w:type="dxa"/>
-            <w:bottom w:w="0" w:type="dxa"/>
-          </w:tblCellMar>
-        </w:tblPrEx>
         <w:tc>
           <w:tcPr>
             <w:tcW w:w="1800" w:type="dxa"/>
@@ -17037,12 +14533,6 @@
         </w:tc>
       </w:tr>
       <w:tr>
-        <w:tblPrEx>
-          <w:tblCellMar>
-            <w:top w:w="0" w:type="dxa"/>
-            <w:bottom w:w="0" w:type="dxa"/>
-          </w:tblCellMar>
-        </w:tblPrEx>
         <w:tc>
           <w:tcPr>
             <w:tcW w:w="1800" w:type="dxa"/>
@@ -17180,12 +14670,6 @@
         </w:tc>
       </w:tr>
       <w:tr>
-        <w:tblPrEx>
-          <w:tblCellMar>
-            <w:top w:w="0" w:type="dxa"/>
-            <w:bottom w:w="0" w:type="dxa"/>
-          </w:tblCellMar>
-        </w:tblPrEx>
         <w:tc>
           <w:tcPr>
             <w:tcW w:w="1800" w:type="dxa"/>
@@ -17323,12 +14807,6 @@
         </w:tc>
       </w:tr>
       <w:tr>
-        <w:tblPrEx>
-          <w:tblCellMar>
-            <w:top w:w="0" w:type="dxa"/>
-            <w:bottom w:w="0" w:type="dxa"/>
-          </w:tblCellMar>
-        </w:tblPrEx>
         <w:tc>
           <w:tcPr>
             <w:tcW w:w="1800" w:type="dxa"/>
@@ -17472,44 +14950,20 @@
         <w:jc w:val="both"/>
       </w:pPr>
       <w:r>
-        <w:t xml:space="preserve">Nota: el </w:t>
+        <w:t>Nota: el dataset 2022-23 no incluía la columna Gls en el subconjunto integrado. La disponibilidad desigual de columnas entre temporadas es una limitación estructural de las fuentes.</w:t>
       </w:r>
-      <w:proofErr w:type="spellStart"/>
+    </w:p>
+    <w:p>
+      <w:pPr>
+        <w:spacing w:before="40" w:after="40"/>
+      </w:pPr>
+    </w:p>
+    <w:p>
+      <w:pPr>
+        <w:pStyle w:val="Ttulo2"/>
+      </w:pPr>
       <w:r>
-        <w:t>dataset</w:t>
-      </w:r>
-      <w:proofErr w:type="spellEnd"/>
-      <w:r>
-        <w:t xml:space="preserve"> 2022-23 no incluía la columna </w:t>
-      </w:r>
-      <w:proofErr w:type="spellStart"/>
-      <w:r>
-        <w:t>Gls</w:t>
-      </w:r>
-      <w:proofErr w:type="spellEnd"/>
-      <w:r>
-        <w:t xml:space="preserve"> en el subconjunto integrado. La disponibilidad desigual de columnas entre temporadas es una limitación estructural de las fuentes.</w:t>
-      </w:r>
-    </w:p>
-    <w:p>
-      <w:pPr>
-        <w:spacing w:before="40" w:after="40"/>
-      </w:pPr>
-    </w:p>
-    <w:p>
-      <w:pPr>
-        <w:pStyle w:val="Ttulo2"/>
-      </w:pPr>
-      <w:r>
-        <w:t>7.6 Correlaciones (</w:t>
-      </w:r>
-      <w:proofErr w:type="spellStart"/>
-      <w:r>
-        <w:t>dataset</w:t>
-      </w:r>
-      <w:proofErr w:type="spellEnd"/>
-      <w:r>
-        <w:t xml:space="preserve"> 2023-24 como referencia)</w:t>
+        <w:t>7.6 Correlaciones (dataset 2023-24 como referencia)</w:t>
       </w:r>
     </w:p>
     <w:p>
@@ -17518,23 +14972,7 @@
         <w:jc w:val="both"/>
       </w:pPr>
       <w:r>
-        <w:t xml:space="preserve">Correlación de Pearson con la variable </w:t>
-      </w:r>
-      <w:proofErr w:type="spellStart"/>
-      <w:r>
-        <w:t>Gls</w:t>
-      </w:r>
-      <w:proofErr w:type="spellEnd"/>
-      <w:r>
-        <w:t xml:space="preserve">, calculada sobre el </w:t>
-      </w:r>
-      <w:proofErr w:type="spellStart"/>
-      <w:r>
-        <w:t>dataset</w:t>
-      </w:r>
-      <w:proofErr w:type="spellEnd"/>
-      <w:r>
-        <w:t xml:space="preserve"> 2023-24:</w:t>
+        <w:t>Correlación de Pearson con la variable Gls, calculada sobre el dataset 2023-24:</w:t>
       </w:r>
     </w:p>
     <w:tbl>
@@ -17559,12 +14997,6 @@
         <w:gridCol w:w="5160"/>
       </w:tblGrid>
       <w:tr>
-        <w:tblPrEx>
-          <w:tblCellMar>
-            <w:top w:w="0" w:type="dxa"/>
-            <w:bottom w:w="0" w:type="dxa"/>
-          </w:tblCellMar>
-        </w:tblPrEx>
         <w:trPr>
           <w:tblHeader/>
         </w:trPr>
@@ -17597,7 +15029,6 @@
                 <w:sz w:val="19"/>
                 <w:szCs w:val="19"/>
               </w:rPr>
-              <w:lastRenderedPageBreak/>
               <w:t>Variable</w:t>
             </w:r>
           </w:p>
@@ -17631,30 +15062,12 @@
                 <w:sz w:val="19"/>
                 <w:szCs w:val="19"/>
               </w:rPr>
-              <w:t xml:space="preserve">Correlación con </w:t>
-            </w:r>
-            <w:proofErr w:type="spellStart"/>
-            <w:r>
-              <w:rPr>
-                <w:b/>
-                <w:bCs/>
-                <w:color w:val="FFFFFF"/>
-                <w:sz w:val="19"/>
-                <w:szCs w:val="19"/>
-              </w:rPr>
-              <w:t>Gls</w:t>
-            </w:r>
-            <w:proofErr w:type="spellEnd"/>
+              <w:t>Correlación con Gls</w:t>
+            </w:r>
           </w:p>
         </w:tc>
       </w:tr>
       <w:tr>
-        <w:tblPrEx>
-          <w:tblCellMar>
-            <w:top w:w="0" w:type="dxa"/>
-            <w:bottom w:w="0" w:type="dxa"/>
-          </w:tblCellMar>
-        </w:tblPrEx>
         <w:tc>
           <w:tcPr>
             <w:tcW w:w="4200" w:type="dxa"/>
@@ -17673,21 +15086,12 @@
             </w:tcMar>
           </w:tcPr>
           <w:p>
-            <w:proofErr w:type="spellStart"/>
-            <w:r>
-              <w:rPr>
-                <w:sz w:val="19"/>
-                <w:szCs w:val="19"/>
-              </w:rPr>
-              <w:t>Gls</w:t>
-            </w:r>
-            <w:proofErr w:type="spellEnd"/>
-            <w:r>
-              <w:rPr>
-                <w:sz w:val="19"/>
-                <w:szCs w:val="19"/>
-              </w:rPr>
-              <w:t xml:space="preserve"> (referencia)</w:t>
+            <w:r>
+              <w:rPr>
+                <w:sz w:val="19"/>
+                <w:szCs w:val="19"/>
+              </w:rPr>
+              <w:t>Gls (referencia)</w:t>
             </w:r>
           </w:p>
         </w:tc>
@@ -17720,12 +15124,6 @@
         </w:tc>
       </w:tr>
       <w:tr>
-        <w:tblPrEx>
-          <w:tblCellMar>
-            <w:top w:w="0" w:type="dxa"/>
-            <w:bottom w:w="0" w:type="dxa"/>
-          </w:tblCellMar>
-        </w:tblPrEx>
         <w:tc>
           <w:tcPr>
             <w:tcW w:w="4200" w:type="dxa"/>
@@ -17744,7 +15142,6 @@
             </w:tcMar>
           </w:tcPr>
           <w:p>
-            <w:proofErr w:type="spellStart"/>
             <w:r>
               <w:rPr>
                 <w:sz w:val="19"/>
@@ -17752,7 +15149,6 @@
               </w:rPr>
               <w:t>Ast</w:t>
             </w:r>
-            <w:proofErr w:type="spellEnd"/>
           </w:p>
         </w:tc>
         <w:tc>
@@ -17784,12 +15180,6 @@
         </w:tc>
       </w:tr>
       <w:tr>
-        <w:tblPrEx>
-          <w:tblCellMar>
-            <w:top w:w="0" w:type="dxa"/>
-            <w:bottom w:w="0" w:type="dxa"/>
-          </w:tblCellMar>
-        </w:tblPrEx>
         <w:tc>
           <w:tcPr>
             <w:tcW w:w="4200" w:type="dxa"/>
@@ -17846,12 +15236,6 @@
         </w:tc>
       </w:tr>
       <w:tr>
-        <w:tblPrEx>
-          <w:tblCellMar>
-            <w:top w:w="0" w:type="dxa"/>
-            <w:bottom w:w="0" w:type="dxa"/>
-          </w:tblCellMar>
-        </w:tblPrEx>
         <w:tc>
           <w:tcPr>
             <w:tcW w:w="4200" w:type="dxa"/>
@@ -17908,12 +15292,6 @@
         </w:tc>
       </w:tr>
       <w:tr>
-        <w:tblPrEx>
-          <w:tblCellMar>
-            <w:top w:w="0" w:type="dxa"/>
-            <w:bottom w:w="0" w:type="dxa"/>
-          </w:tblCellMar>
-        </w:tblPrEx>
         <w:tc>
           <w:tcPr>
             <w:tcW w:w="4200" w:type="dxa"/>
@@ -17932,7 +15310,6 @@
             </w:tcMar>
           </w:tcPr>
           <w:p>
-            <w:proofErr w:type="spellStart"/>
             <w:r>
               <w:rPr>
                 <w:sz w:val="19"/>
@@ -17940,7 +15317,6 @@
               </w:rPr>
               <w:t>CrdY</w:t>
             </w:r>
-            <w:proofErr w:type="spellEnd"/>
           </w:p>
         </w:tc>
         <w:tc>
@@ -17972,12 +15348,6 @@
         </w:tc>
       </w:tr>
       <w:tr>
-        <w:tblPrEx>
-          <w:tblCellMar>
-            <w:top w:w="0" w:type="dxa"/>
-            <w:bottom w:w="0" w:type="dxa"/>
-          </w:tblCellMar>
-        </w:tblPrEx>
         <w:tc>
           <w:tcPr>
             <w:tcW w:w="4200" w:type="dxa"/>
@@ -18040,68 +15410,70 @@
         <w:jc w:val="both"/>
       </w:pPr>
       <w:r>
-        <w:t xml:space="preserve">El mapa de correlaciones y covarianzas completo (incluyendo </w:t>
+        <w:lastRenderedPageBreak/>
+        <w:t>El mapa de correlaciones y covarianzas completo (incluyendo xG, xAG, PrgC, PrgP) fue generado como heatmap en el notebook. La correlación más relevante es Gls-Ast (0.44), seguida de la relación con participación (MP y Min). La correlación Gls-xG (calculada solo donde ambas columnas coinciden) valida la calidad del dato xG.</w:t>
       </w:r>
-      <w:proofErr w:type="spellStart"/>
+    </w:p>
+    <w:p>
+      <w:pPr>
+        <w:spacing w:before="70" w:after="70"/>
+        <w:jc w:val="both"/>
+      </w:pPr>
+    </w:p>
+    <w:p>
+      <w:pPr>
+        <w:spacing w:before="70" w:after="70"/>
+        <w:jc w:val="both"/>
+      </w:pPr>
       <w:r>
-        <w:t>xG</w:t>
+        <w:drawing>
+          <wp:inline distT="0" distB="0" distL="0" distR="0" wp14:anchorId="1D2C9D5E" wp14:editId="2CF5B7BB">
+            <wp:extent cx="6067673" cy="2266950"/>
+            <wp:effectExtent l="0" t="0" r="9525" b="0"/>
+            <wp:docPr id="444459047" name="Imagen 1"/>
+            <wp:cNvGraphicFramePr>
+              <a:graphicFrameLocks xmlns:a="http://schemas.openxmlformats.org/drawingml/2006/main" noChangeAspect="1"/>
+            </wp:cNvGraphicFramePr>
+            <a:graphic xmlns:a="http://schemas.openxmlformats.org/drawingml/2006/main">
+              <a:graphicData uri="http://schemas.openxmlformats.org/drawingml/2006/picture">
+                <pic:pic xmlns:pic="http://schemas.openxmlformats.org/drawingml/2006/picture">
+                  <pic:nvPicPr>
+                    <pic:cNvPr id="444459047" name=""/>
+                    <pic:cNvPicPr/>
+                  </pic:nvPicPr>
+                  <pic:blipFill>
+                    <a:blip r:embed="rId11"/>
+                    <a:stretch>
+                      <a:fillRect/>
+                    </a:stretch>
+                  </pic:blipFill>
+                  <pic:spPr>
+                    <a:xfrm>
+                      <a:off x="0" y="0"/>
+                      <a:ext cx="6067673" cy="2266950"/>
+                    </a:xfrm>
+                    <a:prstGeom prst="rect">
+                      <a:avLst/>
+                    </a:prstGeom>
+                  </pic:spPr>
+                </pic:pic>
+              </a:graphicData>
+            </a:graphic>
+          </wp:inline>
+        </w:drawing>
       </w:r>
-      <w:proofErr w:type="spellEnd"/>
-      <w:r>
-        <w:t xml:space="preserve">, </w:t>
-      </w:r>
-      <w:proofErr w:type="spellStart"/>
-      <w:r>
-        <w:t>xAG</w:t>
-      </w:r>
-      <w:proofErr w:type="spellEnd"/>
-      <w:r>
-        <w:t xml:space="preserve">, </w:t>
-      </w:r>
-      <w:proofErr w:type="spellStart"/>
-      <w:r>
-        <w:t>PrgC</w:t>
-      </w:r>
-      <w:proofErr w:type="spellEnd"/>
-      <w:r>
-        <w:t xml:space="preserve">, PrgP) fue generado como </w:t>
-      </w:r>
-      <w:proofErr w:type="spellStart"/>
-      <w:r>
-        <w:t>heatmap</w:t>
-      </w:r>
-      <w:proofErr w:type="spellEnd"/>
-      <w:r>
-        <w:t xml:space="preserve"> en el notebook. La correlación más relevante es </w:t>
-      </w:r>
-      <w:proofErr w:type="spellStart"/>
-      <w:r>
-        <w:t>Gls-Ast</w:t>
-      </w:r>
-      <w:proofErr w:type="spellEnd"/>
-      <w:r>
-        <w:t xml:space="preserve"> (0.44), seguida de la relación con participación (MP y Min). La correlación </w:t>
-      </w:r>
-      <w:proofErr w:type="spellStart"/>
-      <w:r>
-        <w:t>Gls-xG</w:t>
-      </w:r>
-      <w:proofErr w:type="spellEnd"/>
-      <w:r>
-        <w:t xml:space="preserve"> (calculada solo donde ambas columnas coinciden) valida la calidad del dato </w:t>
-      </w:r>
-      <w:proofErr w:type="spellStart"/>
-      <w:r>
-        <w:t>xG</w:t>
-      </w:r>
-      <w:proofErr w:type="spellEnd"/>
-      <w:r>
-        <w:t>.</w:t>
-      </w:r>
     </w:p>
     <w:p>
       <w:pPr>
         <w:spacing w:before="40" w:after="40"/>
+      </w:pPr>
+    </w:p>
+    <w:p>
+      <w:pPr>
+        <w:pStyle w:val="Ttulo1"/>
+        <w:pBdr>
+          <w:bottom w:val="single" w:sz="4" w:space="4" w:color="003366"/>
+        </w:pBdr>
       </w:pPr>
     </w:p>
     <w:p>
@@ -18146,12 +15518,6 @@
         <w:gridCol w:w="5060"/>
       </w:tblGrid>
       <w:tr>
-        <w:tblPrEx>
-          <w:tblCellMar>
-            <w:top w:w="0" w:type="dxa"/>
-            <w:bottom w:w="0" w:type="dxa"/>
-          </w:tblCellMar>
-        </w:tblPrEx>
         <w:trPr>
           <w:tblHeader/>
         </w:trPr>
@@ -18256,12 +15622,6 @@
         </w:tc>
       </w:tr>
       <w:tr>
-        <w:tblPrEx>
-          <w:tblCellMar>
-            <w:top w:w="0" w:type="dxa"/>
-            <w:bottom w:w="0" w:type="dxa"/>
-          </w:tblCellMar>
-        </w:tblPrEx>
         <w:tc>
           <w:tcPr>
             <w:tcW w:w="2500" w:type="dxa"/>
@@ -18312,17 +15672,8 @@
                 <w:sz w:val="19"/>
                 <w:szCs w:val="19"/>
               </w:rPr>
-              <w:t xml:space="preserve">Todos los </w:t>
-            </w:r>
-            <w:proofErr w:type="spellStart"/>
-            <w:r>
-              <w:rPr>
-                <w:sz w:val="19"/>
-                <w:szCs w:val="19"/>
-              </w:rPr>
-              <w:t>datasets</w:t>
-            </w:r>
-            <w:proofErr w:type="spellEnd"/>
+              <w:t>Todos los datasets</w:t>
+            </w:r>
           </w:p>
         </w:tc>
         <w:tc>
@@ -18354,12 +15705,6 @@
         </w:tc>
       </w:tr>
       <w:tr>
-        <w:tblPrEx>
-          <w:tblCellMar>
-            <w:top w:w="0" w:type="dxa"/>
-            <w:bottom w:w="0" w:type="dxa"/>
-          </w:tblCellMar>
-        </w:tblPrEx>
         <w:tc>
           <w:tcPr>
             <w:tcW w:w="2500" w:type="dxa"/>
@@ -18410,17 +15755,8 @@
                 <w:sz w:val="19"/>
                 <w:szCs w:val="19"/>
               </w:rPr>
-              <w:t xml:space="preserve">Todos los </w:t>
-            </w:r>
-            <w:proofErr w:type="spellStart"/>
-            <w:r>
-              <w:rPr>
-                <w:sz w:val="19"/>
-                <w:szCs w:val="19"/>
-              </w:rPr>
-              <w:t>datasets</w:t>
-            </w:r>
-            <w:proofErr w:type="spellEnd"/>
+              <w:t>Todos los datasets</w:t>
+            </w:r>
           </w:p>
         </w:tc>
         <w:tc>
@@ -18452,12 +15788,6 @@
         </w:tc>
       </w:tr>
       <w:tr>
-        <w:tblPrEx>
-          <w:tblCellMar>
-            <w:top w:w="0" w:type="dxa"/>
-            <w:bottom w:w="0" w:type="dxa"/>
-          </w:tblCellMar>
-        </w:tblPrEx>
         <w:tc>
           <w:tcPr>
             <w:tcW w:w="2500" w:type="dxa"/>
@@ -18481,39 +15811,7 @@
                 <w:sz w:val="19"/>
                 <w:szCs w:val="19"/>
               </w:rPr>
-              <w:t xml:space="preserve">Age como </w:t>
-            </w:r>
-            <w:proofErr w:type="spellStart"/>
-            <w:r>
-              <w:rPr>
-                <w:sz w:val="19"/>
-                <w:szCs w:val="19"/>
-              </w:rPr>
-              <w:t>float</w:t>
-            </w:r>
-            <w:proofErr w:type="spellEnd"/>
-            <w:r>
-              <w:rPr>
-                <w:sz w:val="19"/>
-                <w:szCs w:val="19"/>
-              </w:rPr>
-              <w:t>/</w:t>
-            </w:r>
-            <w:proofErr w:type="spellStart"/>
-            <w:r>
-              <w:rPr>
-                <w:sz w:val="19"/>
-                <w:szCs w:val="19"/>
-              </w:rPr>
-              <w:t>string</w:t>
-            </w:r>
-            <w:proofErr w:type="spellEnd"/>
-            <w:r>
-              <w:rPr>
-                <w:sz w:val="19"/>
-                <w:szCs w:val="19"/>
-              </w:rPr>
-              <w:t xml:space="preserve"> con días</w:t>
+              <w:t>Age como float/string con días</w:t>
             </w:r>
           </w:p>
         </w:tc>
@@ -18567,34 +15865,12 @@
                 <w:sz w:val="19"/>
                 <w:szCs w:val="19"/>
               </w:rPr>
-              <w:t>Extracción de parte entera (</w:t>
-            </w:r>
-            <w:proofErr w:type="spellStart"/>
-            <w:r>
-              <w:rPr>
-                <w:sz w:val="19"/>
-                <w:szCs w:val="19"/>
-              </w:rPr>
-              <w:t>normalizar_edad</w:t>
-            </w:r>
-            <w:proofErr w:type="spellEnd"/>
-            <w:r>
-              <w:rPr>
-                <w:sz w:val="19"/>
-                <w:szCs w:val="19"/>
-              </w:rPr>
-              <w:t>)</w:t>
+              <w:t>Extracción de parte entera (normalizar_edad)</w:t>
             </w:r>
           </w:p>
         </w:tc>
       </w:tr>
       <w:tr>
-        <w:tblPrEx>
-          <w:tblCellMar>
-            <w:top w:w="0" w:type="dxa"/>
-            <w:bottom w:w="0" w:type="dxa"/>
-          </w:tblCellMar>
-        </w:tblPrEx>
         <w:tc>
           <w:tcPr>
             <w:tcW w:w="2500" w:type="dxa"/>
@@ -18618,23 +15894,7 @@
                 <w:sz w:val="19"/>
                 <w:szCs w:val="19"/>
               </w:rPr>
-              <w:t xml:space="preserve">Nulos en </w:t>
-            </w:r>
-            <w:proofErr w:type="spellStart"/>
-            <w:r>
-              <w:rPr>
-                <w:sz w:val="19"/>
-                <w:szCs w:val="19"/>
-              </w:rPr>
-              <w:t>cols</w:t>
-            </w:r>
-            <w:proofErr w:type="spellEnd"/>
-            <w:r>
-              <w:rPr>
-                <w:sz w:val="19"/>
-                <w:szCs w:val="19"/>
-              </w:rPr>
-              <w:t xml:space="preserve"> de rendimiento</w:t>
+              <w:t>Nulos en cols de rendimiento</w:t>
             </w:r>
           </w:p>
         </w:tc>
@@ -18694,12 +15954,6 @@
         </w:tc>
       </w:tr>
       <w:tr>
-        <w:tblPrEx>
-          <w:tblCellMar>
-            <w:top w:w="0" w:type="dxa"/>
-            <w:bottom w:w="0" w:type="dxa"/>
-          </w:tblCellMar>
-        </w:tblPrEx>
         <w:tc>
           <w:tcPr>
             <w:tcW w:w="2500" w:type="dxa"/>
@@ -18723,23 +15977,7 @@
                 <w:sz w:val="19"/>
                 <w:szCs w:val="19"/>
               </w:rPr>
-              <w:t xml:space="preserve">Nulos en </w:t>
-            </w:r>
-            <w:proofErr w:type="spellStart"/>
-            <w:r>
-              <w:rPr>
-                <w:sz w:val="19"/>
-                <w:szCs w:val="19"/>
-              </w:rPr>
-              <w:t>cols</w:t>
-            </w:r>
-            <w:proofErr w:type="spellEnd"/>
-            <w:r>
-              <w:rPr>
-                <w:sz w:val="19"/>
-                <w:szCs w:val="19"/>
-              </w:rPr>
-              <w:t xml:space="preserve"> de portero</w:t>
+              <w:t>Nulos en cols de portero</w:t>
             </w:r>
           </w:p>
         </w:tc>
@@ -18799,12 +16037,6 @@
         </w:tc>
       </w:tr>
       <w:tr>
-        <w:tblPrEx>
-          <w:tblCellMar>
-            <w:top w:w="0" w:type="dxa"/>
-            <w:bottom w:w="0" w:type="dxa"/>
-          </w:tblCellMar>
-        </w:tblPrEx>
         <w:tc>
           <w:tcPr>
             <w:tcW w:w="2500" w:type="dxa"/>
@@ -18828,23 +16060,7 @@
                 <w:sz w:val="19"/>
                 <w:szCs w:val="19"/>
               </w:rPr>
-              <w:t>Posiciones combinadas (</w:t>
-            </w:r>
-            <w:proofErr w:type="gramStart"/>
-            <w:r>
-              <w:rPr>
-                <w:sz w:val="19"/>
-                <w:szCs w:val="19"/>
-              </w:rPr>
-              <w:t>FW,MF</w:t>
-            </w:r>
-            <w:proofErr w:type="gramEnd"/>
-            <w:r>
-              <w:rPr>
-                <w:sz w:val="19"/>
-                <w:szCs w:val="19"/>
-              </w:rPr>
-              <w:t>)</w:t>
+              <w:t>Posiciones combinadas (FW,MF)</w:t>
             </w:r>
           </w:p>
         </w:tc>
@@ -18898,27 +16114,12 @@
                 <w:sz w:val="19"/>
                 <w:szCs w:val="19"/>
               </w:rPr>
-              <w:t xml:space="preserve">Creación de columna </w:t>
-            </w:r>
-            <w:proofErr w:type="spellStart"/>
-            <w:r>
-              <w:rPr>
-                <w:sz w:val="19"/>
-                <w:szCs w:val="19"/>
-              </w:rPr>
-              <w:t>Pos_principal</w:t>
-            </w:r>
-            <w:proofErr w:type="spellEnd"/>
+              <w:t>Creación de columna Pos_principal</w:t>
+            </w:r>
           </w:p>
         </w:tc>
       </w:tr>
       <w:tr>
-        <w:tblPrEx>
-          <w:tblCellMar>
-            <w:top w:w="0" w:type="dxa"/>
-            <w:bottom w:w="0" w:type="dxa"/>
-          </w:tblCellMar>
-        </w:tblPrEx>
         <w:tc>
           <w:tcPr>
             <w:tcW w:w="2500" w:type="dxa"/>
@@ -18964,21 +16165,12 @@
             </w:tcMar>
           </w:tcPr>
           <w:p>
-            <w:proofErr w:type="spellStart"/>
-            <w:r>
-              <w:rPr>
-                <w:sz w:val="19"/>
-                <w:szCs w:val="19"/>
-              </w:rPr>
-              <w:t>Pos</w:t>
-            </w:r>
-            <w:proofErr w:type="spellEnd"/>
-            <w:r>
-              <w:rPr>
-                <w:sz w:val="19"/>
-                <w:szCs w:val="19"/>
-              </w:rPr>
-              <w:t>, Comp</w:t>
+            <w:r>
+              <w:rPr>
+                <w:sz w:val="19"/>
+                <w:szCs w:val="19"/>
+              </w:rPr>
+              <w:t>Pos, Comp</w:t>
             </w:r>
           </w:p>
         </w:tc>
@@ -19005,34 +16197,12 @@
                 <w:sz w:val="19"/>
                 <w:szCs w:val="19"/>
               </w:rPr>
-              <w:t xml:space="preserve">Label </w:t>
-            </w:r>
-            <w:proofErr w:type="spellStart"/>
-            <w:r>
-              <w:rPr>
-                <w:sz w:val="19"/>
-                <w:szCs w:val="19"/>
-              </w:rPr>
-              <w:t>Encoding</w:t>
-            </w:r>
-            <w:proofErr w:type="spellEnd"/>
-            <w:r>
-              <w:rPr>
-                <w:sz w:val="19"/>
-                <w:szCs w:val="19"/>
-              </w:rPr>
-              <w:t xml:space="preserve"> para preparación ML</w:t>
+              <w:t>Label Encoding para preparación ML</w:t>
             </w:r>
           </w:p>
         </w:tc>
       </w:tr>
       <w:tr>
-        <w:tblPrEx>
-          <w:tblCellMar>
-            <w:top w:w="0" w:type="dxa"/>
-            <w:bottom w:w="0" w:type="dxa"/>
-          </w:tblCellMar>
-        </w:tblPrEx>
         <w:tc>
           <w:tcPr>
             <w:tcW w:w="2500" w:type="dxa"/>
@@ -19116,12 +16286,6 @@
         </w:tc>
       </w:tr>
       <w:tr>
-        <w:tblPrEx>
-          <w:tblCellMar>
-            <w:top w:w="0" w:type="dxa"/>
-            <w:bottom w:w="0" w:type="dxa"/>
-          </w:tblCellMar>
-        </w:tblPrEx>
         <w:tc>
           <w:tcPr>
             <w:tcW w:w="2500" w:type="dxa"/>
@@ -19140,21 +16304,12 @@
             </w:tcMar>
           </w:tcPr>
           <w:p>
-            <w:proofErr w:type="spellStart"/>
-            <w:r>
-              <w:rPr>
-                <w:sz w:val="19"/>
-                <w:szCs w:val="19"/>
-              </w:rPr>
-              <w:t>Outliers</w:t>
-            </w:r>
-            <w:proofErr w:type="spellEnd"/>
-            <w:r>
-              <w:rPr>
-                <w:sz w:val="19"/>
-                <w:szCs w:val="19"/>
-              </w:rPr>
-              <w:t xml:space="preserve"> en Age (Age=0.0)</w:t>
+            <w:r>
+              <w:rPr>
+                <w:sz w:val="19"/>
+                <w:szCs w:val="19"/>
+              </w:rPr>
+              <w:t>Outliers en Age (Age=0.0)</w:t>
             </w:r>
           </w:p>
         </w:tc>
@@ -19224,15 +16379,7 @@
         <w:pStyle w:val="Ttulo2"/>
       </w:pPr>
       <w:r>
-        <w:t xml:space="preserve">8.2 </w:t>
-      </w:r>
-      <w:proofErr w:type="spellStart"/>
-      <w:r>
-        <w:t>Datasets</w:t>
-      </w:r>
-      <w:proofErr w:type="spellEnd"/>
-      <w:r>
-        <w:t xml:space="preserve"> de salida</w:t>
+        <w:t>8.2 Datasets de salida</w:t>
       </w:r>
     </w:p>
     <w:tbl>
@@ -19259,12 +16406,6 @@
         <w:gridCol w:w="4558"/>
       </w:tblGrid>
       <w:tr>
-        <w:tblPrEx>
-          <w:tblCellMar>
-            <w:top w:w="0" w:type="dxa"/>
-            <w:bottom w:w="0" w:type="dxa"/>
-          </w:tblCellMar>
-        </w:tblPrEx>
         <w:trPr>
           <w:tblHeader/>
         </w:trPr>
@@ -19297,6 +16438,7 @@
                 <w:sz w:val="19"/>
                 <w:szCs w:val="19"/>
               </w:rPr>
+              <w:lastRenderedPageBreak/>
               <w:t>Archivo</w:t>
             </w:r>
           </w:p>
@@ -19355,7 +16497,6 @@
             <w:pPr>
               <w:jc w:val="center"/>
             </w:pPr>
-            <w:proofErr w:type="spellStart"/>
             <w:r>
               <w:rPr>
                 <w:b/>
@@ -19366,7 +16507,6 @@
               </w:rPr>
               <w:t>Cols</w:t>
             </w:r>
-            <w:proofErr w:type="spellEnd"/>
           </w:p>
         </w:tc>
         <w:tc>
@@ -19404,12 +16544,6 @@
         </w:tc>
       </w:tr>
       <w:tr>
-        <w:tblPrEx>
-          <w:tblCellMar>
-            <w:top w:w="0" w:type="dxa"/>
-            <w:bottom w:w="0" w:type="dxa"/>
-          </w:tblCellMar>
-        </w:tblPrEx>
         <w:tc>
           <w:tcPr>
             <w:tcW w:w="3200" w:type="dxa"/>
@@ -19509,57 +16643,17 @@
             </w:tcMar>
           </w:tcPr>
           <w:p>
-            <w:proofErr w:type="spellStart"/>
-            <w:r>
-              <w:rPr>
-                <w:sz w:val="19"/>
-                <w:szCs w:val="19"/>
-              </w:rPr>
-              <w:t>Dataset</w:t>
-            </w:r>
-            <w:proofErr w:type="spellEnd"/>
-            <w:r>
-              <w:rPr>
-                <w:sz w:val="19"/>
-                <w:szCs w:val="19"/>
-              </w:rPr>
-              <w:t xml:space="preserve"> integrado (4 temporadas), columnas base + ofensivas + </w:t>
-            </w:r>
-            <w:proofErr w:type="spellStart"/>
-            <w:r>
-              <w:rPr>
-                <w:sz w:val="19"/>
-                <w:szCs w:val="19"/>
-              </w:rPr>
-              <w:t>encoded</w:t>
-            </w:r>
-            <w:proofErr w:type="spellEnd"/>
-            <w:r>
-              <w:rPr>
-                <w:sz w:val="19"/>
-                <w:szCs w:val="19"/>
-              </w:rPr>
-              <w:t xml:space="preserve"> + </w:t>
-            </w:r>
-            <w:proofErr w:type="spellStart"/>
-            <w:r>
-              <w:rPr>
-                <w:sz w:val="19"/>
-                <w:szCs w:val="19"/>
-              </w:rPr>
-              <w:t>scaled</w:t>
-            </w:r>
-            <w:proofErr w:type="spellEnd"/>
+            <w:r>
+              <w:rPr>
+                <w:sz w:val="19"/>
+                <w:szCs w:val="19"/>
+              </w:rPr>
+              <w:t>Dataset integrado (4 temporadas), columnas base + ofensivas + encoded + scaled</w:t>
+            </w:r>
           </w:p>
         </w:tc>
       </w:tr>
       <w:tr>
-        <w:tblPrEx>
-          <w:tblCellMar>
-            <w:top w:w="0" w:type="dxa"/>
-            <w:bottom w:w="0" w:type="dxa"/>
-          </w:tblCellMar>
-        </w:tblPrEx>
         <w:tc>
           <w:tcPr>
             <w:tcW w:w="3200" w:type="dxa"/>
@@ -19659,21 +16753,12 @@
             </w:tcMar>
           </w:tcPr>
           <w:p>
-            <w:proofErr w:type="spellStart"/>
-            <w:r>
-              <w:rPr>
-                <w:sz w:val="19"/>
-                <w:szCs w:val="19"/>
-              </w:rPr>
-              <w:t>Dataset</w:t>
-            </w:r>
-            <w:proofErr w:type="spellEnd"/>
-            <w:r>
-              <w:rPr>
-                <w:sz w:val="19"/>
-                <w:szCs w:val="19"/>
-              </w:rPr>
-              <w:t xml:space="preserve"> 2023-24 limpio y enriquecido para análisis específico</w:t>
+            <w:r>
+              <w:rPr>
+                <w:sz w:val="19"/>
+                <w:szCs w:val="19"/>
+              </w:rPr>
+              <w:t>Dataset 2023-24 limpio y enriquecido para análisis específico</w:t>
             </w:r>
           </w:p>
         </w:tc>
@@ -19692,7 +16777,6 @@
         </w:pBdr>
       </w:pPr>
       <w:r>
-        <w:lastRenderedPageBreak/>
         <w:t>9. Filtrado de Calidad y Carga a Bodega de Datos</w:t>
       </w:r>
     </w:p>
@@ -19710,15 +16794,7 @@
         <w:jc w:val="both"/>
       </w:pPr>
       <w:r>
-        <w:t xml:space="preserve">Se aplicaron los siguientes criterios de calidad sobre el </w:t>
-      </w:r>
-      <w:proofErr w:type="spellStart"/>
-      <w:r>
-        <w:t>dataset</w:t>
-      </w:r>
-      <w:proofErr w:type="spellEnd"/>
-      <w:r>
-        <w:t xml:space="preserve"> integrado:</w:t>
+        <w:t>Se aplicaron los siguientes criterios de calidad sobre el dataset integrado:</w:t>
       </w:r>
     </w:p>
     <w:p>
@@ -19731,15 +16807,7 @@
         <w:spacing w:before="30" w:after="30"/>
       </w:pPr>
       <w:r>
-        <w:t xml:space="preserve">Age entre 15 y 50 — elimina los 2 registros con Age=0.0 (Cheveyo Muy y Yael </w:t>
-      </w:r>
-      <w:proofErr w:type="spellStart"/>
-      <w:r>
-        <w:t>Trepy</w:t>
-      </w:r>
-      <w:proofErr w:type="spellEnd"/>
-      <w:r>
-        <w:t>).</w:t>
+        <w:t>Age entre 15 y 50 — elimina los 2 registros con Age=0.0 (Cheveyo Muy y Yael Trepy).</w:t>
       </w:r>
     </w:p>
     <w:p>
@@ -19765,15 +16833,7 @@
         <w:spacing w:before="30" w:after="30"/>
       </w:pPr>
       <w:r>
-        <w:t xml:space="preserve">Player y </w:t>
-      </w:r>
-      <w:proofErr w:type="spellStart"/>
-      <w:r>
-        <w:t>Squad</w:t>
-      </w:r>
-      <w:proofErr w:type="spellEnd"/>
-      <w:r>
-        <w:t xml:space="preserve"> no nulos.</w:t>
+        <w:t>Player y Squad no nulos.</w:t>
       </w:r>
     </w:p>
     <w:p>
@@ -19806,9 +16866,14 @@
           <w:sz w:val="18"/>
           <w:szCs w:val="18"/>
         </w:rPr>
-        <w:t xml:space="preserve">Registros antes del </w:t>
+        <w:t>Registros antes del filtro : 10,793</w:t>
       </w:r>
-      <w:proofErr w:type="gramStart"/>
+    </w:p>
+    <w:p>
+      <w:pPr>
+        <w:spacing w:before="20" w:after="20"/>
+        <w:ind w:left="580"/>
+      </w:pPr>
       <w:r>
         <w:rPr>
           <w:rFonts w:ascii="Courier New" w:eastAsia="Courier New" w:hAnsi="Courier New" w:cs="Courier New"/>
@@ -19816,9 +16881,14 @@
           <w:sz w:val="18"/>
           <w:szCs w:val="18"/>
         </w:rPr>
-        <w:t>filtro :</w:t>
+        <w:t>Registros eliminados       : 12</w:t>
       </w:r>
-      <w:proofErr w:type="gramEnd"/>
+    </w:p>
+    <w:p>
+      <w:pPr>
+        <w:spacing w:before="20" w:after="20"/>
+        <w:ind w:left="580"/>
+      </w:pPr>
       <w:r>
         <w:rPr>
           <w:rFonts w:ascii="Courier New" w:eastAsia="Courier New" w:hAnsi="Courier New" w:cs="Courier New"/>
@@ -19826,77 +16896,7 @@
           <w:sz w:val="18"/>
           <w:szCs w:val="18"/>
         </w:rPr>
-        <w:t xml:space="preserve"> 10,793</w:t>
-      </w:r>
-    </w:p>
-    <w:p>
-      <w:pPr>
-        <w:spacing w:before="20" w:after="20"/>
-        <w:ind w:left="580"/>
-      </w:pPr>
-      <w:r>
-        <w:rPr>
-          <w:rFonts w:ascii="Courier New" w:eastAsia="Courier New" w:hAnsi="Courier New" w:cs="Courier New"/>
-          <w:color w:val="1A6E1A"/>
-          <w:sz w:val="18"/>
-          <w:szCs w:val="18"/>
-        </w:rPr>
-        <w:t xml:space="preserve">Registros eliminados     </w:t>
-      </w:r>
-      <w:proofErr w:type="gramStart"/>
-      <w:r>
-        <w:rPr>
-          <w:rFonts w:ascii="Courier New" w:eastAsia="Courier New" w:hAnsi="Courier New" w:cs="Courier New"/>
-          <w:color w:val="1A6E1A"/>
-          <w:sz w:val="18"/>
-          <w:szCs w:val="18"/>
-        </w:rPr>
-        <w:t xml:space="preserve">  :</w:t>
-      </w:r>
-      <w:proofErr w:type="gramEnd"/>
-      <w:r>
-        <w:rPr>
-          <w:rFonts w:ascii="Courier New" w:eastAsia="Courier New" w:hAnsi="Courier New" w:cs="Courier New"/>
-          <w:color w:val="1A6E1A"/>
-          <w:sz w:val="18"/>
-          <w:szCs w:val="18"/>
-        </w:rPr>
-        <w:t xml:space="preserve"> 12</w:t>
-      </w:r>
-    </w:p>
-    <w:p>
-      <w:pPr>
-        <w:spacing w:before="20" w:after="20"/>
-        <w:ind w:left="580"/>
-      </w:pPr>
-      <w:r>
-        <w:rPr>
-          <w:rFonts w:ascii="Courier New" w:eastAsia="Courier New" w:hAnsi="Courier New" w:cs="Courier New"/>
-          <w:color w:val="1A6E1A"/>
-          <w:sz w:val="18"/>
-          <w:szCs w:val="18"/>
-        </w:rPr>
-        <w:t xml:space="preserve">Registros confiables     </w:t>
-      </w:r>
-      <w:proofErr w:type="gramStart"/>
-      <w:r>
-        <w:rPr>
-          <w:rFonts w:ascii="Courier New" w:eastAsia="Courier New" w:hAnsi="Courier New" w:cs="Courier New"/>
-          <w:color w:val="1A6E1A"/>
-          <w:sz w:val="18"/>
-          <w:szCs w:val="18"/>
-        </w:rPr>
-        <w:t xml:space="preserve">  :</w:t>
-      </w:r>
-      <w:proofErr w:type="gramEnd"/>
-      <w:r>
-        <w:rPr>
-          <w:rFonts w:ascii="Courier New" w:eastAsia="Courier New" w:hAnsi="Courier New" w:cs="Courier New"/>
-          <w:color w:val="1A6E1A"/>
-          <w:sz w:val="18"/>
-          <w:szCs w:val="18"/>
-        </w:rPr>
-        <w:t xml:space="preserve"> 10,781</w:t>
+        <w:t>Registros confiables       : 10,781</w:t>
       </w:r>
     </w:p>
     <w:p>
@@ -19935,12 +16935,6 @@
         <w:gridCol w:w="6273"/>
       </w:tblGrid>
       <w:tr>
-        <w:tblPrEx>
-          <w:tblCellMar>
-            <w:top w:w="0" w:type="dxa"/>
-            <w:bottom w:w="0" w:type="dxa"/>
-          </w:tblCellMar>
-        </w:tblPrEx>
         <w:trPr>
           <w:tblHeader/>
         </w:trPr>
@@ -20045,12 +17039,6 @@
         </w:tc>
       </w:tr>
       <w:tr>
-        <w:tblPrEx>
-          <w:tblCellMar>
-            <w:top w:w="0" w:type="dxa"/>
-            <w:bottom w:w="0" w:type="dxa"/>
-          </w:tblCellMar>
-        </w:tblPrEx>
         <w:tc>
           <w:tcPr>
             <w:tcW w:w="2000" w:type="dxa"/>
@@ -20069,7 +17057,6 @@
             </w:tcMar>
           </w:tcPr>
           <w:p>
-            <w:proofErr w:type="spellStart"/>
             <w:r>
               <w:rPr>
                 <w:sz w:val="19"/>
@@ -20077,7 +17064,6 @@
               </w:rPr>
               <w:t>dim_temporada</w:t>
             </w:r>
-            <w:proofErr w:type="spellEnd"/>
           </w:p>
         </w:tc>
         <w:tc>
@@ -20125,73 +17111,17 @@
             </w:tcMar>
           </w:tcPr>
           <w:p>
-            <w:proofErr w:type="spellStart"/>
-            <w:r>
-              <w:rPr>
-                <w:sz w:val="19"/>
-                <w:szCs w:val="19"/>
-              </w:rPr>
-              <w:t>id_temporada</w:t>
-            </w:r>
-            <w:proofErr w:type="spellEnd"/>
-            <w:r>
-              <w:rPr>
-                <w:sz w:val="19"/>
-                <w:szCs w:val="19"/>
-              </w:rPr>
-              <w:t xml:space="preserve">, </w:t>
-            </w:r>
-            <w:proofErr w:type="spellStart"/>
-            <w:r>
-              <w:rPr>
-                <w:sz w:val="19"/>
-                <w:szCs w:val="19"/>
-              </w:rPr>
-              <w:t>temporada_label</w:t>
-            </w:r>
-            <w:proofErr w:type="spellEnd"/>
-            <w:r>
-              <w:rPr>
-                <w:sz w:val="19"/>
-                <w:szCs w:val="19"/>
-              </w:rPr>
-              <w:t xml:space="preserve">, </w:t>
-            </w:r>
-            <w:proofErr w:type="spellStart"/>
-            <w:r>
-              <w:rPr>
-                <w:sz w:val="19"/>
-                <w:szCs w:val="19"/>
-              </w:rPr>
-              <w:t>anio_inicio</w:t>
-            </w:r>
-            <w:proofErr w:type="spellEnd"/>
-            <w:r>
-              <w:rPr>
-                <w:sz w:val="19"/>
-                <w:szCs w:val="19"/>
-              </w:rPr>
-              <w:t xml:space="preserve">, </w:t>
-            </w:r>
-            <w:proofErr w:type="spellStart"/>
-            <w:r>
-              <w:rPr>
-                <w:sz w:val="19"/>
-                <w:szCs w:val="19"/>
-              </w:rPr>
-              <w:t>anio_fin</w:t>
-            </w:r>
-            <w:proofErr w:type="spellEnd"/>
+            <w:r>
+              <w:rPr>
+                <w:sz w:val="19"/>
+                <w:szCs w:val="19"/>
+              </w:rPr>
+              <w:t>id_temporada, temporada_label, anio_inicio, anio_fin</w:t>
+            </w:r>
           </w:p>
         </w:tc>
       </w:tr>
       <w:tr>
-        <w:tblPrEx>
-          <w:tblCellMar>
-            <w:top w:w="0" w:type="dxa"/>
-            <w:bottom w:w="0" w:type="dxa"/>
-          </w:tblCellMar>
-        </w:tblPrEx>
         <w:tc>
           <w:tcPr>
             <w:tcW w:w="2000" w:type="dxa"/>
@@ -20210,7 +17140,6 @@
             </w:tcMar>
           </w:tcPr>
           <w:p>
-            <w:proofErr w:type="spellStart"/>
             <w:r>
               <w:rPr>
                 <w:sz w:val="19"/>
@@ -20218,7 +17147,6 @@
               </w:rPr>
               <w:t>dim_liga</w:t>
             </w:r>
-            <w:proofErr w:type="spellEnd"/>
           </w:p>
         </w:tc>
         <w:tc>
@@ -20266,57 +17194,17 @@
             </w:tcMar>
           </w:tcPr>
           <w:p>
-            <w:proofErr w:type="spellStart"/>
-            <w:r>
-              <w:rPr>
-                <w:sz w:val="19"/>
-                <w:szCs w:val="19"/>
-              </w:rPr>
-              <w:t>id_liga</w:t>
-            </w:r>
-            <w:proofErr w:type="spellEnd"/>
-            <w:r>
-              <w:rPr>
-                <w:sz w:val="19"/>
-                <w:szCs w:val="19"/>
-              </w:rPr>
-              <w:t xml:space="preserve">, </w:t>
-            </w:r>
-            <w:proofErr w:type="spellStart"/>
-            <w:r>
-              <w:rPr>
-                <w:sz w:val="19"/>
-                <w:szCs w:val="19"/>
-              </w:rPr>
-              <w:t>nombre_liga</w:t>
-            </w:r>
-            <w:proofErr w:type="spellEnd"/>
-            <w:r>
-              <w:rPr>
-                <w:sz w:val="19"/>
-                <w:szCs w:val="19"/>
-              </w:rPr>
-              <w:t xml:space="preserve">, </w:t>
-            </w:r>
-            <w:proofErr w:type="spellStart"/>
-            <w:r>
-              <w:rPr>
-                <w:sz w:val="19"/>
-                <w:szCs w:val="19"/>
-              </w:rPr>
-              <w:t>pais</w:t>
-            </w:r>
-            <w:proofErr w:type="spellEnd"/>
+            <w:r>
+              <w:rPr>
+                <w:sz w:val="19"/>
+                <w:szCs w:val="19"/>
+              </w:rPr>
+              <w:t>id_liga, nombre_liga, pais</w:t>
+            </w:r>
           </w:p>
         </w:tc>
       </w:tr>
       <w:tr>
-        <w:tblPrEx>
-          <w:tblCellMar>
-            <w:top w:w="0" w:type="dxa"/>
-            <w:bottom w:w="0" w:type="dxa"/>
-          </w:tblCellMar>
-        </w:tblPrEx>
         <w:tc>
           <w:tcPr>
             <w:tcW w:w="2000" w:type="dxa"/>
@@ -20335,7 +17223,6 @@
             </w:tcMar>
           </w:tcPr>
           <w:p>
-            <w:proofErr w:type="spellStart"/>
             <w:r>
               <w:rPr>
                 <w:sz w:val="19"/>
@@ -20343,7 +17230,6 @@
               </w:rPr>
               <w:t>dim_club</w:t>
             </w:r>
-            <w:proofErr w:type="spellEnd"/>
           </w:p>
         </w:tc>
         <w:tc>
@@ -20396,62 +17282,18 @@
                 <w:lang w:val="en-US"/>
               </w:rPr>
             </w:pPr>
-            <w:proofErr w:type="spellStart"/>
             <w:r>
               <w:rPr>
                 <w:sz w:val="19"/>
                 <w:szCs w:val="19"/>
                 <w:lang w:val="en-US"/>
               </w:rPr>
-              <w:t>id_club</w:t>
-            </w:r>
-            <w:proofErr w:type="spellEnd"/>
-            <w:r>
-              <w:rPr>
-                <w:sz w:val="19"/>
-                <w:szCs w:val="19"/>
-                <w:lang w:val="en-US"/>
-              </w:rPr>
-              <w:t xml:space="preserve">, </w:t>
-            </w:r>
-            <w:proofErr w:type="spellStart"/>
-            <w:r>
-              <w:rPr>
-                <w:sz w:val="19"/>
-                <w:szCs w:val="19"/>
-                <w:lang w:val="en-US"/>
-              </w:rPr>
-              <w:t>nombre_club</w:t>
-            </w:r>
-            <w:proofErr w:type="spellEnd"/>
-            <w:r>
-              <w:rPr>
-                <w:sz w:val="19"/>
-                <w:szCs w:val="19"/>
-                <w:lang w:val="en-US"/>
-              </w:rPr>
-              <w:t xml:space="preserve">, </w:t>
-            </w:r>
-            <w:proofErr w:type="spellStart"/>
-            <w:r>
-              <w:rPr>
-                <w:sz w:val="19"/>
-                <w:szCs w:val="19"/>
-                <w:lang w:val="en-US"/>
-              </w:rPr>
-              <w:t>liga</w:t>
-            </w:r>
-            <w:proofErr w:type="spellEnd"/>
+              <w:t>id_club, nombre_club, liga</w:t>
+            </w:r>
           </w:p>
         </w:tc>
       </w:tr>
       <w:tr>
-        <w:tblPrEx>
-          <w:tblCellMar>
-            <w:top w:w="0" w:type="dxa"/>
-            <w:bottom w:w="0" w:type="dxa"/>
-          </w:tblCellMar>
-        </w:tblPrEx>
         <w:tc>
           <w:tcPr>
             <w:tcW w:w="2000" w:type="dxa"/>
@@ -20470,7 +17312,6 @@
             </w:tcMar>
           </w:tcPr>
           <w:p>
-            <w:proofErr w:type="spellStart"/>
             <w:r>
               <w:rPr>
                 <w:sz w:val="19"/>
@@ -20478,7 +17319,6 @@
               </w:rPr>
               <w:t>dim_jugador</w:t>
             </w:r>
-            <w:proofErr w:type="spellEnd"/>
           </w:p>
         </w:tc>
         <w:tc>
@@ -20526,57 +17366,17 @@
             </w:tcMar>
           </w:tcPr>
           <w:p>
-            <w:proofErr w:type="spellStart"/>
-            <w:r>
-              <w:rPr>
-                <w:sz w:val="19"/>
-                <w:szCs w:val="19"/>
-              </w:rPr>
-              <w:t>id_jugador</w:t>
-            </w:r>
-            <w:proofErr w:type="spellEnd"/>
-            <w:r>
-              <w:rPr>
-                <w:sz w:val="19"/>
-                <w:szCs w:val="19"/>
-              </w:rPr>
-              <w:t xml:space="preserve">, nombre, </w:t>
-            </w:r>
-            <w:proofErr w:type="spellStart"/>
-            <w:r>
-              <w:rPr>
-                <w:sz w:val="19"/>
-                <w:szCs w:val="19"/>
-              </w:rPr>
-              <w:t>nacion</w:t>
-            </w:r>
-            <w:proofErr w:type="spellEnd"/>
-            <w:r>
-              <w:rPr>
-                <w:sz w:val="19"/>
-                <w:szCs w:val="19"/>
-              </w:rPr>
-              <w:t xml:space="preserve">, </w:t>
-            </w:r>
-            <w:proofErr w:type="spellStart"/>
-            <w:r>
-              <w:rPr>
-                <w:sz w:val="19"/>
-                <w:szCs w:val="19"/>
-              </w:rPr>
-              <w:t>anio_nacimiento</w:t>
-            </w:r>
-            <w:proofErr w:type="spellEnd"/>
+            <w:r>
+              <w:rPr>
+                <w:sz w:val="19"/>
+                <w:szCs w:val="19"/>
+              </w:rPr>
+              <w:t>id_jugador, nombre, nacion, anio_nacimiento</w:t>
+            </w:r>
           </w:p>
         </w:tc>
       </w:tr>
       <w:tr>
-        <w:tblPrEx>
-          <w:tblCellMar>
-            <w:top w:w="0" w:type="dxa"/>
-            <w:bottom w:w="0" w:type="dxa"/>
-          </w:tblCellMar>
-        </w:tblPrEx>
         <w:tc>
           <w:tcPr>
             <w:tcW w:w="2000" w:type="dxa"/>
@@ -20595,7 +17395,6 @@
             </w:tcMar>
           </w:tcPr>
           <w:p>
-            <w:proofErr w:type="spellStart"/>
             <w:r>
               <w:rPr>
                 <w:sz w:val="19"/>
@@ -20603,7 +17402,6 @@
               </w:rPr>
               <w:t>fact_estadisticas</w:t>
             </w:r>
-            <w:proofErr w:type="spellEnd"/>
           </w:p>
         </w:tc>
         <w:tc>
@@ -20651,133 +17449,12 @@
             </w:tcMar>
           </w:tcPr>
           <w:p>
-            <w:proofErr w:type="spellStart"/>
-            <w:r>
-              <w:rPr>
-                <w:sz w:val="19"/>
-                <w:szCs w:val="19"/>
-              </w:rPr>
-              <w:t>id_estadistica</w:t>
-            </w:r>
-            <w:proofErr w:type="spellEnd"/>
-            <w:r>
-              <w:rPr>
-                <w:sz w:val="19"/>
-                <w:szCs w:val="19"/>
-              </w:rPr>
-              <w:t xml:space="preserve">, </w:t>
-            </w:r>
-            <w:proofErr w:type="gramStart"/>
-            <w:r>
-              <w:rPr>
-                <w:sz w:val="19"/>
-                <w:szCs w:val="19"/>
-              </w:rPr>
-              <w:t>FK(</w:t>
-            </w:r>
-            <w:proofErr w:type="gramEnd"/>
-            <w:r>
-              <w:rPr>
-                <w:sz w:val="19"/>
-                <w:szCs w:val="19"/>
-              </w:rPr>
-              <w:t xml:space="preserve">jugador/club/liga/temporada), </w:t>
-            </w:r>
-            <w:proofErr w:type="spellStart"/>
-            <w:r>
-              <w:rPr>
-                <w:sz w:val="19"/>
-                <w:szCs w:val="19"/>
-              </w:rPr>
-              <w:t>Pos_principal</w:t>
-            </w:r>
-            <w:proofErr w:type="spellEnd"/>
-            <w:r>
-              <w:rPr>
-                <w:sz w:val="19"/>
-                <w:szCs w:val="19"/>
-              </w:rPr>
-              <w:t xml:space="preserve">, MP, Min, </w:t>
-            </w:r>
-            <w:proofErr w:type="spellStart"/>
-            <w:r>
-              <w:rPr>
-                <w:sz w:val="19"/>
-                <w:szCs w:val="19"/>
-              </w:rPr>
-              <w:t>Gls</w:t>
-            </w:r>
-            <w:proofErr w:type="spellEnd"/>
-            <w:r>
-              <w:rPr>
-                <w:sz w:val="19"/>
-                <w:szCs w:val="19"/>
-              </w:rPr>
-              <w:t xml:space="preserve">, </w:t>
-            </w:r>
-            <w:proofErr w:type="spellStart"/>
-            <w:r>
-              <w:rPr>
-                <w:sz w:val="19"/>
-                <w:szCs w:val="19"/>
-              </w:rPr>
-              <w:t>Ast</w:t>
-            </w:r>
-            <w:proofErr w:type="spellEnd"/>
-            <w:r>
-              <w:rPr>
-                <w:sz w:val="19"/>
-                <w:szCs w:val="19"/>
-              </w:rPr>
-              <w:t xml:space="preserve">, </w:t>
-            </w:r>
-            <w:proofErr w:type="spellStart"/>
-            <w:r>
-              <w:rPr>
-                <w:sz w:val="19"/>
-                <w:szCs w:val="19"/>
-              </w:rPr>
-              <w:t>xG</w:t>
-            </w:r>
-            <w:proofErr w:type="spellEnd"/>
-            <w:r>
-              <w:rPr>
-                <w:sz w:val="19"/>
-                <w:szCs w:val="19"/>
-              </w:rPr>
-              <w:t xml:space="preserve">, </w:t>
-            </w:r>
-            <w:proofErr w:type="spellStart"/>
-            <w:r>
-              <w:rPr>
-                <w:sz w:val="19"/>
-                <w:szCs w:val="19"/>
-              </w:rPr>
-              <w:t>CrdY</w:t>
-            </w:r>
-            <w:proofErr w:type="spellEnd"/>
-            <w:r>
-              <w:rPr>
-                <w:sz w:val="19"/>
-                <w:szCs w:val="19"/>
-              </w:rPr>
-              <w:t xml:space="preserve">, </w:t>
-            </w:r>
-            <w:proofErr w:type="spellStart"/>
-            <w:r>
-              <w:rPr>
-                <w:sz w:val="19"/>
-                <w:szCs w:val="19"/>
-              </w:rPr>
-              <w:t>PrgC</w:t>
-            </w:r>
-            <w:proofErr w:type="spellEnd"/>
-            <w:r>
-              <w:rPr>
-                <w:sz w:val="19"/>
-                <w:szCs w:val="19"/>
-              </w:rPr>
-              <w:t>...</w:t>
+            <w:r>
+              <w:rPr>
+                <w:sz w:val="19"/>
+                <w:szCs w:val="19"/>
+              </w:rPr>
+              <w:t>id_estadistica, FK(jugador/club/liga/temporada), Pos_principal, MP, Min, Gls, Ast, xG, CrdY, PrgC...</w:t>
             </w:r>
           </w:p>
         </w:tc>
@@ -20802,23 +17479,7 @@
         <w:jc w:val="both"/>
       </w:pPr>
       <w:r>
-        <w:t>Los datos fueron cargados exitosamente en una base de datos SQLite (</w:t>
-      </w:r>
-      <w:proofErr w:type="spellStart"/>
-      <w:r>
-        <w:t>bodega_futbol.db</w:t>
-      </w:r>
-      <w:proofErr w:type="spellEnd"/>
-      <w:r>
-        <w:t xml:space="preserve">), con código equivalente preparado para MySQL. Verificación </w:t>
-      </w:r>
-      <w:proofErr w:type="spellStart"/>
-      <w:r>
-        <w:t>post-carga</w:t>
-      </w:r>
-      <w:proofErr w:type="spellEnd"/>
-      <w:r>
-        <w:t>:</w:t>
+        <w:t>Los datos fueron cargados exitosamente en una base de datos SQLite (bodega_futbol.db), con código equivalente preparado para MySQL. Verificación post-carga:</w:t>
       </w:r>
     </w:p>
     <w:p>
@@ -20848,9 +17509,14 @@
           <w:sz w:val="18"/>
           <w:szCs w:val="18"/>
         </w:rPr>
-        <w:t xml:space="preserve">  </w:t>
+        <w:t xml:space="preserve">  dim_temporada             -&gt;      4 registros</w:t>
       </w:r>
-      <w:proofErr w:type="spellStart"/>
+    </w:p>
+    <w:p>
+      <w:pPr>
+        <w:spacing w:before="20" w:after="20"/>
+        <w:ind w:left="580"/>
+      </w:pPr>
       <w:r>
         <w:rPr>
           <w:rFonts w:ascii="Courier New" w:eastAsia="Courier New" w:hAnsi="Courier New" w:cs="Courier New"/>
@@ -20858,9 +17524,14 @@
           <w:sz w:val="18"/>
           <w:szCs w:val="18"/>
         </w:rPr>
-        <w:t>dim_temporada</w:t>
+        <w:t xml:space="preserve">  dim_liga                  -&gt;      5 registros</w:t>
       </w:r>
-      <w:proofErr w:type="spellEnd"/>
+    </w:p>
+    <w:p>
+      <w:pPr>
+        <w:spacing w:before="20" w:after="20"/>
+        <w:ind w:left="580"/>
+      </w:pPr>
       <w:r>
         <w:rPr>
           <w:rFonts w:ascii="Courier New" w:eastAsia="Courier New" w:hAnsi="Courier New" w:cs="Courier New"/>
@@ -20868,7 +17539,7 @@
           <w:sz w:val="18"/>
           <w:szCs w:val="18"/>
         </w:rPr>
-        <w:t xml:space="preserve">             -&gt;      4 registros</w:t>
+        <w:t xml:space="preserve">  dim_club                  -&gt;    129 registros</w:t>
       </w:r>
     </w:p>
     <w:p>
@@ -20883,9 +17554,14 @@
           <w:sz w:val="18"/>
           <w:szCs w:val="18"/>
         </w:rPr>
-        <w:t xml:space="preserve">  </w:t>
+        <w:t xml:space="preserve">  dim_jugador               -&gt;  4,479 registros</w:t>
       </w:r>
-      <w:proofErr w:type="spellStart"/>
+    </w:p>
+    <w:p>
+      <w:pPr>
+        <w:spacing w:before="20" w:after="20"/>
+        <w:ind w:left="580"/>
+      </w:pPr>
       <w:r>
         <w:rPr>
           <w:rFonts w:ascii="Courier New" w:eastAsia="Courier New" w:hAnsi="Courier New" w:cs="Courier New"/>
@@ -20893,142 +17569,7 @@
           <w:sz w:val="18"/>
           <w:szCs w:val="18"/>
         </w:rPr>
-        <w:t>dim_liga</w:t>
-      </w:r>
-      <w:proofErr w:type="spellEnd"/>
-      <w:r>
-        <w:rPr>
-          <w:rFonts w:ascii="Courier New" w:eastAsia="Courier New" w:hAnsi="Courier New" w:cs="Courier New"/>
-          <w:color w:val="1A6E1A"/>
-          <w:sz w:val="18"/>
-          <w:szCs w:val="18"/>
-        </w:rPr>
-        <w:t xml:space="preserve">                  -&gt;      5 registros</w:t>
-      </w:r>
-    </w:p>
-    <w:p>
-      <w:pPr>
-        <w:spacing w:before="20" w:after="20"/>
-        <w:ind w:left="580"/>
-      </w:pPr>
-      <w:r>
-        <w:rPr>
-          <w:rFonts w:ascii="Courier New" w:eastAsia="Courier New" w:hAnsi="Courier New" w:cs="Courier New"/>
-          <w:color w:val="1A6E1A"/>
-          <w:sz w:val="18"/>
-          <w:szCs w:val="18"/>
-        </w:rPr>
-        <w:t xml:space="preserve">  </w:t>
-      </w:r>
-      <w:proofErr w:type="spellStart"/>
-      <w:r>
-        <w:rPr>
-          <w:rFonts w:ascii="Courier New" w:eastAsia="Courier New" w:hAnsi="Courier New" w:cs="Courier New"/>
-          <w:color w:val="1A6E1A"/>
-          <w:sz w:val="18"/>
-          <w:szCs w:val="18"/>
-        </w:rPr>
-        <w:t>dim_club</w:t>
-      </w:r>
-      <w:proofErr w:type="spellEnd"/>
-      <w:r>
-        <w:rPr>
-          <w:rFonts w:ascii="Courier New" w:eastAsia="Courier New" w:hAnsi="Courier New" w:cs="Courier New"/>
-          <w:color w:val="1A6E1A"/>
-          <w:sz w:val="18"/>
-          <w:szCs w:val="18"/>
-        </w:rPr>
-        <w:t xml:space="preserve">                  -&gt;    129 registros</w:t>
-      </w:r>
-    </w:p>
-    <w:p>
-      <w:pPr>
-        <w:spacing w:before="20" w:after="20"/>
-        <w:ind w:left="580"/>
-      </w:pPr>
-      <w:r>
-        <w:rPr>
-          <w:rFonts w:ascii="Courier New" w:eastAsia="Courier New" w:hAnsi="Courier New" w:cs="Courier New"/>
-          <w:color w:val="1A6E1A"/>
-          <w:sz w:val="18"/>
-          <w:szCs w:val="18"/>
-        </w:rPr>
-        <w:t xml:space="preserve">  </w:t>
-      </w:r>
-      <w:proofErr w:type="spellStart"/>
-      <w:r>
-        <w:rPr>
-          <w:rFonts w:ascii="Courier New" w:eastAsia="Courier New" w:hAnsi="Courier New" w:cs="Courier New"/>
-          <w:color w:val="1A6E1A"/>
-          <w:sz w:val="18"/>
-          <w:szCs w:val="18"/>
-        </w:rPr>
-        <w:t>dim_jugador</w:t>
-      </w:r>
-      <w:proofErr w:type="spellEnd"/>
-      <w:r>
-        <w:rPr>
-          <w:rFonts w:ascii="Courier New" w:eastAsia="Courier New" w:hAnsi="Courier New" w:cs="Courier New"/>
-          <w:color w:val="1A6E1A"/>
-          <w:sz w:val="18"/>
-          <w:szCs w:val="18"/>
-        </w:rPr>
-        <w:t xml:space="preserve">               -</w:t>
-      </w:r>
-      <w:proofErr w:type="gramStart"/>
-      <w:r>
-        <w:rPr>
-          <w:rFonts w:ascii="Courier New" w:eastAsia="Courier New" w:hAnsi="Courier New" w:cs="Courier New"/>
-          <w:color w:val="1A6E1A"/>
-          <w:sz w:val="18"/>
-          <w:szCs w:val="18"/>
-        </w:rPr>
-        <w:t>&gt;  4,479</w:t>
-      </w:r>
-      <w:proofErr w:type="gramEnd"/>
-      <w:r>
-        <w:rPr>
-          <w:rFonts w:ascii="Courier New" w:eastAsia="Courier New" w:hAnsi="Courier New" w:cs="Courier New"/>
-          <w:color w:val="1A6E1A"/>
-          <w:sz w:val="18"/>
-          <w:szCs w:val="18"/>
-        </w:rPr>
-        <w:t xml:space="preserve"> registros</w:t>
-      </w:r>
-    </w:p>
-    <w:p>
-      <w:pPr>
-        <w:spacing w:before="20" w:after="20"/>
-        <w:ind w:left="580"/>
-      </w:pPr>
-      <w:r>
-        <w:rPr>
-          <w:rFonts w:ascii="Courier New" w:eastAsia="Courier New" w:hAnsi="Courier New" w:cs="Courier New"/>
-          <w:color w:val="1A6E1A"/>
-          <w:sz w:val="18"/>
-          <w:szCs w:val="18"/>
-        </w:rPr>
-        <w:t xml:space="preserve">  </w:t>
-      </w:r>
-      <w:proofErr w:type="spellStart"/>
-      <w:r>
-        <w:rPr>
-          <w:rFonts w:ascii="Courier New" w:eastAsia="Courier New" w:hAnsi="Courier New" w:cs="Courier New"/>
-          <w:color w:val="1A6E1A"/>
-          <w:sz w:val="18"/>
-          <w:szCs w:val="18"/>
-        </w:rPr>
-        <w:t>fact_estadisticas</w:t>
-      </w:r>
-      <w:proofErr w:type="spellEnd"/>
-      <w:r>
-        <w:rPr>
-          <w:rFonts w:ascii="Courier New" w:eastAsia="Courier New" w:hAnsi="Courier New" w:cs="Courier New"/>
-          <w:color w:val="1A6E1A"/>
-          <w:sz w:val="18"/>
-          <w:szCs w:val="18"/>
-        </w:rPr>
-        <w:t xml:space="preserve">         -&gt; 10,781 registros</w:t>
+        <w:t xml:space="preserve">  fact_estadisticas         -&gt; 10,781 registros</w:t>
       </w:r>
     </w:p>
     <w:p>
@@ -21071,12 +17612,6 @@
         <w:gridCol w:w="658"/>
       </w:tblGrid>
       <w:tr>
-        <w:tblPrEx>
-          <w:tblCellMar>
-            <w:top w:w="0" w:type="dxa"/>
-            <w:bottom w:w="0" w:type="dxa"/>
-          </w:tblCellMar>
-        </w:tblPrEx>
         <w:trPr>
           <w:tblHeader/>
         </w:trPr>
@@ -21266,7 +17801,6 @@
             <w:pPr>
               <w:jc w:val="center"/>
             </w:pPr>
-            <w:proofErr w:type="spellStart"/>
             <w:r>
               <w:rPr>
                 <w:b/>
@@ -21277,17 +17811,10 @@
               </w:rPr>
               <w:t>Gols</w:t>
             </w:r>
-            <w:proofErr w:type="spellEnd"/>
           </w:p>
         </w:tc>
       </w:tr>
       <w:tr>
-        <w:tblPrEx>
-          <w:tblCellMar>
-            <w:top w:w="0" w:type="dxa"/>
-            <w:bottom w:w="0" w:type="dxa"/>
-          </w:tblCellMar>
-        </w:tblPrEx>
         <w:tc>
           <w:tcPr>
             <w:tcW w:w="2000" w:type="dxa"/>
@@ -21452,12 +17979,6 @@
         </w:tc>
       </w:tr>
       <w:tr>
-        <w:tblPrEx>
-          <w:tblCellMar>
-            <w:top w:w="0" w:type="dxa"/>
-            <w:bottom w:w="0" w:type="dxa"/>
-          </w:tblCellMar>
-        </w:tblPrEx>
         <w:tc>
           <w:tcPr>
             <w:tcW w:w="2000" w:type="dxa"/>
@@ -21481,6 +18002,7 @@
                 <w:sz w:val="19"/>
                 <w:szCs w:val="19"/>
               </w:rPr>
+              <w:lastRenderedPageBreak/>
               <w:t>Mohamed Salah</w:t>
             </w:r>
           </w:p>
@@ -21622,12 +18144,6 @@
         </w:tc>
       </w:tr>
       <w:tr>
-        <w:tblPrEx>
-          <w:tblCellMar>
-            <w:top w:w="0" w:type="dxa"/>
-            <w:bottom w:w="0" w:type="dxa"/>
-          </w:tblCellMar>
-        </w:tblPrEx>
         <w:tc>
           <w:tcPr>
             <w:tcW w:w="2000" w:type="dxa"/>
@@ -21792,12 +18308,6 @@
         </w:tc>
       </w:tr>
       <w:tr>
-        <w:tblPrEx>
-          <w:tblCellMar>
-            <w:top w:w="0" w:type="dxa"/>
-            <w:bottom w:w="0" w:type="dxa"/>
-          </w:tblCellMar>
-        </w:tblPrEx>
         <w:tc>
           <w:tcPr>
             <w:tcW w:w="2000" w:type="dxa"/>
@@ -21962,12 +18472,6 @@
         </w:tc>
       </w:tr>
       <w:tr>
-        <w:tblPrEx>
-          <w:tblCellMar>
-            <w:top w:w="0" w:type="dxa"/>
-            <w:bottom w:w="0" w:type="dxa"/>
-          </w:tblCellMar>
-        </w:tblPrEx>
         <w:tc>
           <w:tcPr>
             <w:tcW w:w="2000" w:type="dxa"/>
@@ -22132,12 +18636,6 @@
         </w:tc>
       </w:tr>
       <w:tr>
-        <w:tblPrEx>
-          <w:tblCellMar>
-            <w:top w:w="0" w:type="dxa"/>
-            <w:bottom w:w="0" w:type="dxa"/>
-          </w:tblCellMar>
-        </w:tblPrEx>
         <w:tc>
           <w:tcPr>
             <w:tcW w:w="2000" w:type="dxa"/>
@@ -22302,12 +18800,6 @@
         </w:tc>
       </w:tr>
       <w:tr>
-        <w:tblPrEx>
-          <w:tblCellMar>
-            <w:top w:w="0" w:type="dxa"/>
-            <w:bottom w:w="0" w:type="dxa"/>
-          </w:tblCellMar>
-        </w:tblPrEx>
         <w:tc>
           <w:tcPr>
             <w:tcW w:w="2000" w:type="dxa"/>
@@ -22472,12 +18964,6 @@
         </w:tc>
       </w:tr>
       <w:tr>
-        <w:tblPrEx>
-          <w:tblCellMar>
-            <w:top w:w="0" w:type="dxa"/>
-            <w:bottom w:w="0" w:type="dxa"/>
-          </w:tblCellMar>
-        </w:tblPrEx>
         <w:tc>
           <w:tcPr>
             <w:tcW w:w="2000" w:type="dxa"/>
@@ -22501,7 +18987,6 @@
                 <w:sz w:val="19"/>
                 <w:szCs w:val="19"/>
               </w:rPr>
-              <w:lastRenderedPageBreak/>
               <w:t>Kylian Mbappé</w:t>
             </w:r>
           </w:p>
@@ -22643,12 +19128,6 @@
         </w:tc>
       </w:tr>
       <w:tr>
-        <w:tblPrEx>
-          <w:tblCellMar>
-            <w:top w:w="0" w:type="dxa"/>
-            <w:bottom w:w="0" w:type="dxa"/>
-          </w:tblCellMar>
-        </w:tblPrEx>
         <w:tc>
           <w:tcPr>
             <w:tcW w:w="2000" w:type="dxa"/>
@@ -22726,17 +19205,8 @@
                 <w:sz w:val="19"/>
                 <w:szCs w:val="19"/>
               </w:rPr>
-              <w:t xml:space="preserve">Newcastle </w:t>
-            </w:r>
-            <w:proofErr w:type="spellStart"/>
-            <w:r>
-              <w:rPr>
-                <w:sz w:val="19"/>
-                <w:szCs w:val="19"/>
-              </w:rPr>
-              <w:t>Utd</w:t>
-            </w:r>
-            <w:proofErr w:type="spellEnd"/>
+              <w:t>Newcastle Utd</w:t>
+            </w:r>
           </w:p>
         </w:tc>
         <w:tc>
@@ -22822,12 +19292,6 @@
         </w:tc>
       </w:tr>
       <w:tr>
-        <w:tblPrEx>
-          <w:tblCellMar>
-            <w:top w:w="0" w:type="dxa"/>
-            <w:bottom w:w="0" w:type="dxa"/>
-          </w:tblCellMar>
-        </w:tblPrEx>
         <w:tc>
           <w:tcPr>
             <w:tcW w:w="2000" w:type="dxa"/>
@@ -23039,12 +19503,6 @@
         <w:gridCol w:w="5860"/>
       </w:tblGrid>
       <w:tr>
-        <w:tblPrEx>
-          <w:tblCellMar>
-            <w:top w:w="0" w:type="dxa"/>
-            <w:bottom w:w="0" w:type="dxa"/>
-          </w:tblCellMar>
-        </w:tblPrEx>
         <w:trPr>
           <w:tblHeader/>
         </w:trPr>
@@ -23149,12 +19607,6 @@
         </w:tc>
       </w:tr>
       <w:tr>
-        <w:tblPrEx>
-          <w:tblCellMar>
-            <w:top w:w="0" w:type="dxa"/>
-            <w:bottom w:w="0" w:type="dxa"/>
-          </w:tblCellMar>
-        </w:tblPrEx>
         <w:tc>
           <w:tcPr>
             <w:tcW w:w="1800" w:type="dxa"/>
@@ -23238,12 +19690,6 @@
         </w:tc>
       </w:tr>
       <w:tr>
-        <w:tblPrEx>
-          <w:tblCellMar>
-            <w:top w:w="0" w:type="dxa"/>
-            <w:bottom w:w="0" w:type="dxa"/>
-          </w:tblCellMar>
-        </w:tblPrEx>
         <w:tc>
           <w:tcPr>
             <w:tcW w:w="1800" w:type="dxa"/>
@@ -23327,12 +19773,6 @@
         </w:tc>
       </w:tr>
       <w:tr>
-        <w:tblPrEx>
-          <w:tblCellMar>
-            <w:top w:w="0" w:type="dxa"/>
-            <w:bottom w:w="0" w:type="dxa"/>
-          </w:tblCellMar>
-        </w:tblPrEx>
         <w:tc>
           <w:tcPr>
             <w:tcW w:w="1800" w:type="dxa"/>
@@ -23416,12 +19856,6 @@
         </w:tc>
       </w:tr>
       <w:tr>
-        <w:tblPrEx>
-          <w:tblCellMar>
-            <w:top w:w="0" w:type="dxa"/>
-            <w:bottom w:w="0" w:type="dxa"/>
-          </w:tblCellMar>
-        </w:tblPrEx>
         <w:tc>
           <w:tcPr>
             <w:tcW w:w="1800" w:type="dxa"/>
@@ -23440,7 +19874,6 @@
             </w:tcMar>
           </w:tcPr>
           <w:p>
-            <w:proofErr w:type="spellStart"/>
             <w:r>
               <w:rPr>
                 <w:sz w:val="19"/>
@@ -23448,7 +19881,6 @@
               </w:rPr>
               <w:t>Gls</w:t>
             </w:r>
-            <w:proofErr w:type="spellEnd"/>
           </w:p>
         </w:tc>
         <w:tc>
@@ -23507,12 +19939,6 @@
         </w:tc>
       </w:tr>
       <w:tr>
-        <w:tblPrEx>
-          <w:tblCellMar>
-            <w:top w:w="0" w:type="dxa"/>
-            <w:bottom w:w="0" w:type="dxa"/>
-          </w:tblCellMar>
-        </w:tblPrEx>
         <w:tc>
           <w:tcPr>
             <w:tcW w:w="1800" w:type="dxa"/>
@@ -23531,7 +19957,6 @@
             </w:tcMar>
           </w:tcPr>
           <w:p>
-            <w:proofErr w:type="spellStart"/>
             <w:r>
               <w:rPr>
                 <w:sz w:val="19"/>
@@ -23539,7 +19964,6 @@
               </w:rPr>
               <w:t>xG</w:t>
             </w:r>
-            <w:proofErr w:type="spellEnd"/>
           </w:p>
         </w:tc>
         <w:tc>
@@ -23598,12 +20022,6 @@
         </w:tc>
       </w:tr>
       <w:tr>
-        <w:tblPrEx>
-          <w:tblCellMar>
-            <w:top w:w="0" w:type="dxa"/>
-            <w:bottom w:w="0" w:type="dxa"/>
-          </w:tblCellMar>
-        </w:tblPrEx>
         <w:tc>
           <w:tcPr>
             <w:tcW w:w="1800" w:type="dxa"/>
@@ -23706,15 +20124,7 @@
         <w:jc w:val="both"/>
       </w:pPr>
       <w:r>
-        <w:t xml:space="preserve">La integración y reconciliación de esquemas entre los cuatro </w:t>
-      </w:r>
-      <w:proofErr w:type="spellStart"/>
-      <w:r>
-        <w:t>datasets</w:t>
-      </w:r>
-      <w:proofErr w:type="spellEnd"/>
-      <w:r>
-        <w:t xml:space="preserve"> fue el paso más complejo. Cada temporada usa diferentes nombres de columnas, diferentes formatos de Nation y Comp, y diferente número de variables (de 37 hasta 267 columnas). Diseñar un pipeline que manejara estas inconsistencias de forma automática y reproducible requirió más iteración que cualquier otro paso.</w:t>
+        <w:t>La integración y reconciliación de esquemas entre los cuatro datasets fue el paso más complejo. Cada temporada usa diferentes nombres de columnas, diferentes formatos de Nation y Comp, y diferente número de variables (de 37 hasta 267 columnas). Diseñar un pipeline que manejara estas inconsistencias de forma automática y reproducible requirió más iteración que cualquier otro paso.</w:t>
       </w:r>
     </w:p>
     <w:p>
@@ -23734,21 +20144,8 @@
         </w:numPr>
         <w:spacing w:before="30" w:after="30"/>
       </w:pPr>
-      <w:proofErr w:type="spellStart"/>
       <w:r>
-        <w:t>normalizar_</w:t>
-      </w:r>
-      <w:proofErr w:type="gramStart"/>
-      <w:r>
-        <w:t>nation</w:t>
-      </w:r>
-      <w:proofErr w:type="spellEnd"/>
-      <w:r>
-        <w:t>(</w:t>
-      </w:r>
-      <w:proofErr w:type="gramEnd"/>
-      <w:r>
-        <w:t>): estandariza el formato de nacionalidad extrayendo el código ISO.</w:t>
+        <w:t>normalizar_nation(): estandariza el formato de nacionalidad extrayendo el código ISO.</w:t>
       </w:r>
     </w:p>
     <w:p>
@@ -23760,45 +20157,8 @@
         </w:numPr>
         <w:spacing w:before="30" w:after="30"/>
       </w:pPr>
-      <w:proofErr w:type="spellStart"/>
       <w:r>
-        <w:t>normalizar_</w:t>
-      </w:r>
-      <w:proofErr w:type="gramStart"/>
-      <w:r>
-        <w:t>edad</w:t>
-      </w:r>
-      <w:proofErr w:type="spellEnd"/>
-      <w:r>
-        <w:t>(</w:t>
-      </w:r>
-      <w:proofErr w:type="gramEnd"/>
-      <w:r>
-        <w:t>): extrae el año entero de distintos formatos (</w:t>
-      </w:r>
-      <w:proofErr w:type="spellStart"/>
-      <w:r>
-        <w:t>int</w:t>
-      </w:r>
-      <w:proofErr w:type="spellEnd"/>
-      <w:r>
-        <w:t xml:space="preserve">, </w:t>
-      </w:r>
-      <w:proofErr w:type="spellStart"/>
-      <w:r>
-        <w:t>float</w:t>
-      </w:r>
-      <w:proofErr w:type="spellEnd"/>
-      <w:r>
-        <w:t xml:space="preserve">, </w:t>
-      </w:r>
-      <w:proofErr w:type="spellStart"/>
-      <w:r>
-        <w:t>string</w:t>
-      </w:r>
-      <w:proofErr w:type="spellEnd"/>
-      <w:r>
-        <w:t xml:space="preserve"> con días).</w:t>
+        <w:t>normalizar_edad(): extrae el año entero de distintos formatos (int, float, string con días).</w:t>
       </w:r>
     </w:p>
     <w:p>
@@ -23810,29 +20170,8 @@
         </w:numPr>
         <w:spacing w:before="30" w:after="30"/>
       </w:pPr>
-      <w:proofErr w:type="spellStart"/>
       <w:r>
-        <w:t>extraer_pos_</w:t>
-      </w:r>
-      <w:proofErr w:type="gramStart"/>
-      <w:r>
-        <w:t>principal</w:t>
-      </w:r>
-      <w:proofErr w:type="spellEnd"/>
-      <w:r>
-        <w:t>(</w:t>
-      </w:r>
-      <w:proofErr w:type="gramEnd"/>
-      <w:r>
-        <w:t xml:space="preserve">): obtiene la posición primaria de </w:t>
-      </w:r>
-      <w:proofErr w:type="spellStart"/>
-      <w:r>
-        <w:t>strings</w:t>
-      </w:r>
-      <w:proofErr w:type="spellEnd"/>
-      <w:r>
-        <w:t xml:space="preserve"> combinados.</w:t>
+        <w:t>extraer_pos_principal(): obtiene la posición primaria de strings combinados.</w:t>
       </w:r>
     </w:p>
     <w:p>
@@ -23844,21 +20183,8 @@
         </w:numPr>
         <w:spacing w:before="30" w:after="30"/>
       </w:pPr>
-      <w:proofErr w:type="spellStart"/>
       <w:r>
-        <w:t>detectar_outliers_</w:t>
-      </w:r>
-      <w:proofErr w:type="gramStart"/>
-      <w:r>
-        <w:t>iqr</w:t>
-      </w:r>
-      <w:proofErr w:type="spellEnd"/>
-      <w:r>
-        <w:t>(</w:t>
-      </w:r>
-      <w:proofErr w:type="gramEnd"/>
-      <w:r>
-        <w:t>): detección automática de atípicos con factor k ajustable.</w:t>
+        <w:t>detectar_outliers_iqr(): detección automática de atípicos con factor k ajustable.</w:t>
       </w:r>
     </w:p>
     <w:p>
@@ -23870,29 +20196,8 @@
         </w:numPr>
         <w:spacing w:before="30" w:after="30"/>
       </w:pPr>
-      <w:proofErr w:type="spellStart"/>
       <w:r>
-        <w:t>extraer_cols_</w:t>
-      </w:r>
-      <w:proofErr w:type="gramStart"/>
-      <w:r>
-        <w:t>disponibles</w:t>
-      </w:r>
-      <w:proofErr w:type="spellEnd"/>
-      <w:r>
-        <w:t>(</w:t>
-      </w:r>
-      <w:proofErr w:type="gramEnd"/>
-      <w:r>
-        <w:t xml:space="preserve">): selección robusta de columnas presentes en cada </w:t>
-      </w:r>
-      <w:proofErr w:type="spellStart"/>
-      <w:r>
-        <w:t>dataset</w:t>
-      </w:r>
-      <w:proofErr w:type="spellEnd"/>
-      <w:r>
-        <w:t>.</w:t>
+        <w:t>extraer_cols_disponibles(): selección robusta de columnas presentes en cada dataset.</w:t>
       </w:r>
     </w:p>
     <w:p>
@@ -23909,31 +20214,8 @@
         <w:jc w:val="both"/>
       </w:pPr>
       <w:r>
-        <w:t xml:space="preserve">Alta escalabilidad. Si se agrega una nueva temporada de </w:t>
-      </w:r>
-      <w:proofErr w:type="spellStart"/>
-      <w:r>
-        <w:t>FBref</w:t>
-      </w:r>
-      <w:proofErr w:type="spellEnd"/>
-      <w:r>
-        <w:t xml:space="preserve">: el pipeline de normalización funciona sin cambios; solo habría que actualizar </w:t>
-      </w:r>
-      <w:proofErr w:type="spellStart"/>
-      <w:r>
-        <w:t>mapa_ligas</w:t>
-      </w:r>
-      <w:proofErr w:type="spellEnd"/>
-      <w:r>
-        <w:t xml:space="preserve"> si </w:t>
-      </w:r>
-      <w:proofErr w:type="spellStart"/>
-      <w:r>
-        <w:t>FBref</w:t>
-      </w:r>
-      <w:proofErr w:type="spellEnd"/>
-      <w:r>
-        <w:t xml:space="preserve"> cambia los prefijos; la integración por columnas comunes y la carga a la bodega son completamente automáticas.</w:t>
+        <w:lastRenderedPageBreak/>
+        <w:t>Alta escalabilidad. Si se agrega una nueva temporada de FBref: el pipeline de normalización funciona sin cambios; solo habría que actualizar mapa_ligas si FBref cambia los prefijos; la integración por columnas comunes y la carga a la bodega son completamente automáticas.</w:t>
       </w:r>
     </w:p>
     <w:p>
@@ -23954,63 +20236,7 @@
         <w:spacing w:before="30" w:after="30"/>
       </w:pPr>
       <w:r>
-        <w:t xml:space="preserve">Clasificación de rendimiento: usar </w:t>
-      </w:r>
-      <w:proofErr w:type="spellStart"/>
-      <w:r>
-        <w:t>Gls</w:t>
-      </w:r>
-      <w:proofErr w:type="spellEnd"/>
-      <w:r>
-        <w:t xml:space="preserve">, </w:t>
-      </w:r>
-      <w:proofErr w:type="spellStart"/>
-      <w:r>
-        <w:t>xG</w:t>
-      </w:r>
-      <w:proofErr w:type="spellEnd"/>
-      <w:r>
-        <w:t xml:space="preserve">, </w:t>
-      </w:r>
-      <w:proofErr w:type="spellStart"/>
-      <w:r>
-        <w:t>Ast</w:t>
-      </w:r>
-      <w:proofErr w:type="spellEnd"/>
-      <w:r>
-        <w:t xml:space="preserve">, </w:t>
-      </w:r>
-      <w:proofErr w:type="spellStart"/>
-      <w:r>
-        <w:t>PrgC</w:t>
-      </w:r>
-      <w:proofErr w:type="spellEnd"/>
-      <w:r>
-        <w:t xml:space="preserve"> como </w:t>
-      </w:r>
-      <w:proofErr w:type="spellStart"/>
-      <w:r>
-        <w:t>features</w:t>
-      </w:r>
-      <w:proofErr w:type="spellEnd"/>
-      <w:r>
-        <w:t xml:space="preserve"> con Random Forest o </w:t>
-      </w:r>
-      <w:proofErr w:type="spellStart"/>
-      <w:r>
-        <w:t>Gradient</w:t>
-      </w:r>
-      <w:proofErr w:type="spellEnd"/>
-      <w:r>
-        <w:t xml:space="preserve"> </w:t>
-      </w:r>
-      <w:proofErr w:type="spellStart"/>
-      <w:r>
-        <w:t>Boosting</w:t>
-      </w:r>
-      <w:proofErr w:type="spellEnd"/>
-      <w:r>
-        <w:t>.</w:t>
+        <w:t>Clasificación de rendimiento: usar Gls, xG, Ast, PrgC como features con Random Forest o Gradient Boosting.</w:t>
       </w:r>
     </w:p>
     <w:p>
@@ -24023,31 +20249,7 @@
         <w:spacing w:before="30" w:after="30"/>
       </w:pPr>
       <w:r>
-        <w:t xml:space="preserve">Predicción de goles: regresión con </w:t>
-      </w:r>
-      <w:proofErr w:type="spellStart"/>
-      <w:r>
-        <w:t>xG</w:t>
-      </w:r>
-      <w:proofErr w:type="spellEnd"/>
-      <w:r>
-        <w:t xml:space="preserve">, SoT, Min, </w:t>
-      </w:r>
-      <w:proofErr w:type="spellStart"/>
-      <w:r>
-        <w:t>Pos_encoded</w:t>
-      </w:r>
-      <w:proofErr w:type="spellEnd"/>
-      <w:r>
-        <w:t xml:space="preserve">; la alta correlación </w:t>
-      </w:r>
-      <w:proofErr w:type="spellStart"/>
-      <w:r>
-        <w:t>Gls-xG</w:t>
-      </w:r>
-      <w:proofErr w:type="spellEnd"/>
-      <w:r>
-        <w:t xml:space="preserve"> favorece modelos lineales.</w:t>
+        <w:t>Predicción de goles: regresión con xG, SoT, Min, Pos_encoded; la alta correlación Gls-xG favorece modelos lineales.</w:t>
       </w:r>
     </w:p>
     <w:p>
@@ -24059,14 +20261,8 @@
         </w:numPr>
         <w:spacing w:before="30" w:after="30"/>
       </w:pPr>
-      <w:proofErr w:type="spellStart"/>
       <w:r>
-        <w:lastRenderedPageBreak/>
-        <w:t>Clustering</w:t>
-      </w:r>
-      <w:proofErr w:type="spellEnd"/>
-      <w:r>
-        <w:t xml:space="preserve"> de perfiles: K-Means o DBSCAN sobre variables estandarizadas para descubrir arquetipos tácticos.</w:t>
+        <w:t>Clustering de perfiles: K-Means o DBSCAN sobre variables estandarizadas para descubrir arquetipos tácticos.</w:t>
       </w:r>
     </w:p>
     <w:p>
@@ -24160,31 +20356,7 @@
         <w:spacing w:before="30" w:after="30"/>
       </w:pPr>
       <w:r>
-        <w:t xml:space="preserve">El análisis descriptivo reveló que la distribución de goles y </w:t>
-      </w:r>
-      <w:proofErr w:type="spellStart"/>
-      <w:r>
-        <w:t>xG</w:t>
-      </w:r>
-      <w:proofErr w:type="spellEnd"/>
-      <w:r>
-        <w:t xml:space="preserve"> es fuertemente asimétrica a la derecha, la edad promedio es ~25.6 años, y la correlación más fuerte con </w:t>
-      </w:r>
-      <w:proofErr w:type="spellStart"/>
-      <w:r>
-        <w:t>Gls</w:t>
-      </w:r>
-      <w:proofErr w:type="spellEnd"/>
-      <w:r>
-        <w:t xml:space="preserve"> es </w:t>
-      </w:r>
-      <w:proofErr w:type="spellStart"/>
-      <w:r>
-        <w:t>Ast</w:t>
-      </w:r>
-      <w:proofErr w:type="spellEnd"/>
-      <w:r>
-        <w:t xml:space="preserve"> (0.44), seguida de MP (0.41) y Min (0.35).</w:t>
+        <w:t>El análisis descriptivo reveló que la distribución de goles y xG es fuertemente asimétrica a la derecha, la edad promedio es ~25.6 años, y la correlación más fuerte con Gls es Ast (0.44), seguida de MP (0.41) y Min (0.35).</w:t>
       </w:r>
     </w:p>
     <w:p>
@@ -24197,47 +20369,7 @@
         <w:spacing w:before="30" w:after="30"/>
       </w:pPr>
       <w:r>
-        <w:t xml:space="preserve">Se implementó el esquema estrella con tablas </w:t>
-      </w:r>
-      <w:proofErr w:type="spellStart"/>
-      <w:r>
-        <w:t>dim_jugador</w:t>
-      </w:r>
-      <w:proofErr w:type="spellEnd"/>
-      <w:r>
-        <w:t xml:space="preserve">, </w:t>
-      </w:r>
-      <w:proofErr w:type="spellStart"/>
-      <w:r>
-        <w:t>dim_club</w:t>
-      </w:r>
-      <w:proofErr w:type="spellEnd"/>
-      <w:r>
-        <w:t xml:space="preserve">, </w:t>
-      </w:r>
-      <w:proofErr w:type="spellStart"/>
-      <w:r>
-        <w:t>dim_liga</w:t>
-      </w:r>
-      <w:proofErr w:type="spellEnd"/>
-      <w:r>
-        <w:t xml:space="preserve">, </w:t>
-      </w:r>
-      <w:proofErr w:type="spellStart"/>
-      <w:r>
-        <w:t>dim_temporada</w:t>
-      </w:r>
-      <w:proofErr w:type="spellEnd"/>
-      <w:r>
-        <w:t xml:space="preserve"> y </w:t>
-      </w:r>
-      <w:proofErr w:type="spellStart"/>
-      <w:r>
-        <w:t>fact_estadisticas</w:t>
-      </w:r>
-      <w:proofErr w:type="spellEnd"/>
-      <w:r>
-        <w:t>. Tras aplicar filtros de calidad se retuvieron 10,781 registros confiables, que fueron cargados a una base de datos relacional (SQLite, con código listo para MySQL).</w:t>
+        <w:t>Se implementó el esquema estrella con tablas dim_jugador, dim_club, dim_liga, dim_temporada y fact_estadisticas. Tras aplicar filtros de calidad se retuvieron 10,781 registros confiables, que fueron cargados a una base de datos relacional (SQLite, con código listo para MySQL).</w:t>
       </w:r>
     </w:p>
     <w:p>
@@ -24250,23 +20382,7 @@
         <w:spacing w:before="30" w:after="30"/>
       </w:pPr>
       <w:r>
-        <w:t xml:space="preserve">El </w:t>
-      </w:r>
-      <w:proofErr w:type="spellStart"/>
-      <w:r>
-        <w:t>dataset</w:t>
-      </w:r>
-      <w:proofErr w:type="spellEnd"/>
-      <w:r>
-        <w:t xml:space="preserve"> resultante está listo para aplicar técnicas de ML supervisado (predicción de goles, clasificación de rendimiento) y no supervisado (</w:t>
-      </w:r>
-      <w:proofErr w:type="spellStart"/>
-      <w:r>
-        <w:t>clustering</w:t>
-      </w:r>
-      <w:proofErr w:type="spellEnd"/>
-      <w:r>
-        <w:t xml:space="preserve"> de perfiles tácticos).</w:t>
+        <w:t>El dataset resultante está listo para aplicar técnicas de ML supervisado (predicción de goles, clasificación de rendimiento) y no supervisado (clustering de perfiles tácticos).</w:t>
       </w:r>
     </w:p>
     <w:p>
@@ -24288,16 +20404,8 @@
         <w:rPr>
           <w:lang w:val="en-US"/>
         </w:rPr>
-        <w:t xml:space="preserve">12. </w:t>
+        <w:t>12. Referencias</w:t>
       </w:r>
-      <w:proofErr w:type="spellStart"/>
-      <w:r>
-        <w:rPr>
-          <w:lang w:val="en-US"/>
-        </w:rPr>
-        <w:t>Referencias</w:t>
-      </w:r>
-      <w:proofErr w:type="spellEnd"/>
     </w:p>
     <w:p>
       <w:pPr>
@@ -24322,33 +20430,14 @@
           <w:lang w:val="en-US"/>
         </w:rPr>
       </w:pPr>
-      <w:proofErr w:type="spellStart"/>
       <w:r>
-        <w:t>Kaggle</w:t>
-      </w:r>
-      <w:proofErr w:type="spellEnd"/>
-      <w:r>
-        <w:t xml:space="preserve">. </w:t>
+        <w:t xml:space="preserve">Kaggle. </w:t>
       </w:r>
       <w:r>
         <w:rPr>
           <w:lang w:val="en-US"/>
         </w:rPr>
-        <w:t xml:space="preserve">Football Player Stats 2022-23. </w:t>
-      </w:r>
-      <w:proofErr w:type="spellStart"/>
-      <w:r>
-        <w:rPr>
-          <w:lang w:val="en-US"/>
-        </w:rPr>
-        <w:t>Recuperado</w:t>
-      </w:r>
-      <w:proofErr w:type="spellEnd"/>
-      <w:r>
-        <w:rPr>
-          <w:lang w:val="en-US"/>
-        </w:rPr>
-        <w:t xml:space="preserve"> de https://www.kaggle.com</w:t>
+        <w:t>Football Player Stats 2022-23. Recuperado de https://www.kaggle.com</w:t>
       </w:r>
     </w:p>
     <w:p>
@@ -24371,33 +20460,11 @@
         <w:spacing w:before="70" w:after="70"/>
         <w:jc w:val="both"/>
       </w:pPr>
-      <w:proofErr w:type="spellStart"/>
       <w:r>
         <w:rPr>
           <w:lang w:val="en-US"/>
         </w:rPr>
-        <w:t>Géron</w:t>
-      </w:r>
-      <w:proofErr w:type="spellEnd"/>
-      <w:r>
-        <w:rPr>
-          <w:lang w:val="en-US"/>
-        </w:rPr>
-        <w:t xml:space="preserve">, A. (2022). Hands-On Machine Learning with Scikit-Learn, </w:t>
-      </w:r>
-      <w:proofErr w:type="spellStart"/>
-      <w:r>
-        <w:rPr>
-          <w:lang w:val="en-US"/>
-        </w:rPr>
-        <w:t>Keras</w:t>
-      </w:r>
-      <w:proofErr w:type="spellEnd"/>
-      <w:r>
-        <w:rPr>
-          <w:lang w:val="en-US"/>
-        </w:rPr>
-        <w:t xml:space="preserve">, and TensorFlow (3rd ed.). </w:t>
+        <w:t xml:space="preserve">Géron, A. (2022). Hands-On Machine Learning with Scikit-Learn, Keras, and TensorFlow (3rd ed.). </w:t>
       </w:r>
       <w:r>
         <w:t>O'Reilly Media.</w:t>
@@ -24408,21 +20475,8 @@
         <w:spacing w:before="70" w:after="70"/>
         <w:jc w:val="both"/>
       </w:pPr>
-      <w:proofErr w:type="spellStart"/>
       <w:r>
-        <w:t>FBref</w:t>
-      </w:r>
-      <w:proofErr w:type="spellEnd"/>
-      <w:r>
-        <w:t xml:space="preserve"> </w:t>
-      </w:r>
-      <w:proofErr w:type="spellStart"/>
-      <w:r>
-        <w:t>Glossary</w:t>
-      </w:r>
-      <w:proofErr w:type="spellEnd"/>
-      <w:r>
-        <w:t>. Recuperado de https://fbref.com/en/fb/glossary</w:t>
+        <w:t>FBref Glossary. Recuperado de https://fbref.com/en/fb/glossary</w:t>
       </w:r>
     </w:p>
     <w:p>
@@ -24459,15 +20513,7 @@
         <w:spacing w:before="30" w:after="30"/>
       </w:pPr>
       <w:r>
-        <w:t xml:space="preserve">dataset_futbol_procesado.csv — </w:t>
-      </w:r>
-      <w:proofErr w:type="spellStart"/>
-      <w:r>
-        <w:t>Dataset</w:t>
-      </w:r>
-      <w:proofErr w:type="spellEnd"/>
-      <w:r>
-        <w:t xml:space="preserve"> integrado preprocesado (10,793 registros, 34 columnas)</w:t>
+        <w:t>dataset_futbol_procesado.csv — Dataset integrado preprocesado (10,793 registros, 34 columnas)</w:t>
       </w:r>
     </w:p>
     <w:p>
@@ -24480,16 +20526,7 @@
         <w:spacing w:before="30" w:after="30"/>
       </w:pPr>
       <w:r>
-        <w:lastRenderedPageBreak/>
-        <w:t xml:space="preserve">top5_2023_24_procesado.csv — </w:t>
-      </w:r>
-      <w:proofErr w:type="spellStart"/>
-      <w:r>
-        <w:t>Dataset</w:t>
-      </w:r>
-      <w:proofErr w:type="spellEnd"/>
-      <w:r>
-        <w:t xml:space="preserve"> 2023-24 limpio (2,625 registros, 104 columnas)</w:t>
+        <w:t>top5_2023_24_procesado.csv — Dataset 2023-24 limpio (2,625 registros, 104 columnas)</w:t>
       </w:r>
     </w:p>
     <w:p>
@@ -24501,13 +20538,8 @@
         </w:numPr>
         <w:spacing w:before="30" w:after="30"/>
       </w:pPr>
-      <w:proofErr w:type="spellStart"/>
       <w:r>
-        <w:t>bodega_futbol.db</w:t>
-      </w:r>
-      <w:proofErr w:type="spellEnd"/>
-      <w:r>
-        <w:t xml:space="preserve"> — Base de datos SQLite con esquema estrella y 10,781 registros confiables</w:t>
+        <w:t>bodega_futbol.db — Base de datos SQLite con esquema estrella y 10,781 registros confiables</w:t>
       </w:r>
     </w:p>
     <w:p>
@@ -24519,34 +20551,16 @@
         </w:numPr>
         <w:spacing w:before="30" w:after="30"/>
       </w:pPr>
-      <w:proofErr w:type="spellStart"/>
       <w:r>
-        <w:t>taller_preprocesamiento_</w:t>
+        <w:t>taller_preprocesamiento_futbol.ipynb — Notebook con todo el código fuente del proceso</w:t>
       </w:r>
-      <w:proofErr w:type="gramStart"/>
+    </w:p>
+    <w:p>
+      <w:pPr>
+        <w:pStyle w:val="Ttulo2"/>
+      </w:pPr>
       <w:r>
-        <w:t>futbol.ipynb</w:t>
-      </w:r>
-      <w:proofErr w:type="spellEnd"/>
-      <w:proofErr w:type="gramEnd"/>
-      <w:r>
-        <w:t xml:space="preserve"> — Notebook con todo el código fuente del proceso</w:t>
-      </w:r>
-    </w:p>
-    <w:p>
-      <w:pPr>
-        <w:pStyle w:val="Ttulo2"/>
-      </w:pPr>
-      <w:r>
-        <w:t xml:space="preserve">Anexo B — Columnas comunes a los 4 </w:t>
-      </w:r>
-      <w:proofErr w:type="spellStart"/>
-      <w:r>
-        <w:t>datasets</w:t>
-      </w:r>
-      <w:proofErr w:type="spellEnd"/>
-      <w:r>
-        <w:t xml:space="preserve"> (28)</w:t>
+        <w:t>Anexo B — Columnas comunes a los 4 datasets (28)</w:t>
       </w:r>
     </w:p>
     <w:p>
@@ -24561,184 +20575,8 @@
         <w:rPr>
           <w:lang w:val="en-US"/>
         </w:rPr>
-        <w:t xml:space="preserve">2CrdY, 90s, Age, Born, Comp, </w:t>
+        <w:t>2CrdY, 90s, Age, Born, Comp, CrdR, CrdY, Crs, Fld, Fls, G/Sh, G/SoT, Int, MP, Min, Nation, OG, Off, PKatt, Player, Pos, Rk, SoT, SoT%, Squad, Starts, Temporada, TklW</w:t>
       </w:r>
-      <w:proofErr w:type="spellStart"/>
-      <w:r>
-        <w:rPr>
-          <w:lang w:val="en-US"/>
-        </w:rPr>
-        <w:t>CrdR</w:t>
-      </w:r>
-      <w:proofErr w:type="spellEnd"/>
-      <w:r>
-        <w:rPr>
-          <w:lang w:val="en-US"/>
-        </w:rPr>
-        <w:t xml:space="preserve">, </w:t>
-      </w:r>
-      <w:proofErr w:type="spellStart"/>
-      <w:r>
-        <w:rPr>
-          <w:lang w:val="en-US"/>
-        </w:rPr>
-        <w:t>CrdY</w:t>
-      </w:r>
-      <w:proofErr w:type="spellEnd"/>
-      <w:r>
-        <w:rPr>
-          <w:lang w:val="en-US"/>
-        </w:rPr>
-        <w:t xml:space="preserve">, </w:t>
-      </w:r>
-      <w:proofErr w:type="spellStart"/>
-      <w:r>
-        <w:rPr>
-          <w:lang w:val="en-US"/>
-        </w:rPr>
-        <w:t>Crs</w:t>
-      </w:r>
-      <w:proofErr w:type="spellEnd"/>
-      <w:r>
-        <w:rPr>
-          <w:lang w:val="en-US"/>
-        </w:rPr>
-        <w:t xml:space="preserve">, </w:t>
-      </w:r>
-      <w:proofErr w:type="spellStart"/>
-      <w:r>
-        <w:rPr>
-          <w:lang w:val="en-US"/>
-        </w:rPr>
-        <w:t>Fld</w:t>
-      </w:r>
-      <w:proofErr w:type="spellEnd"/>
-      <w:r>
-        <w:rPr>
-          <w:lang w:val="en-US"/>
-        </w:rPr>
-        <w:t xml:space="preserve">, </w:t>
-      </w:r>
-      <w:proofErr w:type="spellStart"/>
-      <w:r>
-        <w:rPr>
-          <w:lang w:val="en-US"/>
-        </w:rPr>
-        <w:t>Fls</w:t>
-      </w:r>
-      <w:proofErr w:type="spellEnd"/>
-      <w:r>
-        <w:rPr>
-          <w:lang w:val="en-US"/>
-        </w:rPr>
-        <w:t>, G/</w:t>
-      </w:r>
-      <w:proofErr w:type="spellStart"/>
-      <w:r>
-        <w:rPr>
-          <w:lang w:val="en-US"/>
-        </w:rPr>
-        <w:t>Sh</w:t>
-      </w:r>
-      <w:proofErr w:type="spellEnd"/>
-      <w:r>
-        <w:rPr>
-          <w:lang w:val="en-US"/>
-        </w:rPr>
-        <w:t>, G/</w:t>
-      </w:r>
-      <w:proofErr w:type="spellStart"/>
-      <w:r>
-        <w:rPr>
-          <w:lang w:val="en-US"/>
-        </w:rPr>
-        <w:t>SoT</w:t>
-      </w:r>
-      <w:proofErr w:type="spellEnd"/>
-      <w:r>
-        <w:rPr>
-          <w:lang w:val="en-US"/>
-        </w:rPr>
-        <w:t xml:space="preserve">, Int, MP, Min, Nation, OG, Off, </w:t>
-      </w:r>
-      <w:proofErr w:type="spellStart"/>
-      <w:r>
-        <w:rPr>
-          <w:lang w:val="en-US"/>
-        </w:rPr>
-        <w:t>PKatt</w:t>
-      </w:r>
-      <w:proofErr w:type="spellEnd"/>
-      <w:r>
-        <w:rPr>
-          <w:lang w:val="en-US"/>
-        </w:rPr>
-        <w:t xml:space="preserve">, Player, Pos, </w:t>
-      </w:r>
-      <w:proofErr w:type="spellStart"/>
-      <w:r>
-        <w:rPr>
-          <w:lang w:val="en-US"/>
-        </w:rPr>
-        <w:t>Rk</w:t>
-      </w:r>
-      <w:proofErr w:type="spellEnd"/>
-      <w:r>
-        <w:rPr>
-          <w:lang w:val="en-US"/>
-        </w:rPr>
-        <w:t xml:space="preserve">, </w:t>
-      </w:r>
-      <w:proofErr w:type="spellStart"/>
-      <w:r>
-        <w:rPr>
-          <w:lang w:val="en-US"/>
-        </w:rPr>
-        <w:t>SoT</w:t>
-      </w:r>
-      <w:proofErr w:type="spellEnd"/>
-      <w:r>
-        <w:rPr>
-          <w:lang w:val="en-US"/>
-        </w:rPr>
-        <w:t xml:space="preserve">, </w:t>
-      </w:r>
-      <w:proofErr w:type="spellStart"/>
-      <w:r>
-        <w:rPr>
-          <w:lang w:val="en-US"/>
-        </w:rPr>
-        <w:t>SoT</w:t>
-      </w:r>
-      <w:proofErr w:type="spellEnd"/>
-      <w:r>
-        <w:rPr>
-          <w:lang w:val="en-US"/>
-        </w:rPr>
-        <w:t xml:space="preserve">%, Squad, Starts, </w:t>
-      </w:r>
-      <w:proofErr w:type="spellStart"/>
-      <w:r>
-        <w:rPr>
-          <w:lang w:val="en-US"/>
-        </w:rPr>
-        <w:t>Temporada</w:t>
-      </w:r>
-      <w:proofErr w:type="spellEnd"/>
-      <w:r>
-        <w:rPr>
-          <w:lang w:val="en-US"/>
-        </w:rPr>
-        <w:t xml:space="preserve">, </w:t>
-      </w:r>
-      <w:proofErr w:type="spellStart"/>
-      <w:r>
-        <w:rPr>
-          <w:lang w:val="en-US"/>
-        </w:rPr>
-        <w:t>TklW</w:t>
-      </w:r>
-      <w:proofErr w:type="spellEnd"/>
     </w:p>
     <w:p>
       <w:pPr>
@@ -24770,12 +20608,6 @@
         <w:gridCol w:w="6360"/>
       </w:tblGrid>
       <w:tr>
-        <w:tblPrEx>
-          <w:tblCellMar>
-            <w:top w:w="0" w:type="dxa"/>
-            <w:bottom w:w="0" w:type="dxa"/>
-          </w:tblCellMar>
-        </w:tblPrEx>
         <w:trPr>
           <w:tblHeader/>
         </w:trPr>
@@ -24847,12 +20679,6 @@
         </w:tc>
       </w:tr>
       <w:tr>
-        <w:tblPrEx>
-          <w:tblCellMar>
-            <w:top w:w="0" w:type="dxa"/>
-            <w:bottom w:w="0" w:type="dxa"/>
-          </w:tblCellMar>
-        </w:tblPrEx>
         <w:tc>
           <w:tcPr>
             <w:tcW w:w="3000" w:type="dxa"/>
@@ -24909,12 +20735,6 @@
         </w:tc>
       </w:tr>
       <w:tr>
-        <w:tblPrEx>
-          <w:tblCellMar>
-            <w:top w:w="0" w:type="dxa"/>
-            <w:bottom w:w="0" w:type="dxa"/>
-          </w:tblCellMar>
-        </w:tblPrEx>
         <w:tc>
           <w:tcPr>
             <w:tcW w:w="3000" w:type="dxa"/>
@@ -24971,12 +20791,6 @@
         </w:tc>
       </w:tr>
       <w:tr>
-        <w:tblPrEx>
-          <w:tblCellMar>
-            <w:top w:w="0" w:type="dxa"/>
-            <w:bottom w:w="0" w:type="dxa"/>
-          </w:tblCellMar>
-        </w:tblPrEx>
         <w:tc>
           <w:tcPr>
             <w:tcW w:w="3000" w:type="dxa"/>
@@ -24995,7 +20809,6 @@
             </w:tcMar>
           </w:tcPr>
           <w:p>
-            <w:proofErr w:type="spellStart"/>
             <w:r>
               <w:rPr>
                 <w:sz w:val="19"/>
@@ -25003,7 +20816,6 @@
               </w:rPr>
               <w:t>numpy</w:t>
             </w:r>
-            <w:proofErr w:type="spellEnd"/>
           </w:p>
         </w:tc>
         <w:tc>
@@ -25035,12 +20847,6 @@
         </w:tc>
       </w:tr>
       <w:tr>
-        <w:tblPrEx>
-          <w:tblCellMar>
-            <w:top w:w="0" w:type="dxa"/>
-            <w:bottom w:w="0" w:type="dxa"/>
-          </w:tblCellMar>
-        </w:tblPrEx>
         <w:tc>
           <w:tcPr>
             <w:tcW w:w="3000" w:type="dxa"/>
@@ -25059,31 +20865,13 @@
             </w:tcMar>
           </w:tcPr>
           <w:p>
-            <w:proofErr w:type="spellStart"/>
-            <w:r>
-              <w:rPr>
-                <w:sz w:val="19"/>
-                <w:szCs w:val="19"/>
-              </w:rPr>
-              <w:t>matplotlib</w:t>
-            </w:r>
-            <w:proofErr w:type="spellEnd"/>
-            <w:r>
-              <w:rPr>
-                <w:sz w:val="19"/>
-                <w:szCs w:val="19"/>
-              </w:rPr>
-              <w:t xml:space="preserve"> / </w:t>
-            </w:r>
-            <w:proofErr w:type="spellStart"/>
-            <w:r>
-              <w:rPr>
-                <w:sz w:val="19"/>
-                <w:szCs w:val="19"/>
-              </w:rPr>
-              <w:t>seaborn</w:t>
-            </w:r>
-            <w:proofErr w:type="spellEnd"/>
+            <w:r>
+              <w:rPr>
+                <w:sz w:val="19"/>
+                <w:szCs w:val="19"/>
+              </w:rPr>
+              <w:t>matplotlib / seaborn</w:t>
+            </w:r>
           </w:p>
         </w:tc>
         <w:tc>
@@ -25115,12 +20903,6 @@
         </w:tc>
       </w:tr>
       <w:tr>
-        <w:tblPrEx>
-          <w:tblCellMar>
-            <w:top w:w="0" w:type="dxa"/>
-            <w:bottom w:w="0" w:type="dxa"/>
-          </w:tblCellMar>
-        </w:tblPrEx>
         <w:tc>
           <w:tcPr>
             <w:tcW w:w="3000" w:type="dxa"/>
@@ -25139,7 +20921,6 @@
             </w:tcMar>
           </w:tcPr>
           <w:p>
-            <w:proofErr w:type="spellStart"/>
             <w:r>
               <w:rPr>
                 <w:sz w:val="19"/>
@@ -25147,7 +20928,6 @@
               </w:rPr>
               <w:t>scikit-learn</w:t>
             </w:r>
-            <w:proofErr w:type="spellEnd"/>
           </w:p>
         </w:tc>
         <w:tc>
@@ -25168,41 +20948,17 @@
             </w:tcMar>
           </w:tcPr>
           <w:p>
-            <w:proofErr w:type="spellStart"/>
-            <w:r>
-              <w:rPr>
-                <w:sz w:val="19"/>
-                <w:szCs w:val="19"/>
-              </w:rPr>
-              <w:t>LabelEncoder</w:t>
-            </w:r>
-            <w:proofErr w:type="spellEnd"/>
-            <w:r>
-              <w:rPr>
-                <w:sz w:val="19"/>
-                <w:szCs w:val="19"/>
-              </w:rPr>
-              <w:t xml:space="preserve"> y </w:t>
-            </w:r>
-            <w:proofErr w:type="spellStart"/>
-            <w:r>
-              <w:rPr>
-                <w:sz w:val="19"/>
-                <w:szCs w:val="19"/>
-              </w:rPr>
-              <w:t>StandardScaler</w:t>
-            </w:r>
-            <w:proofErr w:type="spellEnd"/>
+            <w:r>
+              <w:rPr>
+                <w:sz w:val="19"/>
+                <w:szCs w:val="19"/>
+              </w:rPr>
+              <w:t>LabelEncoder y StandardScaler</w:t>
+            </w:r>
           </w:p>
         </w:tc>
       </w:tr>
       <w:tr>
-        <w:tblPrEx>
-          <w:tblCellMar>
-            <w:top w:w="0" w:type="dxa"/>
-            <w:bottom w:w="0" w:type="dxa"/>
-          </w:tblCellMar>
-        </w:tblPrEx>
         <w:tc>
           <w:tcPr>
             <w:tcW w:w="3000" w:type="dxa"/>
@@ -25259,12 +21015,6 @@
         </w:tc>
       </w:tr>
       <w:tr>
-        <w:tblPrEx>
-          <w:tblCellMar>
-            <w:top w:w="0" w:type="dxa"/>
-            <w:bottom w:w="0" w:type="dxa"/>
-          </w:tblCellMar>
-        </w:tblPrEx>
         <w:tc>
           <w:tcPr>
             <w:tcW w:w="3000" w:type="dxa"/>
@@ -25283,21 +21033,12 @@
             </w:tcMar>
           </w:tcPr>
           <w:p>
-            <w:proofErr w:type="spellStart"/>
-            <w:r>
-              <w:rPr>
-                <w:sz w:val="19"/>
-                <w:szCs w:val="19"/>
-              </w:rPr>
-              <w:t>Jupyter</w:t>
-            </w:r>
-            <w:proofErr w:type="spellEnd"/>
-            <w:r>
-              <w:rPr>
-                <w:sz w:val="19"/>
-                <w:szCs w:val="19"/>
-              </w:rPr>
-              <w:t xml:space="preserve"> Notebook</w:t>
+            <w:r>
+              <w:rPr>
+                <w:sz w:val="19"/>
+                <w:szCs w:val="19"/>
+              </w:rPr>
+              <w:t>Jupyter Notebook</w:t>
             </w:r>
           </w:p>
         </w:tc>
@@ -25336,8 +21077,8 @@
       </w:pPr>
     </w:p>
     <w:sectPr>
-      <w:headerReference w:type="default" r:id="rId8"/>
-      <w:footerReference w:type="default" r:id="rId9"/>
+      <w:headerReference w:type="default" r:id="rId12"/>
+      <w:footerReference w:type="default" r:id="rId13"/>
       <w:pgSz w:w="12240" w:h="15840"/>
       <w:pgMar w:top="1440" w:right="1440" w:bottom="1440" w:left="1440" w:header="708" w:footer="708" w:gutter="0"/>
       <w:cols w:space="720"/>
@@ -25381,25 +21122,7 @@
         <w:sz w:val="18"/>
         <w:szCs w:val="18"/>
       </w:rPr>
-      <w:t xml:space="preserve">UNAL — Minería de Datos — </w:t>
-    </w:r>
-    <w:proofErr w:type="gramStart"/>
-    <w:r>
-      <w:rPr>
-        <w:color w:val="666666"/>
-        <w:sz w:val="18"/>
-        <w:szCs w:val="18"/>
-      </w:rPr>
-      <w:t>2026  |</w:t>
-    </w:r>
-    <w:proofErr w:type="gramEnd"/>
-    <w:r>
-      <w:rPr>
-        <w:color w:val="666666"/>
-        <w:sz w:val="18"/>
-        <w:szCs w:val="18"/>
-      </w:rPr>
-      <w:t xml:space="preserve">  Pág. </w:t>
+      <w:t xml:space="preserve">UNAL — Minería de Datos — 2026  |  Pág. </w:t>
     </w:r>
     <w:r>
       <w:rPr>
